--- a/int Prep/JavaScript - Interview prep.docx
+++ b/int Prep/JavaScript - Interview prep.docx
@@ -149,6 +149,172 @@
           <w:rFonts w:ascii="Times New Roman" w:hAnsi="Times New Roman" w:cs="Times New Roman"/>
           <w:b/>
           <w:bCs/>
+          <w:color w:val="92D050"/>
+          <w:sz w:val="24"/>
+          <w:szCs w:val="24"/>
+        </w:rPr>
+      </w:pPr>
+      <w:r>
+        <w:rPr>
+          <w:rFonts w:ascii="Times New Roman" w:hAnsi="Times New Roman" w:cs="Times New Roman"/>
+          <w:b/>
+          <w:bCs/>
+          <w:color w:val="92D050"/>
+          <w:sz w:val="24"/>
+          <w:szCs w:val="24"/>
+        </w:rPr>
+        <w:t>Purpose of JavaScript:</w:t>
+      </w:r>
+    </w:p>
+    <w:p>
+      <w:pPr>
+        <w:rPr>
+          <w:rFonts w:ascii="Times New Roman" w:hAnsi="Times New Roman" w:cs="Times New Roman"/>
+          <w:sz w:val="24"/>
+          <w:szCs w:val="24"/>
+        </w:rPr>
+      </w:pPr>
+      <w:r>
+        <w:rPr>
+          <w:rFonts w:ascii="Times New Roman" w:hAnsi="Times New Roman" w:cs="Times New Roman"/>
+          <w:sz w:val="24"/>
+          <w:szCs w:val="24"/>
+        </w:rPr>
+        <w:t>Client-Side Scripting: JavaScript is mainly used for client-side development, it runs in the user's web browser without the need for server-side processing.</w:t>
+      </w:r>
+    </w:p>
+    <w:p>
+      <w:pPr>
+        <w:rPr>
+          <w:rFonts w:ascii="Times New Roman" w:hAnsi="Times New Roman" w:cs="Times New Roman"/>
+          <w:sz w:val="24"/>
+          <w:szCs w:val="24"/>
+        </w:rPr>
+      </w:pPr>
+      <w:r>
+        <w:rPr>
+          <w:rFonts w:ascii="Times New Roman" w:hAnsi="Times New Roman" w:cs="Times New Roman"/>
+          <w:sz w:val="24"/>
+          <w:szCs w:val="24"/>
+        </w:rPr>
+        <w:t xml:space="preserve">DOM Manipulation: JavaScript can interact with the Document Object Model (DOM), enabling developers to modify the content and structure of web pages dynamically. </w:t>
+      </w:r>
+    </w:p>
+    <w:p>
+      <w:pPr>
+        <w:rPr>
+          <w:rFonts w:ascii="Times New Roman" w:hAnsi="Times New Roman" w:cs="Times New Roman"/>
+          <w:sz w:val="24"/>
+          <w:szCs w:val="24"/>
+        </w:rPr>
+      </w:pPr>
+      <w:r>
+        <w:rPr>
+          <w:rFonts w:ascii="Times New Roman" w:hAnsi="Times New Roman" w:cs="Times New Roman"/>
+          <w:sz w:val="24"/>
+          <w:szCs w:val="24"/>
+        </w:rPr>
+        <w:t>Event Handling: JavaScript allows developers to respond to user interactions such as clicks, key presses, or form submissions, making web pages more interactive.</w:t>
+      </w:r>
+    </w:p>
+    <w:p>
+      <w:pPr>
+        <w:rPr>
+          <w:rFonts w:ascii="Times New Roman" w:hAnsi="Times New Roman" w:cs="Times New Roman"/>
+          <w:sz w:val="24"/>
+          <w:szCs w:val="24"/>
+        </w:rPr>
+      </w:pPr>
+      <w:r>
+        <w:rPr>
+          <w:rFonts w:ascii="Times New Roman" w:hAnsi="Times New Roman" w:cs="Times New Roman"/>
+          <w:sz w:val="24"/>
+          <w:szCs w:val="24"/>
+        </w:rPr>
+        <w:t>Form Validation: JavaScript can validate user input in forms before submitting data to the server</w:t>
+      </w:r>
+    </w:p>
+    <w:p>
+      <w:pPr>
+        <w:rPr>
+          <w:rFonts w:ascii="Times New Roman" w:hAnsi="Times New Roman" w:cs="Times New Roman"/>
+          <w:sz w:val="24"/>
+          <w:szCs w:val="24"/>
+        </w:rPr>
+      </w:pPr>
+      <w:r>
+        <w:rPr>
+          <w:rFonts w:ascii="Times New Roman" w:hAnsi="Times New Roman" w:cs="Times New Roman"/>
+          <w:sz w:val="24"/>
+          <w:szCs w:val="24"/>
+        </w:rPr>
+        <w:t>Asynchronous Operations: JavaScript supports asynchronous programming through techniques like callbacks, promises, and async/await</w:t>
+      </w:r>
+      <w:r>
+        <w:rPr>
+          <w:rFonts w:ascii="Times New Roman" w:hAnsi="Times New Roman" w:cs="Times New Roman"/>
+          <w:sz w:val="24"/>
+          <w:szCs w:val="24"/>
+        </w:rPr>
+        <w:t>.</w:t>
+      </w:r>
+    </w:p>
+    <w:p>
+      <w:pPr>
+        <w:rPr>
+          <w:rFonts w:ascii="Times New Roman" w:hAnsi="Times New Roman" w:cs="Times New Roman"/>
+          <w:sz w:val="24"/>
+          <w:szCs w:val="24"/>
+        </w:rPr>
+      </w:pPr>
+      <w:r>
+        <w:rPr>
+          <w:rFonts w:ascii="Times New Roman" w:hAnsi="Times New Roman" w:cs="Times New Roman"/>
+          <w:sz w:val="24"/>
+          <w:szCs w:val="24"/>
+        </w:rPr>
+        <w:t>Web APIs Integration: JavaScript can interact with various web APIs (e.g., Geolocation API, Fetch API, Web Storage API</w:t>
+      </w:r>
+      <w:r>
+        <w:rPr>
+          <w:rFonts w:ascii="Times New Roman" w:hAnsi="Times New Roman" w:cs="Times New Roman"/>
+          <w:sz w:val="24"/>
+          <w:szCs w:val="24"/>
+        </w:rPr>
+        <w:t>, DOM API</w:t>
+      </w:r>
+      <w:r>
+        <w:rPr>
+          <w:rFonts w:ascii="Times New Roman" w:hAnsi="Times New Roman" w:cs="Times New Roman"/>
+          <w:sz w:val="24"/>
+          <w:szCs w:val="24"/>
+        </w:rPr>
+        <w:t>) to enhance functionality, such as retrieving data from a server, storing data locally, or accessing the user’s location.</w:t>
+      </w:r>
+    </w:p>
+    <w:p>
+      <w:pPr>
+        <w:rPr>
+          <w:rFonts w:ascii="Times New Roman" w:hAnsi="Times New Roman" w:cs="Times New Roman"/>
+          <w:sz w:val="24"/>
+          <w:szCs w:val="24"/>
+        </w:rPr>
+      </w:pPr>
+      <w:r>
+        <w:rPr>
+          <w:rFonts w:ascii="Times New Roman" w:hAnsi="Times New Roman" w:cs="Times New Roman"/>
+          <w:sz w:val="24"/>
+          <w:szCs w:val="24"/>
+        </w:rPr>
+        <w:t>Cross-Platform Development: With environments like Node.js, JavaScript can also be used for server-side development, enabling the creation of full-stack applications. It's also used in mobile app development (e.g., React Native) and desktop applications (e.g., Electron).</w:t>
+      </w:r>
+    </w:p>
+    <w:p>
+      <w:pPr>
+        <w:rPr>
+          <w:rFonts w:ascii="Times New Roman" w:hAnsi="Times New Roman" w:cs="Times New Roman"/>
+          <w:b/>
+          <w:bCs/>
           <w:color w:val="833C0B" w:themeColor="accent2" w:themeShade="80"/>
           <w:sz w:val="24"/>
           <w:szCs w:val="24"/>
@@ -163,154 +329,10 @@
           <w:sz w:val="24"/>
           <w:szCs w:val="24"/>
         </w:rPr>
-        <w:t>Purpose of JavaScript:</w:t>
-      </w:r>
-    </w:p>
-    <w:p>
-      <w:pPr>
-        <w:rPr>
-          <w:rFonts w:ascii="Times New Roman" w:hAnsi="Times New Roman" w:cs="Times New Roman"/>
-          <w:sz w:val="24"/>
-          <w:szCs w:val="24"/>
-        </w:rPr>
-      </w:pPr>
-      <w:r>
-        <w:rPr>
-          <w:rFonts w:ascii="Times New Roman" w:hAnsi="Times New Roman" w:cs="Times New Roman"/>
-          <w:sz w:val="24"/>
-          <w:szCs w:val="24"/>
-        </w:rPr>
-        <w:t>Client-Side Scripting: JavaScript is mainly used for client-side development, it runs in the user's web browser without the need for server-side processing.</w:t>
-      </w:r>
-    </w:p>
-    <w:p>
-      <w:pPr>
-        <w:rPr>
-          <w:rFonts w:ascii="Times New Roman" w:hAnsi="Times New Roman" w:cs="Times New Roman"/>
-          <w:sz w:val="24"/>
-          <w:szCs w:val="24"/>
-        </w:rPr>
-      </w:pPr>
-      <w:r>
-        <w:rPr>
-          <w:rFonts w:ascii="Times New Roman" w:hAnsi="Times New Roman" w:cs="Times New Roman"/>
-          <w:sz w:val="24"/>
-          <w:szCs w:val="24"/>
-        </w:rPr>
-        <w:t xml:space="preserve">DOM Manipulation: JavaScript can interact with the Document Object Model (DOM), enabling developers to modify the content and structure of web pages dynamically. </w:t>
-      </w:r>
-    </w:p>
-    <w:p>
-      <w:pPr>
-        <w:rPr>
-          <w:rFonts w:ascii="Times New Roman" w:hAnsi="Times New Roman" w:cs="Times New Roman"/>
-          <w:sz w:val="24"/>
-          <w:szCs w:val="24"/>
-        </w:rPr>
-      </w:pPr>
-      <w:r>
-        <w:rPr>
-          <w:rFonts w:ascii="Times New Roman" w:hAnsi="Times New Roman" w:cs="Times New Roman"/>
-          <w:sz w:val="24"/>
-          <w:szCs w:val="24"/>
-        </w:rPr>
-        <w:t>Event Handling: JavaScript allows developers to respond to user interactions such as clicks, key presses, or form submissions, making web pages more interactive.</w:t>
-      </w:r>
-    </w:p>
-    <w:p>
-      <w:pPr>
-        <w:rPr>
-          <w:rFonts w:ascii="Times New Roman" w:hAnsi="Times New Roman" w:cs="Times New Roman"/>
-          <w:sz w:val="24"/>
-          <w:szCs w:val="24"/>
-        </w:rPr>
-      </w:pPr>
-      <w:r>
-        <w:rPr>
-          <w:rFonts w:ascii="Times New Roman" w:hAnsi="Times New Roman" w:cs="Times New Roman"/>
-          <w:sz w:val="24"/>
-          <w:szCs w:val="24"/>
-        </w:rPr>
-        <w:t>Form Validation: JavaScript can validate user input in forms before submitting data to the server</w:t>
-      </w:r>
-    </w:p>
-    <w:p>
-      <w:pPr>
-        <w:rPr>
-          <w:rFonts w:ascii="Times New Roman" w:hAnsi="Times New Roman" w:cs="Times New Roman"/>
-          <w:sz w:val="24"/>
-          <w:szCs w:val="24"/>
-        </w:rPr>
-      </w:pPr>
-      <w:r>
-        <w:rPr>
-          <w:rFonts w:ascii="Times New Roman" w:hAnsi="Times New Roman" w:cs="Times New Roman"/>
-          <w:sz w:val="24"/>
-          <w:szCs w:val="24"/>
-        </w:rPr>
-        <w:t>Asynchronous Operations: JavaScript supports asynchronous programming through techniques like callbacks, promises, and async/await</w:t>
-      </w:r>
-      <w:r>
-        <w:rPr>
-          <w:rFonts w:ascii="Times New Roman" w:hAnsi="Times New Roman" w:cs="Times New Roman"/>
-          <w:sz w:val="24"/>
-          <w:szCs w:val="24"/>
-        </w:rPr>
-        <w:t>.</w:t>
-      </w:r>
-    </w:p>
-    <w:p>
-      <w:pPr>
-        <w:rPr>
-          <w:rFonts w:ascii="Times New Roman" w:hAnsi="Times New Roman" w:cs="Times New Roman"/>
-          <w:sz w:val="24"/>
-          <w:szCs w:val="24"/>
-        </w:rPr>
-      </w:pPr>
-      <w:r>
-        <w:rPr>
-          <w:rFonts w:ascii="Times New Roman" w:hAnsi="Times New Roman" w:cs="Times New Roman"/>
-          <w:sz w:val="24"/>
-          <w:szCs w:val="24"/>
-        </w:rPr>
-        <w:t>Web APIs Integration: JavaScript can interact with various web APIs (e.g., Geolocation API, Fetch API, Web Storage API</w:t>
-      </w:r>
-      <w:r>
-        <w:rPr>
-          <w:rFonts w:ascii="Times New Roman" w:hAnsi="Times New Roman" w:cs="Times New Roman"/>
-          <w:sz w:val="24"/>
-          <w:szCs w:val="24"/>
-        </w:rPr>
-        <w:t>, DOM API</w:t>
-      </w:r>
-      <w:r>
-        <w:rPr>
-          <w:rFonts w:ascii="Times New Roman" w:hAnsi="Times New Roman" w:cs="Times New Roman"/>
-          <w:sz w:val="24"/>
-          <w:szCs w:val="24"/>
-        </w:rPr>
-        <w:t>) to enhance functionality, such as retrieving data from a server, storing data locally, or accessing the user’s location.</w:t>
-      </w:r>
-    </w:p>
-    <w:p>
-      <w:pPr>
-        <w:rPr>
-          <w:rFonts w:ascii="Times New Roman" w:hAnsi="Times New Roman" w:cs="Times New Roman"/>
-          <w:sz w:val="24"/>
-          <w:szCs w:val="24"/>
-        </w:rPr>
-      </w:pPr>
-      <w:r>
-        <w:rPr>
-          <w:rFonts w:ascii="Times New Roman" w:hAnsi="Times New Roman" w:cs="Times New Roman"/>
-          <w:sz w:val="24"/>
-          <w:szCs w:val="24"/>
-        </w:rPr>
-        <w:t>Cross-Platform Development: With environments like Node.js, JavaScript can also be used for server-side development, enabling the creation of full-stack applications. It's also used in mobile app development (e.g., React Native) and desktop applications (e.g., Electron).</w:t>
-      </w:r>
-    </w:p>
-    <w:p>
-      <w:pPr>
+        <w:t xml:space="preserve">Explain what kind of application we can built using </w:t>
+      </w:r>
+      <w:proofErr w:type="spellStart"/>
+      <w:r>
         <w:rPr>
           <w:rFonts w:ascii="Times New Roman" w:hAnsi="Times New Roman" w:cs="Times New Roman"/>
           <w:b/>
@@ -319,7 +341,9 @@
           <w:sz w:val="24"/>
           <w:szCs w:val="24"/>
         </w:rPr>
-      </w:pPr>
+        <w:t>Javascript</w:t>
+      </w:r>
+      <w:proofErr w:type="spellEnd"/>
       <w:r>
         <w:rPr>
           <w:rFonts w:ascii="Times New Roman" w:hAnsi="Times New Roman" w:cs="Times New Roman"/>
@@ -329,31 +353,7 @@
           <w:sz w:val="24"/>
           <w:szCs w:val="24"/>
         </w:rPr>
-        <w:t xml:space="preserve">Explain what kind of application we can built using </w:t>
-      </w:r>
-      <w:proofErr w:type="spellStart"/>
-      <w:r>
-        <w:rPr>
-          <w:rFonts w:ascii="Times New Roman" w:hAnsi="Times New Roman" w:cs="Times New Roman"/>
-          <w:b/>
-          <w:bCs/>
-          <w:color w:val="833C0B" w:themeColor="accent2" w:themeShade="80"/>
-          <w:sz w:val="24"/>
-          <w:szCs w:val="24"/>
-        </w:rPr>
-        <w:t>Javascript</w:t>
-      </w:r>
-      <w:proofErr w:type="spellEnd"/>
-      <w:r>
-        <w:rPr>
-          <w:rFonts w:ascii="Times New Roman" w:hAnsi="Times New Roman" w:cs="Times New Roman"/>
-          <w:b/>
-          <w:bCs/>
-          <w:color w:val="833C0B" w:themeColor="accent2" w:themeShade="80"/>
-          <w:sz w:val="24"/>
-          <w:szCs w:val="24"/>
-        </w:rPr>
-        <w:t>.</w:t>
+        <w:t>?</w:t>
       </w:r>
     </w:p>
     <w:p>
@@ -727,15 +727,19 @@
       <w:pPr>
         <w:rPr>
           <w:rFonts w:ascii="Times New Roman" w:hAnsi="Times New Roman" w:cs="Times New Roman"/>
-          <w:color w:val="7030A0"/>
-          <w:sz w:val="24"/>
-          <w:szCs w:val="24"/>
-        </w:rPr>
-      </w:pPr>
-      <w:r>
-        <w:rPr>
-          <w:rFonts w:ascii="Times New Roman" w:hAnsi="Times New Roman" w:cs="Times New Roman"/>
-          <w:color w:val="7030A0"/>
+          <w:b/>
+          <w:bCs/>
+          <w:color w:val="92D050"/>
+          <w:sz w:val="24"/>
+          <w:szCs w:val="24"/>
+        </w:rPr>
+      </w:pPr>
+      <w:r>
+        <w:rPr>
+          <w:rFonts w:ascii="Times New Roman" w:hAnsi="Times New Roman" w:cs="Times New Roman"/>
+          <w:b/>
+          <w:bCs/>
+          <w:color w:val="92D050"/>
           <w:sz w:val="24"/>
           <w:szCs w:val="24"/>
         </w:rPr>
@@ -746,15 +750,19 @@
       <w:pPr>
         <w:rPr>
           <w:rFonts w:ascii="Times New Roman" w:hAnsi="Times New Roman" w:cs="Times New Roman"/>
-          <w:color w:val="7030A0"/>
-          <w:sz w:val="24"/>
-          <w:szCs w:val="24"/>
-        </w:rPr>
-      </w:pPr>
-      <w:r>
-        <w:rPr>
-          <w:rFonts w:ascii="Times New Roman" w:hAnsi="Times New Roman" w:cs="Times New Roman"/>
-          <w:color w:val="7030A0"/>
+          <w:b/>
+          <w:bCs/>
+          <w:color w:val="92D050"/>
+          <w:sz w:val="24"/>
+          <w:szCs w:val="24"/>
+        </w:rPr>
+      </w:pPr>
+      <w:r>
+        <w:rPr>
+          <w:rFonts w:ascii="Times New Roman" w:hAnsi="Times New Roman" w:cs="Times New Roman"/>
+          <w:b/>
+          <w:bCs/>
+          <w:color w:val="92D050"/>
           <w:sz w:val="24"/>
           <w:szCs w:val="24"/>
         </w:rPr>
@@ -938,6 +946,332 @@
         <w:t>() to safely check types before operations.</w:t>
       </w:r>
     </w:p>
+    <w:tbl>
+      <w:tblPr>
+        <w:tblW w:w="9819" w:type="dxa"/>
+        <w:tblInd w:w="-185" w:type="dxa"/>
+        <w:tblBorders>
+          <w:top w:val="single" w:sz="4" w:space="0" w:color="auto"/>
+          <w:left w:val="single" w:sz="4" w:space="0" w:color="auto"/>
+          <w:bottom w:val="single" w:sz="4" w:space="0" w:color="auto"/>
+          <w:right w:val="single" w:sz="4" w:space="0" w:color="auto"/>
+          <w:insideH w:val="single" w:sz="4" w:space="0" w:color="auto"/>
+          <w:insideV w:val="single" w:sz="4" w:space="0" w:color="auto"/>
+        </w:tblBorders>
+        <w:tblLook w:val="0000" w:firstRow="0" w:lastRow="0" w:firstColumn="0" w:lastColumn="0" w:noHBand="0" w:noVBand="0"/>
+      </w:tblPr>
+      <w:tblGrid>
+        <w:gridCol w:w="9819"/>
+      </w:tblGrid>
+      <w:tr>
+        <w:trPr>
+          <w:trHeight w:val="1670"/>
+        </w:trPr>
+        <w:tc>
+          <w:tcPr>
+            <w:tcW w:w="9819" w:type="dxa"/>
+          </w:tcPr>
+          <w:p>
+            <w:pPr>
+              <w:rPr>
+                <w:rFonts w:ascii="Times New Roman" w:hAnsi="Times New Roman" w:cs="Times New Roman"/>
+                <w:b/>
+                <w:bCs/>
+                <w:color w:val="7030A0"/>
+                <w:sz w:val="24"/>
+                <w:szCs w:val="24"/>
+              </w:rPr>
+            </w:pPr>
+            <w:r>
+              <w:rPr>
+                <w:rFonts w:ascii="Times New Roman" w:hAnsi="Times New Roman" w:cs="Times New Roman"/>
+                <w:b/>
+                <w:bCs/>
+                <w:color w:val="7030A0"/>
+                <w:sz w:val="24"/>
+                <w:szCs w:val="24"/>
+              </w:rPr>
+              <w:t xml:space="preserve">console.log({} + {});     // </w:t>
+            </w:r>
+            <w:r>
+              <w:rPr>
+                <w:rFonts w:ascii="Times New Roman" w:hAnsi="Times New Roman" w:cs="Times New Roman"/>
+                <w:b/>
+                <w:bCs/>
+                <w:color w:val="92D050"/>
+                <w:sz w:val="24"/>
+                <w:szCs w:val="24"/>
+              </w:rPr>
+              <w:t>[object Object][object Object]</w:t>
+            </w:r>
+          </w:p>
+          <w:p>
+            <w:pPr>
+              <w:rPr>
+                <w:rFonts w:ascii="Times New Roman" w:hAnsi="Times New Roman" w:cs="Times New Roman"/>
+                <w:b/>
+                <w:bCs/>
+                <w:color w:val="7030A0"/>
+                <w:sz w:val="24"/>
+                <w:szCs w:val="24"/>
+              </w:rPr>
+            </w:pPr>
+            <w:r>
+              <w:rPr>
+                <w:rFonts w:ascii="Times New Roman" w:hAnsi="Times New Roman" w:cs="Times New Roman"/>
+                <w:b/>
+                <w:bCs/>
+                <w:color w:val="7030A0"/>
+                <w:sz w:val="24"/>
+                <w:szCs w:val="24"/>
+              </w:rPr>
+              <w:t xml:space="preserve">console.log([] + []);     </w:t>
+            </w:r>
+            <w:r>
+              <w:rPr>
+                <w:rFonts w:ascii="Times New Roman" w:hAnsi="Times New Roman" w:cs="Times New Roman"/>
+                <w:b/>
+                <w:bCs/>
+                <w:color w:val="C00000"/>
+                <w:sz w:val="24"/>
+                <w:szCs w:val="24"/>
+              </w:rPr>
+              <w:t>("" + "" → ""</w:t>
+            </w:r>
+            <w:r>
+              <w:rPr>
+                <w:rFonts w:ascii="Times New Roman" w:hAnsi="Times New Roman" w:cs="Times New Roman"/>
+                <w:b/>
+                <w:bCs/>
+                <w:color w:val="C00000"/>
+                <w:sz w:val="24"/>
+                <w:szCs w:val="24"/>
+              </w:rPr>
+              <w:t>)</w:t>
+            </w:r>
+            <w:r>
+              <w:rPr>
+                <w:rFonts w:ascii="Times New Roman" w:hAnsi="Times New Roman" w:cs="Times New Roman"/>
+                <w:b/>
+                <w:bCs/>
+                <w:color w:val="C00000"/>
+                <w:sz w:val="24"/>
+                <w:szCs w:val="24"/>
+              </w:rPr>
+              <w:t xml:space="preserve"> </w:t>
+            </w:r>
+            <w:r>
+              <w:rPr>
+                <w:rFonts w:ascii="Times New Roman" w:hAnsi="Times New Roman" w:cs="Times New Roman"/>
+                <w:b/>
+                <w:bCs/>
+                <w:color w:val="7030A0"/>
+                <w:sz w:val="24"/>
+                <w:szCs w:val="24"/>
+              </w:rPr>
+              <w:t xml:space="preserve">// </w:t>
+            </w:r>
+            <w:r>
+              <w:rPr>
+                <w:rFonts w:ascii="Times New Roman" w:hAnsi="Times New Roman" w:cs="Times New Roman"/>
+                <w:b/>
+                <w:bCs/>
+                <w:color w:val="92D050"/>
+                <w:sz w:val="24"/>
+                <w:szCs w:val="24"/>
+              </w:rPr>
+              <w:t>empty string</w:t>
+            </w:r>
+            <w:r>
+              <w:rPr>
+                <w:rFonts w:ascii="Times New Roman" w:hAnsi="Times New Roman" w:cs="Times New Roman"/>
+                <w:b/>
+                <w:bCs/>
+                <w:color w:val="92D050"/>
+                <w:sz w:val="24"/>
+                <w:szCs w:val="24"/>
+              </w:rPr>
+              <w:t xml:space="preserve">  </w:t>
+            </w:r>
+          </w:p>
+          <w:p>
+            <w:pPr>
+              <w:rPr>
+                <w:rFonts w:ascii="Times New Roman" w:hAnsi="Times New Roman" w:cs="Times New Roman"/>
+                <w:b/>
+                <w:bCs/>
+                <w:color w:val="7030A0"/>
+                <w:sz w:val="24"/>
+                <w:szCs w:val="24"/>
+              </w:rPr>
+            </w:pPr>
+            <w:r>
+              <w:rPr>
+                <w:rFonts w:ascii="Times New Roman" w:hAnsi="Times New Roman" w:cs="Times New Roman"/>
+                <w:b/>
+                <w:bCs/>
+                <w:color w:val="C00000"/>
+                <w:sz w:val="24"/>
+                <w:szCs w:val="24"/>
+              </w:rPr>
+              <w:t xml:space="preserve">                                     </w:t>
+            </w:r>
+          </w:p>
+          <w:p>
+            <w:pPr>
+              <w:rPr>
+                <w:rFonts w:ascii="Times New Roman" w:hAnsi="Times New Roman" w:cs="Times New Roman"/>
+                <w:b/>
+                <w:bCs/>
+                <w:color w:val="7030A0"/>
+                <w:sz w:val="24"/>
+                <w:szCs w:val="24"/>
+              </w:rPr>
+            </w:pPr>
+            <w:r>
+              <w:rPr>
+                <w:rFonts w:ascii="Times New Roman" w:hAnsi="Times New Roman" w:cs="Times New Roman"/>
+                <w:b/>
+                <w:bCs/>
+                <w:color w:val="7030A0"/>
+                <w:sz w:val="24"/>
+                <w:szCs w:val="24"/>
+              </w:rPr>
+              <w:t xml:space="preserve">console.log([1] + [1]);   // </w:t>
+            </w:r>
+            <w:r>
+              <w:rPr>
+                <w:rFonts w:ascii="Times New Roman" w:hAnsi="Times New Roman" w:cs="Times New Roman"/>
+                <w:b/>
+                <w:bCs/>
+                <w:color w:val="92D050"/>
+                <w:sz w:val="24"/>
+                <w:szCs w:val="24"/>
+              </w:rPr>
+              <w:t>"11"</w:t>
+            </w:r>
+            <w:r>
+              <w:rPr>
+                <w:rFonts w:ascii="Times New Roman" w:hAnsi="Times New Roman" w:cs="Times New Roman"/>
+                <w:b/>
+                <w:bCs/>
+                <w:color w:val="92D050"/>
+                <w:sz w:val="24"/>
+                <w:szCs w:val="24"/>
+              </w:rPr>
+              <w:t>h</w:t>
+            </w:r>
+          </w:p>
+          <w:p>
+            <w:pPr>
+              <w:rPr>
+                <w:rFonts w:ascii="Times New Roman" w:hAnsi="Times New Roman" w:cs="Times New Roman"/>
+                <w:b/>
+                <w:bCs/>
+                <w:color w:val="C00000"/>
+                <w:sz w:val="24"/>
+                <w:szCs w:val="24"/>
+              </w:rPr>
+            </w:pPr>
+            <w:r>
+              <w:rPr>
+                <w:rFonts w:ascii="Times New Roman" w:hAnsi="Times New Roman" w:cs="Times New Roman"/>
+                <w:b/>
+                <w:bCs/>
+                <w:color w:val="7030A0"/>
+                <w:sz w:val="24"/>
+                <w:szCs w:val="24"/>
+              </w:rPr>
+              <w:t xml:space="preserve">console.log([] + {}); </w:t>
+            </w:r>
+            <w:r>
+              <w:rPr>
+                <w:rFonts w:ascii="Times New Roman" w:hAnsi="Times New Roman" w:cs="Times New Roman"/>
+                <w:b/>
+                <w:bCs/>
+                <w:color w:val="C00000"/>
+                <w:sz w:val="24"/>
+                <w:szCs w:val="24"/>
+              </w:rPr>
+              <w:t>"" + "[object Object]" → "[object Object]"</w:t>
+            </w:r>
+            <w:r>
+              <w:rPr>
+                <w:rFonts w:ascii="Times New Roman" w:hAnsi="Times New Roman" w:cs="Times New Roman"/>
+                <w:b/>
+                <w:bCs/>
+                <w:color w:val="7030A0"/>
+                <w:sz w:val="24"/>
+                <w:szCs w:val="24"/>
+              </w:rPr>
+              <w:t xml:space="preserve">// </w:t>
+            </w:r>
+            <w:r>
+              <w:rPr>
+                <w:rFonts w:ascii="Times New Roman" w:hAnsi="Times New Roman" w:cs="Times New Roman"/>
+                <w:b/>
+                <w:bCs/>
+                <w:color w:val="92D050"/>
+                <w:sz w:val="24"/>
+                <w:szCs w:val="24"/>
+              </w:rPr>
+              <w:t>[object Object]</w:t>
+            </w:r>
+            <w:r>
+              <w:rPr>
+                <w:rFonts w:ascii="Times New Roman" w:hAnsi="Times New Roman" w:cs="Times New Roman"/>
+                <w:b/>
+                <w:bCs/>
+                <w:color w:val="92D050"/>
+                <w:sz w:val="24"/>
+                <w:szCs w:val="24"/>
+              </w:rPr>
+              <w:t xml:space="preserve"> </w:t>
+            </w:r>
+          </w:p>
+          <w:p>
+            <w:pPr>
+              <w:rPr>
+                <w:rFonts w:ascii="Times New Roman" w:hAnsi="Times New Roman" w:cs="Times New Roman"/>
+                <w:sz w:val="24"/>
+                <w:szCs w:val="24"/>
+              </w:rPr>
+            </w:pPr>
+            <w:r>
+              <w:rPr>
+                <w:rFonts w:ascii="Times New Roman" w:hAnsi="Times New Roman" w:cs="Times New Roman"/>
+                <w:b/>
+                <w:bCs/>
+                <w:color w:val="7030A0"/>
+                <w:sz w:val="24"/>
+                <w:szCs w:val="24"/>
+              </w:rPr>
+              <w:t xml:space="preserve">console.log({} + []); // </w:t>
+            </w:r>
+            <w:r>
+              <w:rPr>
+                <w:rFonts w:ascii="Times New Roman" w:hAnsi="Times New Roman" w:cs="Times New Roman"/>
+                <w:b/>
+                <w:bCs/>
+                <w:color w:val="C00000"/>
+                <w:sz w:val="24"/>
+                <w:szCs w:val="24"/>
+              </w:rPr>
+              <w:t>0  (in some contexts) or "[object Object]" depending on where it's written</w:t>
+            </w:r>
+          </w:p>
+        </w:tc>
+      </w:tr>
+    </w:tbl>
+    <w:p>
+      <w:pPr>
+        <w:rPr>
+          <w:rFonts w:ascii="Times New Roman" w:hAnsi="Times New Roman" w:cs="Times New Roman"/>
+          <w:sz w:val="24"/>
+          <w:szCs w:val="24"/>
+        </w:rPr>
+      </w:pPr>
+    </w:p>
     <w:p>
       <w:pPr>
         <w:rPr>
@@ -959,6 +1293,17 @@
           <w:szCs w:val="24"/>
         </w:rPr>
         <w:t>What is difference between let , cons and var</w:t>
+      </w:r>
+      <w:r>
+        <w:rPr>
+          <w:rFonts w:ascii="Times New Roman" w:hAnsi="Times New Roman" w:cs="Times New Roman"/>
+          <w:b/>
+          <w:bCs/>
+          <w:color w:val="833C0B" w:themeColor="accent2" w:themeShade="80"/>
+          <w:sz w:val="24"/>
+          <w:szCs w:val="24"/>
+        </w:rPr>
+        <w:t>?</w:t>
       </w:r>
     </w:p>
     <w:p>
@@ -2270,6 +2615,7 @@
           <w:rFonts w:ascii="Times New Roman" w:hAnsi="Times New Roman" w:cs="Times New Roman"/>
           <w:b/>
           <w:bCs/>
+          <w:color w:val="92D050"/>
           <w:sz w:val="24"/>
           <w:szCs w:val="24"/>
         </w:rPr>
@@ -2559,13 +2905,99 @@
           <w:szCs w:val="24"/>
         </w:rPr>
       </w:pPr>
-      <w:r>
-        <w:rPr>
-          <w:rFonts w:ascii="Times New Roman" w:hAnsi="Times New Roman" w:cs="Times New Roman"/>
-          <w:sz w:val="24"/>
-          <w:szCs w:val="24"/>
-        </w:rPr>
-        <w:t xml:space="preserve">  </w:t>
+    </w:p>
+    <w:p>
+      <w:pPr>
+        <w:rPr>
+          <w:rFonts w:ascii="Times New Roman" w:hAnsi="Times New Roman" w:cs="Times New Roman"/>
+          <w:b/>
+          <w:bCs/>
+          <w:color w:val="92D050"/>
+          <w:sz w:val="24"/>
+          <w:szCs w:val="24"/>
+        </w:rPr>
+      </w:pPr>
+      <w:r>
+        <w:rPr>
+          <w:rFonts w:ascii="Times New Roman" w:hAnsi="Times New Roman" w:cs="Times New Roman"/>
+          <w:b/>
+          <w:bCs/>
+          <w:color w:val="92D050"/>
+          <w:sz w:val="24"/>
+          <w:szCs w:val="24"/>
+        </w:rPr>
+        <w:t>What will be the output of the following code?</w:t>
+      </w:r>
+      <w:r>
+        <w:rPr>
+          <w:rFonts w:ascii="Times New Roman" w:hAnsi="Times New Roman" w:cs="Times New Roman"/>
+          <w:b/>
+          <w:bCs/>
+          <w:color w:val="92D050"/>
+          <w:sz w:val="24"/>
+          <w:szCs w:val="24"/>
+        </w:rPr>
+        <w:t xml:space="preserve"> </w:t>
+      </w:r>
+    </w:p>
+    <w:p>
+      <w:pPr>
+        <w:rPr>
+          <w:rFonts w:ascii="Times New Roman" w:hAnsi="Times New Roman" w:cs="Times New Roman"/>
+          <w:color w:val="C00000"/>
+          <w:sz w:val="24"/>
+          <w:szCs w:val="24"/>
+        </w:rPr>
+      </w:pPr>
+      <w:r>
+        <w:drawing>
+          <wp:inline distT="0" distB="0" distL="0" distR="0" wp14:anchorId="3C232027" wp14:editId="6ACD6096">
+            <wp:extent cx="5731510" cy="1068705"/>
+            <wp:effectExtent l="0" t="0" r="2540" b="0"/>
+            <wp:docPr id="804172374" name="Picture 3"/>
+            <wp:cNvGraphicFramePr>
+              <a:graphicFrameLocks xmlns:a="http://schemas.openxmlformats.org/drawingml/2006/main" noChangeAspect="1"/>
+            </wp:cNvGraphicFramePr>
+            <a:graphic xmlns:a="http://schemas.openxmlformats.org/drawingml/2006/main">
+              <a:graphicData uri="http://schemas.openxmlformats.org/drawingml/2006/picture">
+                <pic:pic xmlns:pic="http://schemas.openxmlformats.org/drawingml/2006/picture">
+                  <pic:nvPicPr>
+                    <pic:cNvPr id="0" name="Picture 3"/>
+                    <pic:cNvPicPr>
+                      <a:picLocks noChangeAspect="1" noChangeArrowheads="1"/>
+                    </pic:cNvPicPr>
+                  </pic:nvPicPr>
+                  <pic:blipFill>
+                    <a:blip r:embed="rId7">
+                      <a:extLst>
+                        <a:ext uri="{28A0092B-C50C-407E-A947-70E740481C1C}">
+                          <a14:useLocalDpi xmlns:a14="http://schemas.microsoft.com/office/drawing/2010/main" val="0"/>
+                        </a:ext>
+                      </a:extLst>
+                    </a:blip>
+                    <a:srcRect/>
+                    <a:stretch>
+                      <a:fillRect/>
+                    </a:stretch>
+                  </pic:blipFill>
+                  <pic:spPr bwMode="auto">
+                    <a:xfrm>
+                      <a:off x="0" y="0"/>
+                      <a:ext cx="5731510" cy="1068705"/>
+                    </a:xfrm>
+                    <a:prstGeom prst="rect">
+                      <a:avLst/>
+                    </a:prstGeom>
+                    <a:noFill/>
+                    <a:ln>
+                      <a:noFill/>
+                    </a:ln>
+                  </pic:spPr>
+                </pic:pic>
+              </a:graphicData>
+            </a:graphic>
+          </wp:inline>
+        </w:drawing>
       </w:r>
     </w:p>
     <w:p>
@@ -2589,6 +3021,17 @@
           <w:szCs w:val="24"/>
         </w:rPr>
         <w:t xml:space="preserve">What is spread operator </w:t>
+      </w:r>
+      <w:r>
+        <w:rPr>
+          <w:rFonts w:ascii="Times New Roman" w:hAnsi="Times New Roman" w:cs="Times New Roman"/>
+          <w:b/>
+          <w:bCs/>
+          <w:color w:val="833C0B" w:themeColor="accent2" w:themeShade="80"/>
+          <w:sz w:val="24"/>
+          <w:szCs w:val="24"/>
+        </w:rPr>
+        <w:t>?</w:t>
       </w:r>
     </w:p>
     <w:p>
@@ -2733,7 +3176,7 @@
                     <pic:cNvPicPr/>
                   </pic:nvPicPr>
                   <pic:blipFill>
-                    <a:blip r:embed="rId7"/>
+                    <a:blip r:embed="rId8"/>
                     <a:stretch>
                       <a:fillRect/>
                     </a:stretch>
@@ -2794,7 +3237,7 @@
                     <pic:cNvPicPr/>
                   </pic:nvPicPr>
                   <pic:blipFill>
-                    <a:blip r:embed="rId8"/>
+                    <a:blip r:embed="rId9"/>
                     <a:stretch>
                       <a:fillRect/>
                     </a:stretch>
@@ -2855,7 +3298,7 @@
                     <pic:cNvPicPr/>
                   </pic:nvPicPr>
                   <pic:blipFill>
-                    <a:blip r:embed="rId9"/>
+                    <a:blip r:embed="rId10"/>
                     <a:stretch>
                       <a:fillRect/>
                     </a:stretch>
@@ -2898,6 +3341,17 @@
         </w:rPr>
         <w:t xml:space="preserve">What is Rest Parameter </w:t>
       </w:r>
+      <w:r>
+        <w:rPr>
+          <w:rFonts w:ascii="Times New Roman" w:hAnsi="Times New Roman" w:cs="Times New Roman"/>
+          <w:b/>
+          <w:bCs/>
+          <w:color w:val="833C0B" w:themeColor="accent2" w:themeShade="80"/>
+          <w:sz w:val="24"/>
+          <w:szCs w:val="24"/>
+        </w:rPr>
+        <w:t>?</w:t>
+      </w:r>
     </w:p>
     <w:p>
       <w:pPr>
@@ -3225,7 +3679,7 @@
                     <pic:cNvPicPr/>
                   </pic:nvPicPr>
                   <pic:blipFill>
-                    <a:blip r:embed="rId10"/>
+                    <a:blip r:embed="rId11"/>
                     <a:stretch>
                       <a:fillRect/>
                     </a:stretch>
@@ -4347,10 +4801,11 @@
           <w:sz w:val="24"/>
           <w:szCs w:val="24"/>
         </w:rPr>
-        <w:t xml:space="preserve">What is a </w:t>
-      </w:r>
-      <w:proofErr w:type="gramStart"/>
-      <w:r>
+        <w:t>What is a first class function? Or What is a first order function?</w:t>
+      </w:r>
+    </w:p>
+    <w:p>
+      <w:pPr>
         <w:rPr>
           <w:rFonts w:ascii="Times New Roman" w:hAnsi="Times New Roman" w:cs="Times New Roman"/>
           <w:b/>
@@ -4359,9 +4814,7 @@
           <w:sz w:val="24"/>
           <w:szCs w:val="24"/>
         </w:rPr>
-        <w:t>first class</w:t>
-      </w:r>
-      <w:proofErr w:type="gramEnd"/>
+      </w:pPr>
       <w:r>
         <w:rPr>
           <w:rFonts w:ascii="Times New Roman" w:hAnsi="Times New Roman" w:cs="Times New Roman"/>
@@ -4371,7 +4824,7 @@
           <w:sz w:val="24"/>
           <w:szCs w:val="24"/>
         </w:rPr>
-        <w:t xml:space="preserve"> function? Or What is a first order function?</w:t>
+        <w:t>What is a unary function?</w:t>
       </w:r>
     </w:p>
     <w:p>
@@ -4394,7 +4847,7 @@
           <w:sz w:val="24"/>
           <w:szCs w:val="24"/>
         </w:rPr>
-        <w:t>What is a unary function?</w:t>
+        <w:t>What is the currying function?</w:t>
       </w:r>
     </w:p>
     <w:p>
@@ -4417,7 +4870,7 @@
           <w:sz w:val="24"/>
           <w:szCs w:val="24"/>
         </w:rPr>
-        <w:t>What is the currying function?</w:t>
+        <w:t>What is a pure function?</w:t>
       </w:r>
     </w:p>
     <w:p>
@@ -4440,7 +4893,7 @@
           <w:sz w:val="24"/>
           <w:szCs w:val="24"/>
         </w:rPr>
-        <w:t>What is a pure function?</w:t>
+        <w:t>What are the benefits of pure functions?</w:t>
       </w:r>
     </w:p>
     <w:p>
@@ -4463,11 +4916,10 @@
           <w:sz w:val="24"/>
           <w:szCs w:val="24"/>
         </w:rPr>
-        <w:t>What are the benefits of pure functions?</w:t>
-      </w:r>
-    </w:p>
-    <w:p>
-      <w:pPr>
+        <w:t xml:space="preserve">What is Null and undefined and </w:t>
+      </w:r>
+      <w:proofErr w:type="spellStart"/>
+      <w:r>
         <w:rPr>
           <w:rFonts w:ascii="Times New Roman" w:hAnsi="Times New Roman" w:cs="Times New Roman"/>
           <w:b/>
@@ -4476,7 +4928,9 @@
           <w:sz w:val="24"/>
           <w:szCs w:val="24"/>
         </w:rPr>
-      </w:pPr>
+        <w:t>NaN</w:t>
+      </w:r>
+      <w:proofErr w:type="spellEnd"/>
       <w:r>
         <w:rPr>
           <w:rFonts w:ascii="Times New Roman" w:hAnsi="Times New Roman" w:cs="Times New Roman"/>
@@ -4486,7 +4940,7 @@
           <w:sz w:val="24"/>
           <w:szCs w:val="24"/>
         </w:rPr>
-        <w:t xml:space="preserve">What is Null and undefined and </w:t>
+        <w:t xml:space="preserve"> in </w:t>
       </w:r>
       <w:proofErr w:type="spellStart"/>
       <w:r>
@@ -4498,666 +4952,920 @@
           <w:sz w:val="24"/>
           <w:szCs w:val="24"/>
         </w:rPr>
+        <w:t>javascript</w:t>
+      </w:r>
+      <w:proofErr w:type="spellEnd"/>
+      <w:r>
+        <w:rPr>
+          <w:rFonts w:ascii="Times New Roman" w:hAnsi="Times New Roman" w:cs="Times New Roman"/>
+          <w:b/>
+          <w:bCs/>
+          <w:color w:val="833C0B" w:themeColor="accent2" w:themeShade="80"/>
+          <w:sz w:val="24"/>
+          <w:szCs w:val="24"/>
+        </w:rPr>
+        <w:t>.</w:t>
+      </w:r>
+    </w:p>
+    <w:p>
+      <w:pPr>
+        <w:rPr>
+          <w:rFonts w:ascii="Times New Roman" w:hAnsi="Times New Roman" w:cs="Times New Roman"/>
+          <w:sz w:val="24"/>
+          <w:szCs w:val="24"/>
+        </w:rPr>
+      </w:pPr>
+      <w:r>
+        <w:rPr>
+          <w:rFonts w:ascii="Times New Roman" w:hAnsi="Times New Roman" w:cs="Times New Roman"/>
+          <w:sz w:val="24"/>
+          <w:szCs w:val="24"/>
+        </w:rPr>
+        <w:t>In JavaScript, both null and undefined represent the absence of a value</w:t>
+      </w:r>
+    </w:p>
+    <w:p>
+      <w:pPr>
+        <w:rPr>
+          <w:rFonts w:ascii="Times New Roman" w:hAnsi="Times New Roman" w:cs="Times New Roman"/>
+          <w:sz w:val="24"/>
+          <w:szCs w:val="24"/>
+        </w:rPr>
+      </w:pPr>
+      <w:r>
+        <w:rPr>
+          <w:rFonts w:ascii="Times New Roman" w:hAnsi="Times New Roman" w:cs="Times New Roman"/>
+          <w:sz w:val="24"/>
+          <w:szCs w:val="24"/>
+        </w:rPr>
+        <w:t>undefined is a primitive value that indicates that a variable has been declared but not yet assigned a value.</w:t>
+      </w:r>
+    </w:p>
+    <w:p>
+      <w:pPr>
+        <w:rPr>
+          <w:rFonts w:ascii="Times New Roman" w:hAnsi="Times New Roman" w:cs="Times New Roman"/>
+          <w:sz w:val="24"/>
+          <w:szCs w:val="24"/>
+        </w:rPr>
+      </w:pPr>
+      <w:r>
+        <w:rPr>
+          <w:rFonts w:ascii="Times New Roman" w:hAnsi="Times New Roman" w:cs="Times New Roman"/>
+          <w:sz w:val="24"/>
+          <w:szCs w:val="24"/>
+        </w:rPr>
+        <w:t>null is a primitive value that represents the intentional absence of any object value. a variable should have no value or that an object reference is empty.</w:t>
+      </w:r>
+    </w:p>
+    <w:p>
+      <w:pPr>
+        <w:rPr>
+          <w:rFonts w:ascii="Times New Roman" w:hAnsi="Times New Roman" w:cs="Times New Roman"/>
+          <w:sz w:val="24"/>
+          <w:szCs w:val="24"/>
+        </w:rPr>
+      </w:pPr>
+      <w:r>
+        <w:rPr>
+          <w:rFonts w:ascii="Times New Roman" w:hAnsi="Times New Roman" w:cs="Times New Roman"/>
+          <w:sz w:val="24"/>
+          <w:szCs w:val="24"/>
+        </w:rPr>
+        <w:t xml:space="preserve">in </w:t>
+      </w:r>
+      <w:proofErr w:type="spellStart"/>
+      <w:r>
+        <w:rPr>
+          <w:rFonts w:ascii="Times New Roman" w:hAnsi="Times New Roman" w:cs="Times New Roman"/>
+          <w:sz w:val="24"/>
+          <w:szCs w:val="24"/>
+        </w:rPr>
+        <w:t>javascript</w:t>
+      </w:r>
+      <w:proofErr w:type="spellEnd"/>
+      <w:r>
+        <w:rPr>
+          <w:rFonts w:ascii="Times New Roman" w:hAnsi="Times New Roman" w:cs="Times New Roman"/>
+          <w:sz w:val="24"/>
+          <w:szCs w:val="24"/>
+        </w:rPr>
+        <w:t xml:space="preserve"> null means "reference to non-existing object "</w:t>
+      </w:r>
+    </w:p>
+    <w:p>
+      <w:pPr>
+        <w:rPr>
+          <w:rFonts w:ascii="Times New Roman" w:hAnsi="Times New Roman" w:cs="Times New Roman"/>
+          <w:sz w:val="24"/>
+          <w:szCs w:val="24"/>
+        </w:rPr>
+      </w:pPr>
+      <w:proofErr w:type="spellStart"/>
+      <w:r>
+        <w:rPr>
+          <w:rFonts w:ascii="Times New Roman" w:hAnsi="Times New Roman" w:cs="Times New Roman"/>
+          <w:sz w:val="24"/>
+          <w:szCs w:val="24"/>
+        </w:rPr>
+        <w:t>typeof</w:t>
+      </w:r>
+      <w:proofErr w:type="spellEnd"/>
+      <w:r>
+        <w:rPr>
+          <w:rFonts w:ascii="Times New Roman" w:hAnsi="Times New Roman" w:cs="Times New Roman"/>
+          <w:sz w:val="24"/>
+          <w:szCs w:val="24"/>
+        </w:rPr>
+        <w:t xml:space="preserve"> null → "object"</w:t>
+      </w:r>
+    </w:p>
+    <w:p>
+      <w:pPr>
+        <w:rPr>
+          <w:rFonts w:ascii="Times New Roman" w:hAnsi="Times New Roman" w:cs="Times New Roman"/>
+          <w:sz w:val="24"/>
+          <w:szCs w:val="24"/>
+        </w:rPr>
+      </w:pPr>
+      <w:proofErr w:type="spellStart"/>
+      <w:r>
+        <w:rPr>
+          <w:rFonts w:ascii="Times New Roman" w:hAnsi="Times New Roman" w:cs="Times New Roman"/>
+          <w:sz w:val="24"/>
+          <w:szCs w:val="24"/>
+        </w:rPr>
+        <w:t>typeof</w:t>
+      </w:r>
+      <w:proofErr w:type="spellEnd"/>
+      <w:r>
+        <w:rPr>
+          <w:rFonts w:ascii="Times New Roman" w:hAnsi="Times New Roman" w:cs="Times New Roman"/>
+          <w:sz w:val="24"/>
+          <w:szCs w:val="24"/>
+        </w:rPr>
+        <w:t xml:space="preserve"> undefined → "undefined"</w:t>
+      </w:r>
+    </w:p>
+    <w:p>
+      <w:pPr>
+        <w:rPr>
+          <w:rFonts w:ascii="Times New Roman" w:hAnsi="Times New Roman" w:cs="Times New Roman"/>
+          <w:sz w:val="24"/>
+          <w:szCs w:val="24"/>
+        </w:rPr>
+      </w:pPr>
+      <w:r>
+        <w:rPr>
+          <w:rFonts w:ascii="Times New Roman" w:hAnsi="Times New Roman" w:cs="Times New Roman"/>
+          <w:sz w:val="24"/>
+          <w:szCs w:val="24"/>
+        </w:rPr>
+        <w:t>(</w:t>
+      </w:r>
+      <w:proofErr w:type="spellStart"/>
+      <w:r>
+        <w:rPr>
+          <w:rFonts w:ascii="Times New Roman" w:hAnsi="Times New Roman" w:cs="Times New Roman"/>
+          <w:sz w:val="24"/>
+          <w:szCs w:val="24"/>
+        </w:rPr>
+        <w:t>typeof</w:t>
+      </w:r>
+      <w:proofErr w:type="spellEnd"/>
+      <w:r>
+        <w:rPr>
+          <w:rFonts w:ascii="Times New Roman" w:hAnsi="Times New Roman" w:cs="Times New Roman"/>
+          <w:sz w:val="24"/>
+          <w:szCs w:val="24"/>
+        </w:rPr>
+        <w:t xml:space="preserve"> </w:t>
+      </w:r>
+      <w:proofErr w:type="spellStart"/>
+      <w:r>
+        <w:rPr>
+          <w:rFonts w:ascii="Times New Roman" w:hAnsi="Times New Roman" w:cs="Times New Roman"/>
+          <w:sz w:val="24"/>
+          <w:szCs w:val="24"/>
+        </w:rPr>
         <w:t>NaN</w:t>
       </w:r>
       <w:proofErr w:type="spellEnd"/>
       <w:r>
         <w:rPr>
           <w:rFonts w:ascii="Times New Roman" w:hAnsi="Times New Roman" w:cs="Times New Roman"/>
+          <w:sz w:val="24"/>
+          <w:szCs w:val="24"/>
+        </w:rPr>
+        <w:t>);   // "number"</w:t>
+      </w:r>
+    </w:p>
+    <w:p>
+      <w:pPr>
+        <w:rPr>
+          <w:rFonts w:ascii="Times New Roman" w:hAnsi="Times New Roman" w:cs="Times New Roman"/>
+          <w:sz w:val="24"/>
+          <w:szCs w:val="24"/>
+        </w:rPr>
+      </w:pPr>
+      <w:proofErr w:type="spellStart"/>
+      <w:r>
+        <w:rPr>
+          <w:rFonts w:ascii="Times New Roman" w:hAnsi="Times New Roman" w:cs="Times New Roman"/>
+          <w:sz w:val="24"/>
+          <w:szCs w:val="24"/>
+        </w:rPr>
+        <w:t>NaN</w:t>
+      </w:r>
+      <w:proofErr w:type="spellEnd"/>
+      <w:r>
+        <w:rPr>
+          <w:rFonts w:ascii="Times New Roman" w:hAnsi="Times New Roman" w:cs="Times New Roman"/>
+          <w:sz w:val="24"/>
+          <w:szCs w:val="24"/>
+        </w:rPr>
+        <w:t>: "Not a Number" — result of invalid math operation</w:t>
+      </w:r>
+    </w:p>
+    <w:p>
+      <w:pPr>
+        <w:rPr>
+          <w:rFonts w:ascii="Times New Roman" w:hAnsi="Times New Roman" w:cs="Times New Roman"/>
           <w:b/>
           <w:bCs/>
           <w:color w:val="833C0B" w:themeColor="accent2" w:themeShade="80"/>
           <w:sz w:val="24"/>
           <w:szCs w:val="24"/>
         </w:rPr>
-        <w:t xml:space="preserve"> in </w:t>
-      </w:r>
+      </w:pPr>
+      <w:r>
+        <w:rPr>
+          <w:rFonts w:ascii="Times New Roman" w:hAnsi="Times New Roman" w:cs="Times New Roman"/>
+          <w:b/>
+          <w:bCs/>
+          <w:color w:val="833C0B" w:themeColor="accent2" w:themeShade="80"/>
+          <w:sz w:val="24"/>
+          <w:szCs w:val="24"/>
+        </w:rPr>
+        <w:t>Why is type of null === "object"?</w:t>
+      </w:r>
+    </w:p>
+    <w:p>
+      <w:pPr>
+        <w:rPr>
+          <w:rFonts w:ascii="Times New Roman" w:hAnsi="Times New Roman" w:cs="Times New Roman"/>
+          <w:sz w:val="24"/>
+          <w:szCs w:val="24"/>
+        </w:rPr>
+      </w:pPr>
       <w:proofErr w:type="spellStart"/>
       <w:r>
         <w:rPr>
           <w:rFonts w:ascii="Times New Roman" w:hAnsi="Times New Roman" w:cs="Times New Roman"/>
-          <w:b/>
-          <w:bCs/>
-          <w:color w:val="833C0B" w:themeColor="accent2" w:themeShade="80"/>
-          <w:sz w:val="24"/>
-          <w:szCs w:val="24"/>
-        </w:rPr>
-        <w:t>javascript</w:t>
+          <w:sz w:val="24"/>
+          <w:szCs w:val="24"/>
+        </w:rPr>
+        <w:t>typeof</w:t>
       </w:r>
       <w:proofErr w:type="spellEnd"/>
       <w:r>
         <w:rPr>
           <w:rFonts w:ascii="Times New Roman" w:hAnsi="Times New Roman" w:cs="Times New Roman"/>
-          <w:b/>
-          <w:bCs/>
-          <w:color w:val="833C0B" w:themeColor="accent2" w:themeShade="80"/>
-          <w:sz w:val="24"/>
-          <w:szCs w:val="24"/>
-        </w:rPr>
-        <w:t>.</w:t>
-      </w:r>
-    </w:p>
-    <w:p>
-      <w:pPr>
-        <w:rPr>
-          <w:rFonts w:ascii="Times New Roman" w:hAnsi="Times New Roman" w:cs="Times New Roman"/>
-          <w:sz w:val="24"/>
-          <w:szCs w:val="24"/>
-        </w:rPr>
-      </w:pPr>
-      <w:r>
-        <w:rPr>
-          <w:rFonts w:ascii="Times New Roman" w:hAnsi="Times New Roman" w:cs="Times New Roman"/>
-          <w:sz w:val="24"/>
-          <w:szCs w:val="24"/>
-        </w:rPr>
-        <w:t>In JavaScript, both null and undefined represent the absence of a value</w:t>
-      </w:r>
-    </w:p>
-    <w:p>
-      <w:pPr>
-        <w:rPr>
-          <w:rFonts w:ascii="Times New Roman" w:hAnsi="Times New Roman" w:cs="Times New Roman"/>
-          <w:sz w:val="24"/>
-          <w:szCs w:val="24"/>
-        </w:rPr>
-      </w:pPr>
-      <w:r>
-        <w:rPr>
-          <w:rFonts w:ascii="Times New Roman" w:hAnsi="Times New Roman" w:cs="Times New Roman"/>
-          <w:sz w:val="24"/>
-          <w:szCs w:val="24"/>
-        </w:rPr>
-        <w:t>undefined is a primitive value that indicates that a variable has been declared but not yet assigned a value.</w:t>
-      </w:r>
-    </w:p>
-    <w:p>
-      <w:pPr>
-        <w:rPr>
-          <w:rFonts w:ascii="Times New Roman" w:hAnsi="Times New Roman" w:cs="Times New Roman"/>
-          <w:sz w:val="24"/>
-          <w:szCs w:val="24"/>
-        </w:rPr>
-      </w:pPr>
-      <w:r>
-        <w:rPr>
-          <w:rFonts w:ascii="Times New Roman" w:hAnsi="Times New Roman" w:cs="Times New Roman"/>
-          <w:sz w:val="24"/>
-          <w:szCs w:val="24"/>
-        </w:rPr>
-        <w:t>null is a primitive value that represents the intentional absence of any object value. a variable should have no value or that an object reference is empty.</w:t>
-      </w:r>
-    </w:p>
-    <w:p>
-      <w:pPr>
-        <w:rPr>
-          <w:rFonts w:ascii="Times New Roman" w:hAnsi="Times New Roman" w:cs="Times New Roman"/>
-          <w:sz w:val="24"/>
-          <w:szCs w:val="24"/>
-        </w:rPr>
-      </w:pPr>
-      <w:r>
-        <w:rPr>
-          <w:rFonts w:ascii="Times New Roman" w:hAnsi="Times New Roman" w:cs="Times New Roman"/>
-          <w:sz w:val="24"/>
-          <w:szCs w:val="24"/>
-        </w:rPr>
-        <w:t xml:space="preserve">in </w:t>
+          <w:sz w:val="24"/>
+          <w:szCs w:val="24"/>
+        </w:rPr>
+        <w:t xml:space="preserve"> null returns 'object' due to a legacy bug in JavaScript’s implementation. Although null is a primitive, it's incorrectly tagged as an object in memory. To truly check for null, we should use a strict comparison like value === null.</w:t>
+      </w:r>
+    </w:p>
+    <w:tbl>
+      <w:tblPr>
+        <w:tblW w:w="9351" w:type="dxa"/>
+        <w:tblLook w:val="04A0" w:firstRow="1" w:lastRow="0" w:firstColumn="1" w:lastColumn="0" w:noHBand="0" w:noVBand="1"/>
+      </w:tblPr>
+      <w:tblGrid>
+        <w:gridCol w:w="9351"/>
+      </w:tblGrid>
+      <w:tr>
+        <w:trPr>
+          <w:trHeight w:val="290"/>
+        </w:trPr>
+        <w:tc>
+          <w:tcPr>
+            <w:tcW w:w="9351" w:type="dxa"/>
+            <w:tcBorders>
+              <w:top w:val="single" w:sz="4" w:space="0" w:color="auto"/>
+              <w:left w:val="single" w:sz="4" w:space="0" w:color="auto"/>
+              <w:bottom w:val="single" w:sz="4" w:space="0" w:color="auto"/>
+              <w:right w:val="single" w:sz="4" w:space="0" w:color="auto"/>
+            </w:tcBorders>
+            <w:noWrap/>
+            <w:vAlign w:val="bottom"/>
+            <w:hideMark/>
+          </w:tcPr>
+          <w:p>
+            <w:pPr>
+              <w:spacing w:after="0" w:line="240" w:lineRule="auto"/>
+              <w:rPr>
+                <w:rFonts w:ascii="Calibri" w:eastAsia="Times New Roman" w:hAnsi="Calibri" w:cs="Calibri"/>
+                <w:color w:val="000000"/>
+                <w:kern w:val="0"/>
+                <w:lang w:eastAsia="en-IN"/>
+                <w14:ligatures w14:val="none"/>
+              </w:rPr>
+            </w:pPr>
+            <w:r>
+              <w:rPr>
+                <w:rFonts w:ascii="Calibri" w:eastAsia="Times New Roman" w:hAnsi="Calibri" w:cs="Calibri"/>
+                <w:color w:val="000000"/>
+                <w:kern w:val="0"/>
+                <w:lang w:eastAsia="en-IN"/>
+                <w14:ligatures w14:val="none"/>
+              </w:rPr>
+              <w:t>const a = { x: 1 };</w:t>
+            </w:r>
+          </w:p>
+        </w:tc>
+      </w:tr>
+      <w:tr>
+        <w:trPr>
+          <w:trHeight w:val="290"/>
+        </w:trPr>
+        <w:tc>
+          <w:tcPr>
+            <w:tcW w:w="9351" w:type="dxa"/>
+            <w:tcBorders>
+              <w:top w:val="nil"/>
+              <w:left w:val="single" w:sz="4" w:space="0" w:color="auto"/>
+              <w:bottom w:val="single" w:sz="4" w:space="0" w:color="auto"/>
+              <w:right w:val="single" w:sz="4" w:space="0" w:color="auto"/>
+            </w:tcBorders>
+            <w:noWrap/>
+            <w:vAlign w:val="bottom"/>
+            <w:hideMark/>
+          </w:tcPr>
+          <w:p>
+            <w:pPr>
+              <w:spacing w:after="0" w:line="240" w:lineRule="auto"/>
+              <w:rPr>
+                <w:rFonts w:ascii="Calibri" w:eastAsia="Times New Roman" w:hAnsi="Calibri" w:cs="Calibri"/>
+                <w:color w:val="000000"/>
+                <w:kern w:val="0"/>
+                <w:lang w:eastAsia="en-IN"/>
+                <w14:ligatures w14:val="none"/>
+              </w:rPr>
+            </w:pPr>
+            <w:r>
+              <w:rPr>
+                <w:rFonts w:ascii="Calibri" w:eastAsia="Times New Roman" w:hAnsi="Calibri" w:cs="Calibri"/>
+                <w:color w:val="000000"/>
+                <w:kern w:val="0"/>
+                <w:lang w:eastAsia="en-IN"/>
+                <w14:ligatures w14:val="none"/>
+              </w:rPr>
+              <w:t>const b = { x: 1 };</w:t>
+            </w:r>
+          </w:p>
+        </w:tc>
+      </w:tr>
+      <w:tr>
+        <w:trPr>
+          <w:trHeight w:val="290"/>
+        </w:trPr>
+        <w:tc>
+          <w:tcPr>
+            <w:tcW w:w="9351" w:type="dxa"/>
+            <w:tcBorders>
+              <w:top w:val="nil"/>
+              <w:left w:val="single" w:sz="4" w:space="0" w:color="auto"/>
+              <w:bottom w:val="single" w:sz="4" w:space="0" w:color="auto"/>
+              <w:right w:val="single" w:sz="4" w:space="0" w:color="auto"/>
+            </w:tcBorders>
+            <w:noWrap/>
+            <w:vAlign w:val="bottom"/>
+            <w:hideMark/>
+          </w:tcPr>
+          <w:p>
+            <w:pPr>
+              <w:spacing w:after="0" w:line="240" w:lineRule="auto"/>
+              <w:rPr>
+                <w:rFonts w:ascii="Calibri" w:eastAsia="Times New Roman" w:hAnsi="Calibri" w:cs="Calibri"/>
+                <w:color w:val="000000"/>
+                <w:kern w:val="0"/>
+                <w:lang w:eastAsia="en-IN"/>
+                <w14:ligatures w14:val="none"/>
+              </w:rPr>
+            </w:pPr>
+            <w:r>
+              <w:rPr>
+                <w:rFonts w:ascii="Calibri" w:eastAsia="Times New Roman" w:hAnsi="Calibri" w:cs="Calibri"/>
+                <w:color w:val="000000"/>
+                <w:kern w:val="0"/>
+                <w:lang w:eastAsia="en-IN"/>
+                <w14:ligatures w14:val="none"/>
+              </w:rPr>
+              <w:t> </w:t>
+            </w:r>
+          </w:p>
+        </w:tc>
+      </w:tr>
+      <w:tr>
+        <w:trPr>
+          <w:trHeight w:val="290"/>
+        </w:trPr>
+        <w:tc>
+          <w:tcPr>
+            <w:tcW w:w="9351" w:type="dxa"/>
+            <w:tcBorders>
+              <w:top w:val="nil"/>
+              <w:left w:val="single" w:sz="4" w:space="0" w:color="auto"/>
+              <w:bottom w:val="single" w:sz="4" w:space="0" w:color="auto"/>
+              <w:right w:val="single" w:sz="4" w:space="0" w:color="auto"/>
+            </w:tcBorders>
+            <w:noWrap/>
+            <w:vAlign w:val="bottom"/>
+            <w:hideMark/>
+          </w:tcPr>
+          <w:p>
+            <w:pPr>
+              <w:spacing w:after="0" w:line="240" w:lineRule="auto"/>
+              <w:rPr>
+                <w:rFonts w:ascii="Calibri" w:eastAsia="Times New Roman" w:hAnsi="Calibri" w:cs="Calibri"/>
+                <w:color w:val="000000"/>
+                <w:kern w:val="0"/>
+                <w:lang w:eastAsia="en-IN"/>
+                <w14:ligatures w14:val="none"/>
+              </w:rPr>
+            </w:pPr>
+            <w:r>
+              <w:rPr>
+                <w:rFonts w:ascii="Calibri" w:eastAsia="Times New Roman" w:hAnsi="Calibri" w:cs="Calibri"/>
+                <w:color w:val="000000"/>
+                <w:kern w:val="0"/>
+                <w:lang w:eastAsia="en-IN"/>
+                <w14:ligatures w14:val="none"/>
+              </w:rPr>
+              <w:t>console.log(a == b);</w:t>
+            </w:r>
+            <w:r>
+              <w:rPr>
+                <w:rFonts w:ascii="Calibri" w:eastAsia="Times New Roman" w:hAnsi="Calibri" w:cs="Calibri"/>
+                <w:color w:val="C00000"/>
+                <w:kern w:val="0"/>
+                <w:lang w:eastAsia="en-IN"/>
+                <w14:ligatures w14:val="none"/>
+              </w:rPr>
+              <w:t xml:space="preserve"> </w:t>
+            </w:r>
+            <w:r>
+              <w:rPr>
+                <w:rFonts w:ascii="Calibri" w:eastAsia="Times New Roman" w:hAnsi="Calibri" w:cs="Calibri"/>
+                <w:color w:val="C00000"/>
+                <w:kern w:val="0"/>
+                <w:lang w:eastAsia="en-IN"/>
+                <w14:ligatures w14:val="none"/>
+              </w:rPr>
+              <w:t>FALSE</w:t>
+            </w:r>
+            <w:r>
+              <w:rPr>
+                <w:rFonts w:ascii="Calibri" w:eastAsia="Times New Roman" w:hAnsi="Calibri" w:cs="Calibri"/>
+                <w:color w:val="000000"/>
+                <w:kern w:val="0"/>
+                <w:lang w:eastAsia="en-IN"/>
+                <w14:ligatures w14:val="none"/>
+              </w:rPr>
+              <w:t xml:space="preserve"> </w:t>
+            </w:r>
+            <w:r>
+              <w:rPr>
+                <w:rFonts w:ascii="Calibri" w:eastAsia="Times New Roman" w:hAnsi="Calibri" w:cs="Calibri"/>
+                <w:b/>
+                <w:bCs/>
+                <w:color w:val="70AD47" w:themeColor="accent6"/>
+                <w:kern w:val="0"/>
+                <w:lang w:eastAsia="en-IN"/>
+                <w14:ligatures w14:val="none"/>
+              </w:rPr>
+              <w:t xml:space="preserve">// </w:t>
+            </w:r>
+            <w:r>
+              <w:rPr>
+                <w:rFonts w:ascii="Calibri" w:eastAsia="Times New Roman" w:hAnsi="Calibri" w:cs="Calibri"/>
+                <w:b/>
+                <w:bCs/>
+                <w:color w:val="70AD47" w:themeColor="accent6"/>
+                <w:kern w:val="0"/>
+                <w:lang w:eastAsia="en-IN"/>
+                <w14:ligatures w14:val="none"/>
+              </w:rPr>
+              <w:t xml:space="preserve">both objects </w:t>
+            </w:r>
+            <w:r>
+              <w:rPr>
+                <w:rFonts w:ascii="Calibri" w:eastAsia="Times New Roman" w:hAnsi="Calibri" w:cs="Calibri"/>
+                <w:b/>
+                <w:bCs/>
+                <w:i/>
+                <w:iCs/>
+                <w:color w:val="70AD47" w:themeColor="accent6"/>
+                <w:kern w:val="0"/>
+                <w:lang w:eastAsia="en-IN"/>
+                <w14:ligatures w14:val="none"/>
+              </w:rPr>
+              <w:t>look the same</w:t>
+            </w:r>
+            <w:r>
+              <w:rPr>
+                <w:rFonts w:ascii="Calibri" w:eastAsia="Times New Roman" w:hAnsi="Calibri" w:cs="Calibri"/>
+                <w:b/>
+                <w:bCs/>
+                <w:color w:val="70AD47" w:themeColor="accent6"/>
+                <w:kern w:val="0"/>
+                <w:lang w:eastAsia="en-IN"/>
+                <w14:ligatures w14:val="none"/>
+              </w:rPr>
+              <w:t xml:space="preserve"> ({ x: 1 }), they are different objects in memory</w:t>
+            </w:r>
+          </w:p>
+        </w:tc>
+      </w:tr>
+      <w:tr>
+        <w:trPr>
+          <w:trHeight w:val="290"/>
+        </w:trPr>
+        <w:tc>
+          <w:tcPr>
+            <w:tcW w:w="9351" w:type="dxa"/>
+            <w:tcBorders>
+              <w:top w:val="nil"/>
+              <w:left w:val="single" w:sz="4" w:space="0" w:color="auto"/>
+              <w:bottom w:val="single" w:sz="4" w:space="0" w:color="auto"/>
+              <w:right w:val="single" w:sz="4" w:space="0" w:color="auto"/>
+            </w:tcBorders>
+            <w:noWrap/>
+            <w:vAlign w:val="bottom"/>
+            <w:hideMark/>
+          </w:tcPr>
+          <w:p>
+            <w:pPr>
+              <w:spacing w:after="0" w:line="240" w:lineRule="auto"/>
+              <w:rPr>
+                <w:rFonts w:ascii="Calibri" w:eastAsia="Times New Roman" w:hAnsi="Calibri" w:cs="Calibri"/>
+                <w:color w:val="000000"/>
+                <w:kern w:val="0"/>
+                <w:lang w:eastAsia="en-IN"/>
+                <w14:ligatures w14:val="none"/>
+              </w:rPr>
+            </w:pPr>
+            <w:r>
+              <w:rPr>
+                <w:rFonts w:ascii="Calibri" w:eastAsia="Times New Roman" w:hAnsi="Calibri" w:cs="Calibri"/>
+                <w:color w:val="000000"/>
+                <w:kern w:val="0"/>
+                <w:lang w:eastAsia="en-IN"/>
+                <w14:ligatures w14:val="none"/>
+              </w:rPr>
+              <w:t>console.log(a === b);</w:t>
+            </w:r>
+            <w:r>
+              <w:rPr>
+                <w:rFonts w:ascii="Calibri" w:eastAsia="Times New Roman" w:hAnsi="Calibri" w:cs="Calibri"/>
+                <w:color w:val="000000"/>
+                <w:kern w:val="0"/>
+                <w:lang w:eastAsia="en-IN"/>
+                <w14:ligatures w14:val="none"/>
+              </w:rPr>
+              <w:t xml:space="preserve"> </w:t>
+            </w:r>
+            <w:r>
+              <w:rPr>
+                <w:rFonts w:ascii="Calibri" w:eastAsia="Times New Roman" w:hAnsi="Calibri" w:cs="Calibri"/>
+                <w:color w:val="C00000"/>
+                <w:kern w:val="0"/>
+                <w:lang w:eastAsia="en-IN"/>
+                <w14:ligatures w14:val="none"/>
+              </w:rPr>
+              <w:t>FALSE</w:t>
+            </w:r>
+            <w:r>
+              <w:rPr>
+                <w:rFonts w:ascii="Calibri" w:eastAsia="Times New Roman" w:hAnsi="Calibri" w:cs="Calibri"/>
+                <w:b/>
+                <w:bCs/>
+                <w:color w:val="70AD47" w:themeColor="accent6"/>
+                <w:kern w:val="0"/>
+                <w:lang w:eastAsia="en-IN"/>
+                <w14:ligatures w14:val="none"/>
+              </w:rPr>
+              <w:t xml:space="preserve"> // still referring different memories </w:t>
+            </w:r>
+            <w:r>
+              <w:rPr>
+                <w:rFonts w:ascii="Calibri" w:eastAsia="Times New Roman" w:hAnsi="Calibri" w:cs="Calibri"/>
+                <w:b/>
+                <w:bCs/>
+                <w:color w:val="70AD47" w:themeColor="accent6"/>
+                <w:kern w:val="0"/>
+                <w:lang w:eastAsia="en-IN"/>
+                <w14:ligatures w14:val="none"/>
+              </w:rPr>
+              <w:t>checks both type and reference.</w:t>
+            </w:r>
+          </w:p>
+        </w:tc>
+      </w:tr>
+      <w:tr>
+        <w:trPr>
+          <w:trHeight w:val="290"/>
+        </w:trPr>
+        <w:tc>
+          <w:tcPr>
+            <w:tcW w:w="9351" w:type="dxa"/>
+            <w:tcBorders>
+              <w:top w:val="nil"/>
+              <w:left w:val="single" w:sz="4" w:space="0" w:color="auto"/>
+              <w:bottom w:val="single" w:sz="4" w:space="0" w:color="auto"/>
+              <w:right w:val="single" w:sz="4" w:space="0" w:color="auto"/>
+            </w:tcBorders>
+            <w:noWrap/>
+            <w:vAlign w:val="bottom"/>
+            <w:hideMark/>
+          </w:tcPr>
+          <w:p>
+            <w:pPr>
+              <w:spacing w:after="0" w:line="240" w:lineRule="auto"/>
+              <w:rPr>
+                <w:rFonts w:ascii="Calibri" w:eastAsia="Times New Roman" w:hAnsi="Calibri" w:cs="Calibri"/>
+                <w:color w:val="000000"/>
+                <w:kern w:val="0"/>
+                <w:lang w:eastAsia="en-IN"/>
+                <w14:ligatures w14:val="none"/>
+              </w:rPr>
+            </w:pPr>
+            <w:r>
+              <w:rPr>
+                <w:rFonts w:ascii="Calibri" w:eastAsia="Times New Roman" w:hAnsi="Calibri" w:cs="Calibri"/>
+                <w:color w:val="000000"/>
+                <w:kern w:val="0"/>
+                <w:lang w:eastAsia="en-IN"/>
+                <w14:ligatures w14:val="none"/>
+              </w:rPr>
+              <w:t> </w:t>
+            </w:r>
+          </w:p>
+        </w:tc>
+      </w:tr>
+      <w:tr>
+        <w:trPr>
+          <w:trHeight w:val="290"/>
+        </w:trPr>
+        <w:tc>
+          <w:tcPr>
+            <w:tcW w:w="9351" w:type="dxa"/>
+            <w:tcBorders>
+              <w:top w:val="nil"/>
+              <w:left w:val="single" w:sz="4" w:space="0" w:color="auto"/>
+              <w:bottom w:val="single" w:sz="4" w:space="0" w:color="auto"/>
+              <w:right w:val="single" w:sz="4" w:space="0" w:color="auto"/>
+            </w:tcBorders>
+            <w:noWrap/>
+            <w:vAlign w:val="bottom"/>
+            <w:hideMark/>
+          </w:tcPr>
+          <w:p>
+            <w:pPr>
+              <w:spacing w:after="0" w:line="240" w:lineRule="auto"/>
+              <w:rPr>
+                <w:rFonts w:ascii="Calibri" w:eastAsia="Times New Roman" w:hAnsi="Calibri" w:cs="Calibri"/>
+                <w:color w:val="000000"/>
+                <w:kern w:val="0"/>
+                <w:lang w:eastAsia="en-IN"/>
+                <w14:ligatures w14:val="none"/>
+              </w:rPr>
+            </w:pPr>
+            <w:r>
+              <w:rPr>
+                <w:rFonts w:ascii="Calibri" w:eastAsia="Times New Roman" w:hAnsi="Calibri" w:cs="Calibri"/>
+                <w:color w:val="000000"/>
+                <w:kern w:val="0"/>
+                <w:lang w:eastAsia="en-IN"/>
+                <w14:ligatures w14:val="none"/>
+              </w:rPr>
+              <w:t>const c = a;</w:t>
+            </w:r>
+            <w:r>
+              <w:rPr>
+                <w:rFonts w:ascii="Calibri" w:eastAsia="Times New Roman" w:hAnsi="Calibri" w:cs="Calibri"/>
+                <w:color w:val="000000"/>
+                <w:kern w:val="0"/>
+                <w:lang w:eastAsia="en-IN"/>
+                <w14:ligatures w14:val="none"/>
+              </w:rPr>
+              <w:t xml:space="preserve"> </w:t>
+            </w:r>
+            <w:r>
+              <w:rPr>
+                <w:rFonts w:ascii="Calibri" w:eastAsia="Times New Roman" w:hAnsi="Calibri" w:cs="Calibri"/>
+                <w:b/>
+                <w:bCs/>
+                <w:color w:val="70AD47" w:themeColor="accent6"/>
+                <w:kern w:val="0"/>
+                <w:lang w:eastAsia="en-IN"/>
+                <w14:ligatures w14:val="none"/>
+              </w:rPr>
+              <w:t>//</w:t>
+            </w:r>
+            <w:r>
+              <w:rPr>
+                <w:rFonts w:ascii="Courier New" w:hAnsi="Courier New" w:cs="Courier New"/>
+                <w:b/>
+                <w:bCs/>
+                <w:color w:val="70AD47" w:themeColor="accent6"/>
+                <w:sz w:val="20"/>
+                <w:szCs w:val="20"/>
+              </w:rPr>
+              <w:t xml:space="preserve"> both </w:t>
+            </w:r>
+            <w:r>
+              <w:rPr>
+                <w:rFonts w:ascii="Calibri" w:eastAsia="Times New Roman" w:hAnsi="Calibri" w:cs="Calibri"/>
+                <w:b/>
+                <w:bCs/>
+                <w:color w:val="70AD47" w:themeColor="accent6"/>
+                <w:kern w:val="0"/>
+                <w:lang w:eastAsia="en-IN"/>
+                <w14:ligatures w14:val="none"/>
+              </w:rPr>
+              <w:t>a and c point to the same memory address</w:t>
+            </w:r>
+          </w:p>
+        </w:tc>
+      </w:tr>
+      <w:tr>
+        <w:trPr>
+          <w:trHeight w:val="290"/>
+        </w:trPr>
+        <w:tc>
+          <w:tcPr>
+            <w:tcW w:w="9351" w:type="dxa"/>
+            <w:tcBorders>
+              <w:top w:val="nil"/>
+              <w:left w:val="single" w:sz="4" w:space="0" w:color="auto"/>
+              <w:bottom w:val="single" w:sz="4" w:space="0" w:color="auto"/>
+              <w:right w:val="single" w:sz="4" w:space="0" w:color="auto"/>
+            </w:tcBorders>
+            <w:noWrap/>
+            <w:vAlign w:val="bottom"/>
+            <w:hideMark/>
+          </w:tcPr>
+          <w:p>
+            <w:pPr>
+              <w:spacing w:after="0" w:line="240" w:lineRule="auto"/>
+              <w:rPr>
+                <w:rFonts w:ascii="Calibri" w:eastAsia="Times New Roman" w:hAnsi="Calibri" w:cs="Calibri"/>
+                <w:color w:val="000000"/>
+                <w:kern w:val="0"/>
+                <w:lang w:eastAsia="en-IN"/>
+                <w14:ligatures w14:val="none"/>
+              </w:rPr>
+            </w:pPr>
+            <w:r>
+              <w:rPr>
+                <w:rFonts w:ascii="Calibri" w:eastAsia="Times New Roman" w:hAnsi="Calibri" w:cs="Calibri"/>
+                <w:color w:val="000000"/>
+                <w:kern w:val="0"/>
+                <w:lang w:eastAsia="en-IN"/>
+                <w14:ligatures w14:val="none"/>
+              </w:rPr>
+              <w:t>console.log(a === c);</w:t>
+            </w:r>
+            <w:r>
+              <w:rPr>
+                <w:rFonts w:ascii="Calibri" w:eastAsia="Times New Roman" w:hAnsi="Calibri" w:cs="Calibri"/>
+                <w:color w:val="000000"/>
+                <w:kern w:val="0"/>
+                <w:lang w:eastAsia="en-IN"/>
+                <w14:ligatures w14:val="none"/>
+              </w:rPr>
+              <w:t xml:space="preserve">  </w:t>
+            </w:r>
+            <w:r>
+              <w:rPr>
+                <w:rFonts w:ascii="Calibri" w:eastAsia="Times New Roman" w:hAnsi="Calibri" w:cs="Calibri"/>
+                <w:color w:val="C00000"/>
+                <w:kern w:val="0"/>
+                <w:lang w:eastAsia="en-IN"/>
+                <w14:ligatures w14:val="none"/>
+              </w:rPr>
+              <w:t>TRUE</w:t>
+            </w:r>
+          </w:p>
+        </w:tc>
+      </w:tr>
+    </w:tbl>
+    <w:p>
+      <w:pPr>
+        <w:rPr>
+          <w:rFonts w:ascii="Times New Roman" w:hAnsi="Times New Roman" w:cs="Times New Roman"/>
+          <w:b/>
+          <w:bCs/>
+          <w:color w:val="7030A0"/>
+          <w:sz w:val="24"/>
+          <w:szCs w:val="24"/>
+        </w:rPr>
+      </w:pPr>
+    </w:p>
+    <w:p>
+      <w:pPr>
+        <w:rPr>
+          <w:rFonts w:ascii="Times New Roman" w:hAnsi="Times New Roman" w:cs="Times New Roman"/>
+          <w:b/>
+          <w:bCs/>
+          <w:color w:val="7030A0"/>
+          <w:sz w:val="24"/>
+          <w:szCs w:val="24"/>
+        </w:rPr>
+      </w:pPr>
+      <w:r>
+        <w:rPr>
+          <w:rFonts w:ascii="Times New Roman" w:hAnsi="Times New Roman" w:cs="Times New Roman"/>
+          <w:b/>
+          <w:bCs/>
+          <w:color w:val="7030A0"/>
+          <w:sz w:val="24"/>
+          <w:szCs w:val="24"/>
+        </w:rPr>
+        <w:t xml:space="preserve">HINT: </w:t>
+      </w:r>
+      <w:r>
+        <w:rPr>
+          <w:rFonts w:ascii="Times New Roman" w:hAnsi="Times New Roman" w:cs="Times New Roman"/>
+          <w:b/>
+          <w:bCs/>
+          <w:color w:val="7030A0"/>
+          <w:sz w:val="24"/>
+          <w:szCs w:val="24"/>
+        </w:rPr>
+        <w:t>want to compare object contents</w:t>
+      </w:r>
+      <w:r>
+        <w:rPr>
+          <w:rFonts w:ascii="Times New Roman" w:hAnsi="Times New Roman" w:cs="Times New Roman"/>
+          <w:b/>
+          <w:bCs/>
+          <w:color w:val="7030A0"/>
+          <w:sz w:val="24"/>
+          <w:szCs w:val="24"/>
+        </w:rPr>
+        <w:t xml:space="preserve"> use </w:t>
       </w:r>
       <w:proofErr w:type="spellStart"/>
       <w:r>
         <w:rPr>
           <w:rFonts w:ascii="Times New Roman" w:hAnsi="Times New Roman" w:cs="Times New Roman"/>
-          <w:sz w:val="24"/>
-          <w:szCs w:val="24"/>
-        </w:rPr>
-        <w:t>javascript</w:t>
+          <w:b/>
+          <w:bCs/>
+          <w:color w:val="7030A0"/>
+          <w:sz w:val="24"/>
+          <w:szCs w:val="24"/>
+        </w:rPr>
+        <w:t>JSON.stringify</w:t>
       </w:r>
       <w:proofErr w:type="spellEnd"/>
       <w:r>
         <w:rPr>
           <w:rFonts w:ascii="Times New Roman" w:hAnsi="Times New Roman" w:cs="Times New Roman"/>
-          <w:sz w:val="24"/>
-          <w:szCs w:val="24"/>
-        </w:rPr>
-        <w:t xml:space="preserve"> null means "reference to non-existing object "</w:t>
-      </w:r>
-    </w:p>
-    <w:p>
-      <w:pPr>
-        <w:rPr>
-          <w:rFonts w:ascii="Times New Roman" w:hAnsi="Times New Roman" w:cs="Times New Roman"/>
-          <w:sz w:val="24"/>
-          <w:szCs w:val="24"/>
-        </w:rPr>
-      </w:pPr>
+          <w:b/>
+          <w:bCs/>
+          <w:color w:val="7030A0"/>
+          <w:sz w:val="24"/>
+          <w:szCs w:val="24"/>
+        </w:rPr>
+        <w:t xml:space="preserve">(a) === </w:t>
+      </w:r>
       <w:proofErr w:type="spellStart"/>
       <w:r>
         <w:rPr>
           <w:rFonts w:ascii="Times New Roman" w:hAnsi="Times New Roman" w:cs="Times New Roman"/>
-          <w:sz w:val="24"/>
-          <w:szCs w:val="24"/>
-        </w:rPr>
-        <w:t>typeof</w:t>
+          <w:b/>
+          <w:bCs/>
+          <w:color w:val="7030A0"/>
+          <w:sz w:val="24"/>
+          <w:szCs w:val="24"/>
+        </w:rPr>
+        <w:t>JSON.stringify</w:t>
       </w:r>
       <w:proofErr w:type="spellEnd"/>
       <w:r>
         <w:rPr>
           <w:rFonts w:ascii="Times New Roman" w:hAnsi="Times New Roman" w:cs="Times New Roman"/>
-          <w:sz w:val="24"/>
-          <w:szCs w:val="24"/>
-        </w:rPr>
-        <w:t xml:space="preserve"> null → "object"</w:t>
-      </w:r>
-    </w:p>
-    <w:p>
-      <w:pPr>
-        <w:rPr>
-          <w:rFonts w:ascii="Times New Roman" w:hAnsi="Times New Roman" w:cs="Times New Roman"/>
-          <w:sz w:val="24"/>
-          <w:szCs w:val="24"/>
-        </w:rPr>
-      </w:pPr>
-      <w:proofErr w:type="spellStart"/>
-      <w:r>
-        <w:rPr>
-          <w:rFonts w:ascii="Times New Roman" w:hAnsi="Times New Roman" w:cs="Times New Roman"/>
-          <w:sz w:val="24"/>
-          <w:szCs w:val="24"/>
-        </w:rPr>
-        <w:t>typeof</w:t>
-      </w:r>
-      <w:proofErr w:type="spellEnd"/>
-      <w:r>
-        <w:rPr>
-          <w:rFonts w:ascii="Times New Roman" w:hAnsi="Times New Roman" w:cs="Times New Roman"/>
-          <w:sz w:val="24"/>
-          <w:szCs w:val="24"/>
-        </w:rPr>
-        <w:t xml:space="preserve"> undefined → "undefined"</w:t>
-      </w:r>
-    </w:p>
-    <w:p>
-      <w:pPr>
-        <w:rPr>
-          <w:rFonts w:ascii="Times New Roman" w:hAnsi="Times New Roman" w:cs="Times New Roman"/>
-          <w:sz w:val="24"/>
-          <w:szCs w:val="24"/>
-        </w:rPr>
-      </w:pPr>
-      <w:r>
-        <w:rPr>
-          <w:rFonts w:ascii="Times New Roman" w:hAnsi="Times New Roman" w:cs="Times New Roman"/>
-          <w:sz w:val="24"/>
-          <w:szCs w:val="24"/>
-        </w:rPr>
-        <w:t>(</w:t>
-      </w:r>
-      <w:proofErr w:type="spellStart"/>
-      <w:r>
-        <w:rPr>
-          <w:rFonts w:ascii="Times New Roman" w:hAnsi="Times New Roman" w:cs="Times New Roman"/>
-          <w:sz w:val="24"/>
-          <w:szCs w:val="24"/>
-        </w:rPr>
-        <w:t>typeof</w:t>
-      </w:r>
-      <w:proofErr w:type="spellEnd"/>
-      <w:r>
-        <w:rPr>
-          <w:rFonts w:ascii="Times New Roman" w:hAnsi="Times New Roman" w:cs="Times New Roman"/>
-          <w:sz w:val="24"/>
-          <w:szCs w:val="24"/>
-        </w:rPr>
-        <w:t xml:space="preserve"> </w:t>
-      </w:r>
-      <w:proofErr w:type="spellStart"/>
-      <w:r>
-        <w:rPr>
-          <w:rFonts w:ascii="Times New Roman" w:hAnsi="Times New Roman" w:cs="Times New Roman"/>
-          <w:sz w:val="24"/>
-          <w:szCs w:val="24"/>
-        </w:rPr>
-        <w:t>NaN</w:t>
-      </w:r>
-      <w:proofErr w:type="spellEnd"/>
-      <w:r>
-        <w:rPr>
-          <w:rFonts w:ascii="Times New Roman" w:hAnsi="Times New Roman" w:cs="Times New Roman"/>
-          <w:sz w:val="24"/>
-          <w:szCs w:val="24"/>
-        </w:rPr>
-        <w:t>);   // "number"</w:t>
-      </w:r>
-    </w:p>
-    <w:p>
-      <w:pPr>
-        <w:rPr>
-          <w:rFonts w:ascii="Times New Roman" w:hAnsi="Times New Roman" w:cs="Times New Roman"/>
-          <w:sz w:val="24"/>
-          <w:szCs w:val="24"/>
-        </w:rPr>
-      </w:pPr>
-      <w:proofErr w:type="spellStart"/>
-      <w:r>
-        <w:rPr>
-          <w:rFonts w:ascii="Times New Roman" w:hAnsi="Times New Roman" w:cs="Times New Roman"/>
-          <w:sz w:val="24"/>
-          <w:szCs w:val="24"/>
-        </w:rPr>
-        <w:t>NaN</w:t>
-      </w:r>
-      <w:proofErr w:type="spellEnd"/>
-      <w:r>
-        <w:rPr>
-          <w:rFonts w:ascii="Times New Roman" w:hAnsi="Times New Roman" w:cs="Times New Roman"/>
-          <w:sz w:val="24"/>
-          <w:szCs w:val="24"/>
-        </w:rPr>
-        <w:t>: "Not a Number" — result of invalid math operation</w:t>
-      </w:r>
-    </w:p>
-    <w:p>
-      <w:pPr>
-        <w:rPr>
-          <w:rFonts w:ascii="Times New Roman" w:hAnsi="Times New Roman" w:cs="Times New Roman"/>
-          <w:b/>
-          <w:bCs/>
-          <w:color w:val="833C0B" w:themeColor="accent2" w:themeShade="80"/>
-          <w:sz w:val="24"/>
-          <w:szCs w:val="24"/>
-        </w:rPr>
-      </w:pPr>
-      <w:r>
-        <w:rPr>
-          <w:rFonts w:ascii="Times New Roman" w:hAnsi="Times New Roman" w:cs="Times New Roman"/>
-          <w:b/>
-          <w:bCs/>
-          <w:color w:val="833C0B" w:themeColor="accent2" w:themeShade="80"/>
-          <w:sz w:val="24"/>
-          <w:szCs w:val="24"/>
-        </w:rPr>
-        <w:t>Why is type of null === "object"?</w:t>
-      </w:r>
-    </w:p>
-    <w:p>
-      <w:pPr>
-        <w:rPr>
-          <w:rFonts w:ascii="Times New Roman" w:hAnsi="Times New Roman" w:cs="Times New Roman"/>
-          <w:sz w:val="24"/>
-          <w:szCs w:val="24"/>
-        </w:rPr>
-      </w:pPr>
-      <w:proofErr w:type="spellStart"/>
-      <w:r>
-        <w:rPr>
-          <w:rFonts w:ascii="Times New Roman" w:hAnsi="Times New Roman" w:cs="Times New Roman"/>
-          <w:sz w:val="24"/>
-          <w:szCs w:val="24"/>
-        </w:rPr>
-        <w:t>typeof</w:t>
-      </w:r>
-      <w:proofErr w:type="spellEnd"/>
-      <w:r>
-        <w:rPr>
-          <w:rFonts w:ascii="Times New Roman" w:hAnsi="Times New Roman" w:cs="Times New Roman"/>
-          <w:sz w:val="24"/>
-          <w:szCs w:val="24"/>
-        </w:rPr>
-        <w:t xml:space="preserve"> null returns 'object' due to a legacy bug in JavaScript’s implementation. Although null is a primitive, it's incorrectly tagged as an object in memory. To truly check for null, we should use a strict comparison like value === null.</w:t>
-      </w:r>
-    </w:p>
-    <w:p>
-      <w:pPr>
-        <w:rPr>
-          <w:rFonts w:ascii="Times New Roman" w:hAnsi="Times New Roman" w:cs="Times New Roman"/>
-          <w:b/>
-          <w:bCs/>
-          <w:color w:val="833C0B" w:themeColor="accent2" w:themeShade="80"/>
-          <w:sz w:val="24"/>
-          <w:szCs w:val="24"/>
-        </w:rPr>
-      </w:pPr>
-      <w:r>
-        <w:rPr>
-          <w:rFonts w:ascii="Times New Roman" w:hAnsi="Times New Roman" w:cs="Times New Roman"/>
-          <w:b/>
-          <w:bCs/>
-          <w:color w:val="833C0B" w:themeColor="accent2" w:themeShade="80"/>
-          <w:sz w:val="24"/>
-          <w:szCs w:val="24"/>
-        </w:rPr>
-        <w:t xml:space="preserve">What are the possible ways to create </w:t>
-      </w:r>
-      <w:r>
-        <w:rPr>
-          <w:rFonts w:ascii="Times New Roman" w:hAnsi="Times New Roman" w:cs="Times New Roman"/>
-          <w:b/>
-          <w:bCs/>
-          <w:color w:val="833C0B" w:themeColor="accent2" w:themeShade="80"/>
-          <w:sz w:val="24"/>
-          <w:szCs w:val="24"/>
-        </w:rPr>
-        <w:t>Array</w:t>
-      </w:r>
-      <w:r>
-        <w:rPr>
-          <w:rFonts w:ascii="Times New Roman" w:hAnsi="Times New Roman" w:cs="Times New Roman"/>
-          <w:b/>
-          <w:bCs/>
-          <w:color w:val="833C0B" w:themeColor="accent2" w:themeShade="80"/>
-          <w:sz w:val="24"/>
-          <w:szCs w:val="24"/>
-        </w:rPr>
-        <w:t xml:space="preserve"> in JavaScript?</w:t>
-      </w:r>
-    </w:p>
-    <w:p>
-      <w:pPr>
-        <w:rPr>
-          <w:rFonts w:ascii="Times New Roman" w:hAnsi="Times New Roman" w:cs="Times New Roman"/>
-          <w:sz w:val="24"/>
-          <w:szCs w:val="24"/>
-        </w:rPr>
-      </w:pPr>
-      <w:r>
-        <w:rPr>
-          <w:rFonts w:ascii="Times New Roman" w:hAnsi="Times New Roman" w:cs="Times New Roman"/>
-          <w:sz w:val="24"/>
-          <w:szCs w:val="24"/>
-        </w:rPr>
-        <w:t xml:space="preserve">1.let </w:t>
-      </w:r>
-      <w:proofErr w:type="spellStart"/>
-      <w:r>
-        <w:rPr>
-          <w:rFonts w:ascii="Times New Roman" w:hAnsi="Times New Roman" w:cs="Times New Roman"/>
-          <w:sz w:val="24"/>
-          <w:szCs w:val="24"/>
-        </w:rPr>
-        <w:t>arr</w:t>
-      </w:r>
-      <w:proofErr w:type="spellEnd"/>
-      <w:r>
-        <w:rPr>
-          <w:rFonts w:ascii="Times New Roman" w:hAnsi="Times New Roman" w:cs="Times New Roman"/>
-          <w:sz w:val="24"/>
-          <w:szCs w:val="24"/>
-        </w:rPr>
-        <w:t xml:space="preserve"> = [“a”,1,true,{name: jahna”}] </w:t>
-      </w:r>
-    </w:p>
-    <w:p>
-      <w:pPr>
-        <w:rPr>
-          <w:rFonts w:ascii="Times New Roman" w:hAnsi="Times New Roman" w:cs="Times New Roman"/>
-          <w:sz w:val="24"/>
-          <w:szCs w:val="24"/>
-        </w:rPr>
-      </w:pPr>
-      <w:r>
-        <w:rPr>
-          <w:rFonts w:ascii="Times New Roman" w:hAnsi="Times New Roman" w:cs="Times New Roman"/>
-          <w:sz w:val="24"/>
-          <w:szCs w:val="24"/>
-        </w:rPr>
-        <w:t xml:space="preserve">2.Let </w:t>
-      </w:r>
-      <w:proofErr w:type="spellStart"/>
-      <w:r>
-        <w:rPr>
-          <w:rFonts w:ascii="Times New Roman" w:hAnsi="Times New Roman" w:cs="Times New Roman"/>
-          <w:sz w:val="24"/>
-          <w:szCs w:val="24"/>
-        </w:rPr>
-        <w:t>arr</w:t>
-      </w:r>
-      <w:proofErr w:type="spellEnd"/>
-      <w:r>
-        <w:rPr>
-          <w:rFonts w:ascii="Times New Roman" w:hAnsi="Times New Roman" w:cs="Times New Roman"/>
-          <w:sz w:val="24"/>
-          <w:szCs w:val="24"/>
-        </w:rPr>
-        <w:t xml:space="preserve"> = new Array (“a”,1,true,{name: jahna”}</w:t>
-      </w:r>
-    </w:p>
-    <w:p>
-      <w:pPr>
-        <w:rPr>
-          <w:rFonts w:ascii="Times New Roman" w:hAnsi="Times New Roman" w:cs="Times New Roman"/>
-          <w:sz w:val="24"/>
-          <w:szCs w:val="24"/>
-        </w:rPr>
-      </w:pPr>
-      <w:r>
-        <w:rPr>
-          <w:rFonts w:ascii="Times New Roman" w:hAnsi="Times New Roman" w:cs="Times New Roman"/>
-          <w:sz w:val="24"/>
-          <w:szCs w:val="24"/>
-        </w:rPr>
-        <w:t>3.</w:t>
-      </w:r>
-      <w:r>
-        <w:rPr>
-          <w:rFonts w:ascii="Times New Roman" w:hAnsi="Times New Roman" w:cs="Times New Roman"/>
-          <w:sz w:val="24"/>
-          <w:szCs w:val="24"/>
-        </w:rPr>
-        <w:t xml:space="preserve">let </w:t>
-      </w:r>
-      <w:proofErr w:type="spellStart"/>
-      <w:r>
-        <w:rPr>
-          <w:rFonts w:ascii="Times New Roman" w:hAnsi="Times New Roman" w:cs="Times New Roman"/>
-          <w:sz w:val="24"/>
-          <w:szCs w:val="24"/>
-        </w:rPr>
-        <w:t>arr</w:t>
-      </w:r>
-      <w:proofErr w:type="spellEnd"/>
-      <w:r>
-        <w:rPr>
-          <w:rFonts w:ascii="Times New Roman" w:hAnsi="Times New Roman" w:cs="Times New Roman"/>
-          <w:sz w:val="24"/>
-          <w:szCs w:val="24"/>
-        </w:rPr>
-        <w:t xml:space="preserve"> = </w:t>
-      </w:r>
-      <w:proofErr w:type="spellStart"/>
-      <w:r>
-        <w:rPr>
-          <w:rFonts w:ascii="Times New Roman" w:hAnsi="Times New Roman" w:cs="Times New Roman"/>
-          <w:sz w:val="24"/>
-          <w:szCs w:val="24"/>
-        </w:rPr>
-        <w:t>Array.of</w:t>
-      </w:r>
-      <w:proofErr w:type="spellEnd"/>
-      <w:r>
-        <w:rPr>
-          <w:rFonts w:ascii="Times New Roman" w:hAnsi="Times New Roman" w:cs="Times New Roman"/>
-          <w:sz w:val="24"/>
-          <w:szCs w:val="24"/>
-        </w:rPr>
-        <w:t>("a", 1, true, { name: "jahna" });</w:t>
-      </w:r>
-    </w:p>
-    <w:p>
-      <w:pPr>
-        <w:rPr>
-          <w:rFonts w:ascii="Times New Roman" w:hAnsi="Times New Roman" w:cs="Times New Roman"/>
-          <w:sz w:val="24"/>
-          <w:szCs w:val="24"/>
-        </w:rPr>
-      </w:pPr>
-      <w:r>
-        <w:rPr>
-          <w:rFonts w:ascii="Times New Roman" w:hAnsi="Times New Roman" w:cs="Times New Roman"/>
-          <w:sz w:val="24"/>
-          <w:szCs w:val="24"/>
-        </w:rPr>
-        <w:t>4.</w:t>
-      </w:r>
-      <w:r>
-        <w:rPr>
-          <w:rFonts w:ascii="Times New Roman" w:hAnsi="Times New Roman" w:cs="Times New Roman"/>
-          <w:sz w:val="24"/>
-          <w:szCs w:val="24"/>
-        </w:rPr>
-        <w:t xml:space="preserve">let </w:t>
-      </w:r>
-      <w:proofErr w:type="spellStart"/>
-      <w:r>
-        <w:rPr>
-          <w:rFonts w:ascii="Times New Roman" w:hAnsi="Times New Roman" w:cs="Times New Roman"/>
-          <w:sz w:val="24"/>
-          <w:szCs w:val="24"/>
-        </w:rPr>
-        <w:t>arr</w:t>
-      </w:r>
-      <w:proofErr w:type="spellEnd"/>
-      <w:r>
-        <w:rPr>
-          <w:rFonts w:ascii="Times New Roman" w:hAnsi="Times New Roman" w:cs="Times New Roman"/>
-          <w:sz w:val="24"/>
-          <w:szCs w:val="24"/>
-        </w:rPr>
-        <w:t xml:space="preserve"> = </w:t>
-      </w:r>
-      <w:proofErr w:type="spellStart"/>
-      <w:r>
-        <w:rPr>
-          <w:rFonts w:ascii="Times New Roman" w:hAnsi="Times New Roman" w:cs="Times New Roman"/>
-          <w:sz w:val="24"/>
-          <w:szCs w:val="24"/>
-        </w:rPr>
-        <w:t>Array.from</w:t>
-      </w:r>
-      <w:proofErr w:type="spellEnd"/>
-      <w:r>
-        <w:rPr>
-          <w:rFonts w:ascii="Times New Roman" w:hAnsi="Times New Roman" w:cs="Times New Roman"/>
-          <w:sz w:val="24"/>
-          <w:szCs w:val="24"/>
-        </w:rPr>
-        <w:t>("hello");  // ['h', 'e', 'l', 'l', 'o']</w:t>
-      </w:r>
-    </w:p>
-    <w:p>
-      <w:pPr>
-        <w:rPr>
-          <w:rFonts w:ascii="Times New Roman" w:hAnsi="Times New Roman" w:cs="Times New Roman"/>
-          <w:sz w:val="24"/>
-          <w:szCs w:val="24"/>
-        </w:rPr>
-      </w:pPr>
-      <w:r>
-        <w:rPr>
-          <w:rFonts w:ascii="Times New Roman" w:hAnsi="Times New Roman" w:cs="Times New Roman"/>
-          <w:sz w:val="24"/>
-          <w:szCs w:val="24"/>
-        </w:rPr>
-        <w:t>5.</w:t>
-      </w:r>
-      <w:r>
-        <w:t xml:space="preserve"> </w:t>
-      </w:r>
-      <w:r>
-        <w:rPr>
-          <w:rFonts w:ascii="Times New Roman" w:hAnsi="Times New Roman" w:cs="Times New Roman"/>
-          <w:sz w:val="24"/>
-          <w:szCs w:val="24"/>
-        </w:rPr>
-        <w:t>let str = "hello";</w:t>
-      </w:r>
-    </w:p>
-    <w:p>
-      <w:pPr>
-        <w:ind w:firstLine="720"/>
-        <w:rPr>
-          <w:rFonts w:ascii="Times New Roman" w:hAnsi="Times New Roman" w:cs="Times New Roman"/>
-          <w:sz w:val="24"/>
-          <w:szCs w:val="24"/>
-        </w:rPr>
-      </w:pPr>
-      <w:r>
-        <w:rPr>
-          <w:rFonts w:ascii="Times New Roman" w:hAnsi="Times New Roman" w:cs="Times New Roman"/>
-          <w:sz w:val="24"/>
-          <w:szCs w:val="24"/>
-        </w:rPr>
-        <w:t xml:space="preserve">let </w:t>
-      </w:r>
-      <w:proofErr w:type="spellStart"/>
-      <w:r>
-        <w:rPr>
-          <w:rFonts w:ascii="Times New Roman" w:hAnsi="Times New Roman" w:cs="Times New Roman"/>
-          <w:sz w:val="24"/>
-          <w:szCs w:val="24"/>
-        </w:rPr>
-        <w:t>arr</w:t>
-      </w:r>
-      <w:proofErr w:type="spellEnd"/>
-      <w:r>
-        <w:rPr>
-          <w:rFonts w:ascii="Times New Roman" w:hAnsi="Times New Roman" w:cs="Times New Roman"/>
-          <w:sz w:val="24"/>
-          <w:szCs w:val="24"/>
-        </w:rPr>
-        <w:t xml:space="preserve"> = [...str]; // ['h', 'e', 'l', 'l', 'o']</w:t>
-      </w:r>
-    </w:p>
-    <w:p>
-      <w:pPr>
-        <w:rPr>
-          <w:rFonts w:ascii="Times New Roman" w:eastAsiaTheme="majorEastAsia" w:hAnsi="Times New Roman" w:cs="Times New Roman"/>
-          <w:sz w:val="24"/>
-          <w:szCs w:val="24"/>
-        </w:rPr>
-      </w:pPr>
-      <w:r>
-        <w:rPr>
-          <w:rFonts w:ascii="Times New Roman" w:hAnsi="Times New Roman" w:cs="Times New Roman"/>
-          <w:noProof/>
-          <w:sz w:val="24"/>
-          <w:szCs w:val="24"/>
-        </w:rPr>
-        <w:drawing>
-          <wp:inline distT="0" distB="0" distL="0" distR="0" wp14:anchorId="7F4654C3" wp14:editId="482EA870">
-            <wp:extent cx="4921503" cy="3454578"/>
-            <wp:effectExtent l="0" t="0" r="0" b="0"/>
-            <wp:docPr id="655369767" name="Picture 1"/>
-            <wp:cNvGraphicFramePr>
-              <a:graphicFrameLocks xmlns:a="http://schemas.openxmlformats.org/drawingml/2006/main" noChangeAspect="1"/>
-            </wp:cNvGraphicFramePr>
-            <a:graphic xmlns:a="http://schemas.openxmlformats.org/drawingml/2006/main">
-              <a:graphicData uri="http://schemas.openxmlformats.org/drawingml/2006/picture">
-                <pic:pic xmlns:pic="http://schemas.openxmlformats.org/drawingml/2006/picture">
-                  <pic:nvPicPr>
-                    <pic:cNvPr id="655369767" name=""/>
-                    <pic:cNvPicPr/>
-                  </pic:nvPicPr>
-                  <pic:blipFill>
-                    <a:blip r:embed="rId11"/>
-                    <a:stretch>
-                      <a:fillRect/>
-                    </a:stretch>
-                  </pic:blipFill>
-                  <pic:spPr>
-                    <a:xfrm>
-                      <a:off x="0" y="0"/>
-                      <a:ext cx="4921503" cy="3454578"/>
-                    </a:xfrm>
-                    <a:prstGeom prst="rect">
-                      <a:avLst/>
-                    </a:prstGeom>
-                  </pic:spPr>
-                </pic:pic>
-              </a:graphicData>
-            </a:graphic>
-          </wp:inline>
-        </w:drawing>
+          <w:b/>
+          <w:bCs/>
+          <w:color w:val="7030A0"/>
+          <w:sz w:val="24"/>
+          <w:szCs w:val="24"/>
+        </w:rPr>
+        <w:t>(b)</w:t>
       </w:r>
     </w:p>
     <w:p>
@@ -6050,6 +6758,359 @@
           <w:sz w:val="24"/>
           <w:szCs w:val="24"/>
         </w:rPr>
+        <w:t xml:space="preserve">What are the possible ways to create </w:t>
+      </w:r>
+      <w:r>
+        <w:rPr>
+          <w:rFonts w:ascii="Times New Roman" w:hAnsi="Times New Roman" w:cs="Times New Roman"/>
+          <w:b/>
+          <w:bCs/>
+          <w:color w:val="833C0B" w:themeColor="accent2" w:themeShade="80"/>
+          <w:sz w:val="24"/>
+          <w:szCs w:val="24"/>
+        </w:rPr>
+        <w:t>Array</w:t>
+      </w:r>
+      <w:r>
+        <w:rPr>
+          <w:rFonts w:ascii="Times New Roman" w:hAnsi="Times New Roman" w:cs="Times New Roman"/>
+          <w:b/>
+          <w:bCs/>
+          <w:color w:val="833C0B" w:themeColor="accent2" w:themeShade="80"/>
+          <w:sz w:val="24"/>
+          <w:szCs w:val="24"/>
+        </w:rPr>
+        <w:t xml:space="preserve"> in JavaScript?</w:t>
+      </w:r>
+    </w:p>
+    <w:p>
+      <w:pPr>
+        <w:rPr>
+          <w:rFonts w:ascii="Times New Roman" w:hAnsi="Times New Roman" w:cs="Times New Roman"/>
+          <w:sz w:val="24"/>
+          <w:szCs w:val="24"/>
+        </w:rPr>
+      </w:pPr>
+      <w:r>
+        <w:rPr>
+          <w:rFonts w:ascii="Times New Roman" w:hAnsi="Times New Roman" w:cs="Times New Roman"/>
+          <w:sz w:val="24"/>
+          <w:szCs w:val="24"/>
+        </w:rPr>
+        <w:t xml:space="preserve">1.let </w:t>
+      </w:r>
+      <w:proofErr w:type="spellStart"/>
+      <w:r>
+        <w:rPr>
+          <w:rFonts w:ascii="Times New Roman" w:hAnsi="Times New Roman" w:cs="Times New Roman"/>
+          <w:sz w:val="24"/>
+          <w:szCs w:val="24"/>
+        </w:rPr>
+        <w:t>arr</w:t>
+      </w:r>
+      <w:proofErr w:type="spellEnd"/>
+      <w:r>
+        <w:rPr>
+          <w:rFonts w:ascii="Times New Roman" w:hAnsi="Times New Roman" w:cs="Times New Roman"/>
+          <w:sz w:val="24"/>
+          <w:szCs w:val="24"/>
+        </w:rPr>
+        <w:t xml:space="preserve"> = [“a”,1,true,{name: jahna”}] </w:t>
+      </w:r>
+    </w:p>
+    <w:p>
+      <w:pPr>
+        <w:rPr>
+          <w:rFonts w:ascii="Times New Roman" w:hAnsi="Times New Roman" w:cs="Times New Roman"/>
+          <w:sz w:val="24"/>
+          <w:szCs w:val="24"/>
+        </w:rPr>
+      </w:pPr>
+      <w:r>
+        <w:rPr>
+          <w:rFonts w:ascii="Times New Roman" w:hAnsi="Times New Roman" w:cs="Times New Roman"/>
+          <w:sz w:val="24"/>
+          <w:szCs w:val="24"/>
+        </w:rPr>
+        <w:t xml:space="preserve">2.Let </w:t>
+      </w:r>
+      <w:proofErr w:type="spellStart"/>
+      <w:r>
+        <w:rPr>
+          <w:rFonts w:ascii="Times New Roman" w:hAnsi="Times New Roman" w:cs="Times New Roman"/>
+          <w:sz w:val="24"/>
+          <w:szCs w:val="24"/>
+        </w:rPr>
+        <w:t>arr</w:t>
+      </w:r>
+      <w:proofErr w:type="spellEnd"/>
+      <w:r>
+        <w:rPr>
+          <w:rFonts w:ascii="Times New Roman" w:hAnsi="Times New Roman" w:cs="Times New Roman"/>
+          <w:sz w:val="24"/>
+          <w:szCs w:val="24"/>
+        </w:rPr>
+        <w:t xml:space="preserve"> = new Array (“a”,1,true,{name: jahna”}</w:t>
+      </w:r>
+    </w:p>
+    <w:p>
+      <w:pPr>
+        <w:rPr>
+          <w:rFonts w:ascii="Times New Roman" w:hAnsi="Times New Roman" w:cs="Times New Roman"/>
+          <w:sz w:val="24"/>
+          <w:szCs w:val="24"/>
+        </w:rPr>
+      </w:pPr>
+      <w:r>
+        <w:rPr>
+          <w:rFonts w:ascii="Times New Roman" w:hAnsi="Times New Roman" w:cs="Times New Roman"/>
+          <w:sz w:val="24"/>
+          <w:szCs w:val="24"/>
+        </w:rPr>
+        <w:t>3.</w:t>
+      </w:r>
+      <w:r>
+        <w:rPr>
+          <w:rFonts w:ascii="Times New Roman" w:hAnsi="Times New Roman" w:cs="Times New Roman"/>
+          <w:sz w:val="24"/>
+          <w:szCs w:val="24"/>
+        </w:rPr>
+        <w:t xml:space="preserve">let </w:t>
+      </w:r>
+      <w:proofErr w:type="spellStart"/>
+      <w:r>
+        <w:rPr>
+          <w:rFonts w:ascii="Times New Roman" w:hAnsi="Times New Roman" w:cs="Times New Roman"/>
+          <w:sz w:val="24"/>
+          <w:szCs w:val="24"/>
+        </w:rPr>
+        <w:t>arr</w:t>
+      </w:r>
+      <w:proofErr w:type="spellEnd"/>
+      <w:r>
+        <w:rPr>
+          <w:rFonts w:ascii="Times New Roman" w:hAnsi="Times New Roman" w:cs="Times New Roman"/>
+          <w:sz w:val="24"/>
+          <w:szCs w:val="24"/>
+        </w:rPr>
+        <w:t xml:space="preserve"> = </w:t>
+      </w:r>
+      <w:proofErr w:type="spellStart"/>
+      <w:r>
+        <w:rPr>
+          <w:rFonts w:ascii="Times New Roman" w:hAnsi="Times New Roman" w:cs="Times New Roman"/>
+          <w:sz w:val="24"/>
+          <w:szCs w:val="24"/>
+        </w:rPr>
+        <w:t>Array.of</w:t>
+      </w:r>
+      <w:proofErr w:type="spellEnd"/>
+      <w:r>
+        <w:rPr>
+          <w:rFonts w:ascii="Times New Roman" w:hAnsi="Times New Roman" w:cs="Times New Roman"/>
+          <w:sz w:val="24"/>
+          <w:szCs w:val="24"/>
+        </w:rPr>
+        <w:t>("a", 1, true, { name: "jahna" });</w:t>
+      </w:r>
+    </w:p>
+    <w:p>
+      <w:pPr>
+        <w:rPr>
+          <w:rFonts w:ascii="Times New Roman" w:hAnsi="Times New Roman" w:cs="Times New Roman"/>
+          <w:sz w:val="24"/>
+          <w:szCs w:val="24"/>
+        </w:rPr>
+      </w:pPr>
+      <w:r>
+        <w:rPr>
+          <w:rFonts w:ascii="Times New Roman" w:hAnsi="Times New Roman" w:cs="Times New Roman"/>
+          <w:sz w:val="24"/>
+          <w:szCs w:val="24"/>
+        </w:rPr>
+        <w:t>4.</w:t>
+      </w:r>
+      <w:r>
+        <w:rPr>
+          <w:rFonts w:ascii="Times New Roman" w:hAnsi="Times New Roman" w:cs="Times New Roman"/>
+          <w:sz w:val="24"/>
+          <w:szCs w:val="24"/>
+        </w:rPr>
+        <w:t xml:space="preserve">let </w:t>
+      </w:r>
+      <w:proofErr w:type="spellStart"/>
+      <w:r>
+        <w:rPr>
+          <w:rFonts w:ascii="Times New Roman" w:hAnsi="Times New Roman" w:cs="Times New Roman"/>
+          <w:sz w:val="24"/>
+          <w:szCs w:val="24"/>
+        </w:rPr>
+        <w:t>arr</w:t>
+      </w:r>
+      <w:proofErr w:type="spellEnd"/>
+      <w:r>
+        <w:rPr>
+          <w:rFonts w:ascii="Times New Roman" w:hAnsi="Times New Roman" w:cs="Times New Roman"/>
+          <w:sz w:val="24"/>
+          <w:szCs w:val="24"/>
+        </w:rPr>
+        <w:t xml:space="preserve"> = </w:t>
+      </w:r>
+      <w:proofErr w:type="spellStart"/>
+      <w:r>
+        <w:rPr>
+          <w:rFonts w:ascii="Times New Roman" w:hAnsi="Times New Roman" w:cs="Times New Roman"/>
+          <w:sz w:val="24"/>
+          <w:szCs w:val="24"/>
+        </w:rPr>
+        <w:t>Array.from</w:t>
+      </w:r>
+      <w:proofErr w:type="spellEnd"/>
+      <w:r>
+        <w:rPr>
+          <w:rFonts w:ascii="Times New Roman" w:hAnsi="Times New Roman" w:cs="Times New Roman"/>
+          <w:sz w:val="24"/>
+          <w:szCs w:val="24"/>
+        </w:rPr>
+        <w:t>("hello");  // ['h', 'e', 'l', 'l', 'o']</w:t>
+      </w:r>
+    </w:p>
+    <w:p>
+      <w:pPr>
+        <w:rPr>
+          <w:rFonts w:ascii="Times New Roman" w:hAnsi="Times New Roman" w:cs="Times New Roman"/>
+          <w:sz w:val="24"/>
+          <w:szCs w:val="24"/>
+        </w:rPr>
+      </w:pPr>
+      <w:r>
+        <w:rPr>
+          <w:rFonts w:ascii="Times New Roman" w:hAnsi="Times New Roman" w:cs="Times New Roman"/>
+          <w:sz w:val="24"/>
+          <w:szCs w:val="24"/>
+        </w:rPr>
+        <w:t>5.</w:t>
+      </w:r>
+      <w:r>
+        <w:t xml:space="preserve"> </w:t>
+      </w:r>
+      <w:r>
+        <w:rPr>
+          <w:rFonts w:ascii="Times New Roman" w:hAnsi="Times New Roman" w:cs="Times New Roman"/>
+          <w:sz w:val="24"/>
+          <w:szCs w:val="24"/>
+        </w:rPr>
+        <w:t>let str = "hello";</w:t>
+      </w:r>
+    </w:p>
+    <w:p>
+      <w:pPr>
+        <w:ind w:firstLine="720"/>
+        <w:rPr>
+          <w:rFonts w:ascii="Times New Roman" w:hAnsi="Times New Roman" w:cs="Times New Roman"/>
+          <w:sz w:val="24"/>
+          <w:szCs w:val="24"/>
+        </w:rPr>
+      </w:pPr>
+      <w:r>
+        <w:rPr>
+          <w:rFonts w:ascii="Times New Roman" w:hAnsi="Times New Roman" w:cs="Times New Roman"/>
+          <w:sz w:val="24"/>
+          <w:szCs w:val="24"/>
+        </w:rPr>
+        <w:t xml:space="preserve">let </w:t>
+      </w:r>
+      <w:proofErr w:type="spellStart"/>
+      <w:r>
+        <w:rPr>
+          <w:rFonts w:ascii="Times New Roman" w:hAnsi="Times New Roman" w:cs="Times New Roman"/>
+          <w:sz w:val="24"/>
+          <w:szCs w:val="24"/>
+        </w:rPr>
+        <w:t>arr</w:t>
+      </w:r>
+      <w:proofErr w:type="spellEnd"/>
+      <w:r>
+        <w:rPr>
+          <w:rFonts w:ascii="Times New Roman" w:hAnsi="Times New Roman" w:cs="Times New Roman"/>
+          <w:sz w:val="24"/>
+          <w:szCs w:val="24"/>
+        </w:rPr>
+        <w:t xml:space="preserve"> = [...str]; // ['h', 'e', 'l', 'l', 'o']</w:t>
+      </w:r>
+    </w:p>
+    <w:p>
+      <w:pPr>
+        <w:rPr>
+          <w:rFonts w:ascii="Times New Roman" w:eastAsiaTheme="majorEastAsia" w:hAnsi="Times New Roman" w:cs="Times New Roman"/>
+          <w:sz w:val="24"/>
+          <w:szCs w:val="24"/>
+        </w:rPr>
+      </w:pPr>
+      <w:r>
+        <w:rPr>
+          <w:rFonts w:ascii="Times New Roman" w:hAnsi="Times New Roman" w:cs="Times New Roman"/>
+          <w:noProof/>
+          <w:sz w:val="24"/>
+          <w:szCs w:val="24"/>
+        </w:rPr>
+        <w:drawing>
+          <wp:inline distT="0" distB="0" distL="0" distR="0" wp14:anchorId="7F4654C3" wp14:editId="482EA870">
+            <wp:extent cx="4921503" cy="3454578"/>
+            <wp:effectExtent l="0" t="0" r="0" b="0"/>
+            <wp:docPr id="655369767" name="Picture 1"/>
+            <wp:cNvGraphicFramePr>
+              <a:graphicFrameLocks xmlns:a="http://schemas.openxmlformats.org/drawingml/2006/main" noChangeAspect="1"/>
+            </wp:cNvGraphicFramePr>
+            <a:graphic xmlns:a="http://schemas.openxmlformats.org/drawingml/2006/main">
+              <a:graphicData uri="http://schemas.openxmlformats.org/drawingml/2006/picture">
+                <pic:pic xmlns:pic="http://schemas.openxmlformats.org/drawingml/2006/picture">
+                  <pic:nvPicPr>
+                    <pic:cNvPr id="655369767" name=""/>
+                    <pic:cNvPicPr/>
+                  </pic:nvPicPr>
+                  <pic:blipFill>
+                    <a:blip r:embed="rId12"/>
+                    <a:stretch>
+                      <a:fillRect/>
+                    </a:stretch>
+                  </pic:blipFill>
+                  <pic:spPr>
+                    <a:xfrm>
+                      <a:off x="0" y="0"/>
+                      <a:ext cx="4921503" cy="3454578"/>
+                    </a:xfrm>
+                    <a:prstGeom prst="rect">
+                      <a:avLst/>
+                    </a:prstGeom>
+                  </pic:spPr>
+                </pic:pic>
+              </a:graphicData>
+            </a:graphic>
+          </wp:inline>
+        </w:drawing>
+      </w:r>
+    </w:p>
+    <w:p>
+      <w:pPr>
+        <w:rPr>
+          <w:rFonts w:ascii="Times New Roman" w:hAnsi="Times New Roman" w:cs="Times New Roman"/>
+          <w:b/>
+          <w:bCs/>
+          <w:color w:val="833C0B" w:themeColor="accent2" w:themeShade="80"/>
+          <w:sz w:val="24"/>
+          <w:szCs w:val="24"/>
+        </w:rPr>
+      </w:pPr>
+      <w:r>
+        <w:rPr>
+          <w:rFonts w:ascii="Times New Roman" w:hAnsi="Times New Roman" w:cs="Times New Roman"/>
+          <w:b/>
+          <w:bCs/>
+          <w:color w:val="833C0B" w:themeColor="accent2" w:themeShade="80"/>
+          <w:sz w:val="24"/>
+          <w:szCs w:val="24"/>
+        </w:rPr>
         <w:t>How do you compare Object and Map ?</w:t>
       </w:r>
     </w:p>
@@ -6120,31 +7181,7 @@
           <w:sz w:val="24"/>
           <w:szCs w:val="24"/>
         </w:rPr>
-        <w:t xml:space="preserve"> </w:t>
-      </w:r>
-      <w:proofErr w:type="gramStart"/>
-      <w:r>
-        <w:rPr>
-          <w:rFonts w:ascii="Times New Roman" w:hAnsi="Times New Roman" w:cs="Times New Roman"/>
-          <w:b/>
-          <w:bCs/>
-          <w:color w:val="833C0B" w:themeColor="accent2" w:themeShade="80"/>
-          <w:sz w:val="24"/>
-          <w:szCs w:val="24"/>
-        </w:rPr>
-        <w:t>functions</w:t>
-      </w:r>
-      <w:proofErr w:type="gramEnd"/>
-      <w:r>
-        <w:rPr>
-          <w:rFonts w:ascii="Times New Roman" w:hAnsi="Times New Roman" w:cs="Times New Roman"/>
-          <w:b/>
-          <w:bCs/>
-          <w:color w:val="833C0B" w:themeColor="accent2" w:themeShade="80"/>
-          <w:sz w:val="24"/>
-          <w:szCs w:val="24"/>
-        </w:rPr>
-        <w:t>?</w:t>
+        <w:t xml:space="preserve"> functions?</w:t>
       </w:r>
     </w:p>
     <w:p>
@@ -6296,31 +7333,61 @@
           <w:sz w:val="24"/>
           <w:szCs w:val="24"/>
         </w:rPr>
-        <w:t>Lexical scope means a function can access variables</w:t>
-      </w:r>
-      <w:r>
-        <w:rPr>
-          <w:rFonts w:ascii="Times New Roman" w:hAnsi="Times New Roman" w:cs="Times New Roman"/>
-          <w:sz w:val="24"/>
-          <w:szCs w:val="24"/>
-        </w:rPr>
-        <w:t xml:space="preserve"> or </w:t>
-      </w:r>
-      <w:r>
-        <w:rPr>
-          <w:rFonts w:ascii="Times New Roman" w:hAnsi="Times New Roman" w:cs="Times New Roman"/>
-          <w:sz w:val="24"/>
-          <w:szCs w:val="24"/>
-        </w:rPr>
-        <w:t>variable’s visibility</w:t>
-      </w:r>
-      <w:r>
-        <w:rPr>
-          <w:rFonts w:ascii="Times New Roman" w:hAnsi="Times New Roman" w:cs="Times New Roman"/>
-          <w:sz w:val="24"/>
-          <w:szCs w:val="24"/>
-        </w:rPr>
-        <w:t xml:space="preserve"> from the scope where it was defined, not where it's called.</w:t>
+        <w:t xml:space="preserve">Lexical scope means </w:t>
+      </w:r>
+      <w:r>
+        <w:rPr>
+          <w:rFonts w:ascii="Times New Roman" w:hAnsi="Times New Roman" w:cs="Times New Roman"/>
+          <w:b/>
+          <w:bCs/>
+          <w:sz w:val="24"/>
+          <w:szCs w:val="24"/>
+        </w:rPr>
+        <w:t>the scope of a variable is determined by its position in the source code</w:t>
+      </w:r>
+      <w:r>
+        <w:rPr>
+          <w:rFonts w:ascii="Times New Roman" w:hAnsi="Times New Roman" w:cs="Times New Roman"/>
+          <w:sz w:val="24"/>
+          <w:szCs w:val="24"/>
+        </w:rPr>
+        <w:t xml:space="preserve"> — where it was </w:t>
+      </w:r>
+      <w:r>
+        <w:rPr>
+          <w:rFonts w:ascii="Times New Roman" w:hAnsi="Times New Roman" w:cs="Times New Roman"/>
+          <w:b/>
+          <w:bCs/>
+          <w:sz w:val="24"/>
+          <w:szCs w:val="24"/>
+        </w:rPr>
+        <w:t>declared</w:t>
+      </w:r>
+      <w:r>
+        <w:rPr>
+          <w:rFonts w:ascii="Times New Roman" w:hAnsi="Times New Roman" w:cs="Times New Roman"/>
+          <w:sz w:val="24"/>
+          <w:szCs w:val="24"/>
+        </w:rPr>
+        <w:t xml:space="preserve">, not where it is </w:t>
+      </w:r>
+      <w:r>
+        <w:rPr>
+          <w:rFonts w:ascii="Times New Roman" w:hAnsi="Times New Roman" w:cs="Times New Roman"/>
+          <w:b/>
+          <w:bCs/>
+          <w:sz w:val="24"/>
+          <w:szCs w:val="24"/>
+        </w:rPr>
+        <w:t>called</w:t>
+      </w:r>
+      <w:r>
+        <w:rPr>
+          <w:rFonts w:ascii="Times New Roman" w:hAnsi="Times New Roman" w:cs="Times New Roman"/>
+          <w:sz w:val="24"/>
+          <w:szCs w:val="24"/>
+        </w:rPr>
+        <w:t>.</w:t>
       </w:r>
     </w:p>
     <w:p>
@@ -6340,6 +7407,561 @@
         <w:t>Inner functions access variables from their outer (parent) scopes.</w:t>
       </w:r>
     </w:p>
+    <w:tbl>
+      <w:tblPr>
+        <w:tblW w:w="9346" w:type="dxa"/>
+        <w:tblLook w:val="04A0" w:firstRow="1" w:lastRow="0" w:firstColumn="1" w:lastColumn="0" w:noHBand="0" w:noVBand="1"/>
+      </w:tblPr>
+      <w:tblGrid>
+        <w:gridCol w:w="9346"/>
+      </w:tblGrid>
+      <w:tr>
+        <w:trPr>
+          <w:trHeight w:val="290"/>
+        </w:trPr>
+        <w:tc>
+          <w:tcPr>
+            <w:tcW w:w="9346" w:type="dxa"/>
+            <w:tcBorders>
+              <w:top w:val="single" w:sz="8" w:space="0" w:color="auto"/>
+              <w:left w:val="single" w:sz="8" w:space="0" w:color="auto"/>
+              <w:bottom w:val="nil"/>
+              <w:right w:val="single" w:sz="8" w:space="0" w:color="auto"/>
+            </w:tcBorders>
+            <w:noWrap/>
+            <w:vAlign w:val="bottom"/>
+            <w:hideMark/>
+          </w:tcPr>
+          <w:p>
+            <w:pPr>
+              <w:spacing w:after="0" w:line="240" w:lineRule="auto"/>
+              <w:rPr>
+                <w:rFonts w:ascii="Calibri" w:eastAsia="Times New Roman" w:hAnsi="Calibri" w:cs="Calibri"/>
+                <w:color w:val="000000"/>
+                <w:kern w:val="0"/>
+                <w:lang w:eastAsia="en-IN"/>
+                <w14:ligatures w14:val="none"/>
+              </w:rPr>
+            </w:pPr>
+            <w:r>
+              <w:rPr>
+                <w:rFonts w:ascii="Calibri" w:eastAsia="Times New Roman" w:hAnsi="Calibri" w:cs="Calibri"/>
+                <w:color w:val="000000"/>
+                <w:kern w:val="0"/>
+                <w:lang w:eastAsia="en-IN"/>
+                <w14:ligatures w14:val="none"/>
+              </w:rPr>
+              <w:t>function outer() {</w:t>
+            </w:r>
+          </w:p>
+        </w:tc>
+      </w:tr>
+      <w:tr>
+        <w:trPr>
+          <w:trHeight w:val="290"/>
+        </w:trPr>
+        <w:tc>
+          <w:tcPr>
+            <w:tcW w:w="9346" w:type="dxa"/>
+            <w:tcBorders>
+              <w:top w:val="nil"/>
+              <w:left w:val="single" w:sz="8" w:space="0" w:color="auto"/>
+              <w:bottom w:val="nil"/>
+              <w:right w:val="single" w:sz="8" w:space="0" w:color="auto"/>
+            </w:tcBorders>
+            <w:noWrap/>
+            <w:vAlign w:val="bottom"/>
+            <w:hideMark/>
+          </w:tcPr>
+          <w:p>
+            <w:pPr>
+              <w:spacing w:after="0" w:line="240" w:lineRule="auto"/>
+              <w:rPr>
+                <w:rFonts w:ascii="Calibri" w:eastAsia="Times New Roman" w:hAnsi="Calibri" w:cs="Calibri"/>
+                <w:color w:val="000000"/>
+                <w:kern w:val="0"/>
+                <w:lang w:eastAsia="en-IN"/>
+                <w14:ligatures w14:val="none"/>
+              </w:rPr>
+            </w:pPr>
+            <w:r>
+              <w:rPr>
+                <w:rFonts w:ascii="Calibri" w:eastAsia="Times New Roman" w:hAnsi="Calibri" w:cs="Calibri"/>
+                <w:color w:val="000000"/>
+                <w:kern w:val="0"/>
+                <w:lang w:eastAsia="en-IN"/>
+                <w14:ligatures w14:val="none"/>
+              </w:rPr>
+              <w:t xml:space="preserve">  let x = 10;</w:t>
+            </w:r>
+          </w:p>
+        </w:tc>
+      </w:tr>
+      <w:tr>
+        <w:trPr>
+          <w:trHeight w:val="290"/>
+        </w:trPr>
+        <w:tc>
+          <w:tcPr>
+            <w:tcW w:w="9346" w:type="dxa"/>
+            <w:tcBorders>
+              <w:top w:val="nil"/>
+              <w:left w:val="single" w:sz="8" w:space="0" w:color="auto"/>
+              <w:bottom w:val="nil"/>
+              <w:right w:val="single" w:sz="8" w:space="0" w:color="auto"/>
+            </w:tcBorders>
+            <w:noWrap/>
+            <w:vAlign w:val="bottom"/>
+            <w:hideMark/>
+          </w:tcPr>
+          <w:p>
+            <w:pPr>
+              <w:spacing w:after="0" w:line="240" w:lineRule="auto"/>
+              <w:rPr>
+                <w:rFonts w:ascii="Calibri" w:eastAsia="Times New Roman" w:hAnsi="Calibri" w:cs="Calibri"/>
+                <w:color w:val="000000"/>
+                <w:kern w:val="0"/>
+                <w:lang w:eastAsia="en-IN"/>
+                <w14:ligatures w14:val="none"/>
+              </w:rPr>
+            </w:pPr>
+            <w:r>
+              <w:rPr>
+                <w:rFonts w:ascii="Calibri" w:eastAsia="Times New Roman" w:hAnsi="Calibri" w:cs="Calibri"/>
+                <w:color w:val="000000"/>
+                <w:kern w:val="0"/>
+                <w:lang w:eastAsia="en-IN"/>
+                <w14:ligatures w14:val="none"/>
+              </w:rPr>
+              <w:t xml:space="preserve">  </w:t>
+            </w:r>
+          </w:p>
+        </w:tc>
+      </w:tr>
+      <w:tr>
+        <w:trPr>
+          <w:trHeight w:val="290"/>
+        </w:trPr>
+        <w:tc>
+          <w:tcPr>
+            <w:tcW w:w="9346" w:type="dxa"/>
+            <w:tcBorders>
+              <w:top w:val="nil"/>
+              <w:left w:val="single" w:sz="8" w:space="0" w:color="auto"/>
+              <w:bottom w:val="nil"/>
+              <w:right w:val="single" w:sz="8" w:space="0" w:color="auto"/>
+            </w:tcBorders>
+            <w:noWrap/>
+            <w:vAlign w:val="bottom"/>
+            <w:hideMark/>
+          </w:tcPr>
+          <w:p>
+            <w:pPr>
+              <w:spacing w:after="0" w:line="240" w:lineRule="auto"/>
+              <w:rPr>
+                <w:rFonts w:ascii="Calibri" w:eastAsia="Times New Roman" w:hAnsi="Calibri" w:cs="Calibri"/>
+                <w:color w:val="000000"/>
+                <w:kern w:val="0"/>
+                <w:lang w:eastAsia="en-IN"/>
+                <w14:ligatures w14:val="none"/>
+              </w:rPr>
+            </w:pPr>
+            <w:r>
+              <w:rPr>
+                <w:rFonts w:ascii="Calibri" w:eastAsia="Times New Roman" w:hAnsi="Calibri" w:cs="Calibri"/>
+                <w:color w:val="000000"/>
+                <w:kern w:val="0"/>
+                <w:lang w:eastAsia="en-IN"/>
+                <w14:ligatures w14:val="none"/>
+              </w:rPr>
+              <w:t xml:space="preserve">  function inner() {</w:t>
+            </w:r>
+          </w:p>
+        </w:tc>
+      </w:tr>
+      <w:tr>
+        <w:trPr>
+          <w:trHeight w:val="290"/>
+        </w:trPr>
+        <w:tc>
+          <w:tcPr>
+            <w:tcW w:w="9346" w:type="dxa"/>
+            <w:tcBorders>
+              <w:top w:val="nil"/>
+              <w:left w:val="single" w:sz="8" w:space="0" w:color="auto"/>
+              <w:bottom w:val="nil"/>
+              <w:right w:val="single" w:sz="8" w:space="0" w:color="auto"/>
+            </w:tcBorders>
+            <w:noWrap/>
+            <w:vAlign w:val="bottom"/>
+            <w:hideMark/>
+          </w:tcPr>
+          <w:p>
+            <w:pPr>
+              <w:spacing w:after="0" w:line="240" w:lineRule="auto"/>
+              <w:rPr>
+                <w:rFonts w:ascii="Calibri" w:eastAsia="Times New Roman" w:hAnsi="Calibri" w:cs="Calibri"/>
+                <w:color w:val="000000"/>
+                <w:kern w:val="0"/>
+                <w:lang w:eastAsia="en-IN"/>
+                <w14:ligatures w14:val="none"/>
+              </w:rPr>
+            </w:pPr>
+            <w:r>
+              <w:rPr>
+                <w:rFonts w:ascii="Calibri" w:eastAsia="Times New Roman" w:hAnsi="Calibri" w:cs="Calibri"/>
+                <w:color w:val="000000"/>
+                <w:kern w:val="0"/>
+                <w:lang w:eastAsia="en-IN"/>
+                <w14:ligatures w14:val="none"/>
+              </w:rPr>
+              <w:t xml:space="preserve">    console.log(x); </w:t>
+            </w:r>
+            <w:r>
+              <w:rPr>
+                <w:rFonts w:ascii="Calibri" w:eastAsia="Times New Roman" w:hAnsi="Calibri" w:cs="Calibri"/>
+                <w:b/>
+                <w:bCs/>
+                <w:color w:val="92D050"/>
+                <w:kern w:val="0"/>
+                <w:lang w:eastAsia="en-IN"/>
+                <w14:ligatures w14:val="none"/>
+              </w:rPr>
+              <w:t>// x comes from outer's scope</w:t>
+            </w:r>
+          </w:p>
+        </w:tc>
+      </w:tr>
+      <w:tr>
+        <w:trPr>
+          <w:trHeight w:val="290"/>
+        </w:trPr>
+        <w:tc>
+          <w:tcPr>
+            <w:tcW w:w="9346" w:type="dxa"/>
+            <w:tcBorders>
+              <w:top w:val="nil"/>
+              <w:left w:val="single" w:sz="8" w:space="0" w:color="auto"/>
+              <w:bottom w:val="nil"/>
+              <w:right w:val="single" w:sz="8" w:space="0" w:color="auto"/>
+            </w:tcBorders>
+            <w:noWrap/>
+            <w:vAlign w:val="bottom"/>
+            <w:hideMark/>
+          </w:tcPr>
+          <w:p>
+            <w:pPr>
+              <w:spacing w:after="0" w:line="240" w:lineRule="auto"/>
+              <w:rPr>
+                <w:rFonts w:ascii="Calibri" w:eastAsia="Times New Roman" w:hAnsi="Calibri" w:cs="Calibri"/>
+                <w:color w:val="000000"/>
+                <w:kern w:val="0"/>
+                <w:lang w:eastAsia="en-IN"/>
+                <w14:ligatures w14:val="none"/>
+              </w:rPr>
+            </w:pPr>
+            <w:r>
+              <w:rPr>
+                <w:rFonts w:ascii="Calibri" w:eastAsia="Times New Roman" w:hAnsi="Calibri" w:cs="Calibri"/>
+                <w:color w:val="000000"/>
+                <w:kern w:val="0"/>
+                <w:lang w:eastAsia="en-IN"/>
+                <w14:ligatures w14:val="none"/>
+              </w:rPr>
+              <w:t xml:space="preserve">  }</w:t>
+            </w:r>
+          </w:p>
+        </w:tc>
+      </w:tr>
+      <w:tr>
+        <w:trPr>
+          <w:trHeight w:val="290"/>
+        </w:trPr>
+        <w:tc>
+          <w:tcPr>
+            <w:tcW w:w="9346" w:type="dxa"/>
+            <w:tcBorders>
+              <w:top w:val="nil"/>
+              <w:left w:val="single" w:sz="8" w:space="0" w:color="auto"/>
+              <w:bottom w:val="nil"/>
+              <w:right w:val="single" w:sz="8" w:space="0" w:color="auto"/>
+            </w:tcBorders>
+            <w:noWrap/>
+            <w:vAlign w:val="bottom"/>
+            <w:hideMark/>
+          </w:tcPr>
+          <w:p>
+            <w:pPr>
+              <w:spacing w:after="0" w:line="240" w:lineRule="auto"/>
+              <w:rPr>
+                <w:rFonts w:ascii="Calibri" w:eastAsia="Times New Roman" w:hAnsi="Calibri" w:cs="Calibri"/>
+                <w:color w:val="000000"/>
+                <w:kern w:val="0"/>
+                <w:lang w:eastAsia="en-IN"/>
+                <w14:ligatures w14:val="none"/>
+              </w:rPr>
+            </w:pPr>
+            <w:r>
+              <w:rPr>
+                <w:rFonts w:ascii="Calibri" w:eastAsia="Times New Roman" w:hAnsi="Calibri" w:cs="Calibri"/>
+                <w:color w:val="000000"/>
+                <w:kern w:val="0"/>
+                <w:lang w:eastAsia="en-IN"/>
+                <w14:ligatures w14:val="none"/>
+              </w:rPr>
+              <w:t> </w:t>
+            </w:r>
+          </w:p>
+        </w:tc>
+      </w:tr>
+      <w:tr>
+        <w:trPr>
+          <w:trHeight w:val="290"/>
+        </w:trPr>
+        <w:tc>
+          <w:tcPr>
+            <w:tcW w:w="9346" w:type="dxa"/>
+            <w:tcBorders>
+              <w:top w:val="nil"/>
+              <w:left w:val="single" w:sz="8" w:space="0" w:color="auto"/>
+              <w:bottom w:val="nil"/>
+              <w:right w:val="single" w:sz="8" w:space="0" w:color="auto"/>
+            </w:tcBorders>
+            <w:noWrap/>
+            <w:vAlign w:val="bottom"/>
+            <w:hideMark/>
+          </w:tcPr>
+          <w:p>
+            <w:pPr>
+              <w:spacing w:after="0" w:line="240" w:lineRule="auto"/>
+              <w:rPr>
+                <w:rFonts w:ascii="Calibri" w:eastAsia="Times New Roman" w:hAnsi="Calibri" w:cs="Calibri"/>
+                <w:color w:val="000000"/>
+                <w:kern w:val="0"/>
+                <w:lang w:eastAsia="en-IN"/>
+                <w14:ligatures w14:val="none"/>
+              </w:rPr>
+            </w:pPr>
+            <w:r>
+              <w:rPr>
+                <w:rFonts w:ascii="Calibri" w:eastAsia="Times New Roman" w:hAnsi="Calibri" w:cs="Calibri"/>
+                <w:color w:val="000000"/>
+                <w:kern w:val="0"/>
+                <w:lang w:eastAsia="en-IN"/>
+                <w14:ligatures w14:val="none"/>
+              </w:rPr>
+              <w:t xml:space="preserve">  inner();</w:t>
+            </w:r>
+          </w:p>
+        </w:tc>
+      </w:tr>
+      <w:tr>
+        <w:trPr>
+          <w:trHeight w:val="290"/>
+        </w:trPr>
+        <w:tc>
+          <w:tcPr>
+            <w:tcW w:w="9346" w:type="dxa"/>
+            <w:tcBorders>
+              <w:top w:val="nil"/>
+              <w:left w:val="single" w:sz="8" w:space="0" w:color="auto"/>
+              <w:bottom w:val="nil"/>
+              <w:right w:val="single" w:sz="8" w:space="0" w:color="auto"/>
+            </w:tcBorders>
+            <w:noWrap/>
+            <w:vAlign w:val="bottom"/>
+            <w:hideMark/>
+          </w:tcPr>
+          <w:p>
+            <w:pPr>
+              <w:spacing w:after="0" w:line="240" w:lineRule="auto"/>
+              <w:rPr>
+                <w:rFonts w:ascii="Calibri" w:eastAsia="Times New Roman" w:hAnsi="Calibri" w:cs="Calibri"/>
+                <w:color w:val="000000"/>
+                <w:kern w:val="0"/>
+                <w:lang w:eastAsia="en-IN"/>
+                <w14:ligatures w14:val="none"/>
+              </w:rPr>
+            </w:pPr>
+            <w:r>
+              <w:rPr>
+                <w:rFonts w:ascii="Calibri" w:eastAsia="Times New Roman" w:hAnsi="Calibri" w:cs="Calibri"/>
+                <w:color w:val="000000"/>
+                <w:kern w:val="0"/>
+                <w:lang w:eastAsia="en-IN"/>
+                <w14:ligatures w14:val="none"/>
+              </w:rPr>
+              <w:t>}</w:t>
+            </w:r>
+          </w:p>
+        </w:tc>
+      </w:tr>
+      <w:tr>
+        <w:trPr>
+          <w:trHeight w:val="300"/>
+        </w:trPr>
+        <w:tc>
+          <w:tcPr>
+            <w:tcW w:w="9346" w:type="dxa"/>
+            <w:tcBorders>
+              <w:top w:val="nil"/>
+              <w:left w:val="single" w:sz="8" w:space="0" w:color="auto"/>
+              <w:bottom w:val="single" w:sz="8" w:space="0" w:color="auto"/>
+              <w:right w:val="single" w:sz="8" w:space="0" w:color="auto"/>
+            </w:tcBorders>
+            <w:noWrap/>
+            <w:vAlign w:val="bottom"/>
+            <w:hideMark/>
+          </w:tcPr>
+          <w:p>
+            <w:pPr>
+              <w:spacing w:after="0" w:line="240" w:lineRule="auto"/>
+              <w:rPr>
+                <w:rFonts w:ascii="Calibri" w:eastAsia="Times New Roman" w:hAnsi="Calibri" w:cs="Calibri"/>
+                <w:color w:val="000000"/>
+                <w:kern w:val="0"/>
+                <w:lang w:eastAsia="en-IN"/>
+                <w14:ligatures w14:val="none"/>
+              </w:rPr>
+            </w:pPr>
+            <w:r>
+              <w:rPr>
+                <w:rFonts w:ascii="Calibri" w:eastAsia="Times New Roman" w:hAnsi="Calibri" w:cs="Calibri"/>
+                <w:color w:val="000000"/>
+                <w:kern w:val="0"/>
+                <w:lang w:eastAsia="en-IN"/>
+                <w14:ligatures w14:val="none"/>
+              </w:rPr>
+              <w:t>outer();</w:t>
+            </w:r>
+          </w:p>
+          <w:p>
+            <w:pPr>
+              <w:spacing w:after="0" w:line="240" w:lineRule="auto"/>
+              <w:rPr>
+                <w:rFonts w:ascii="Calibri" w:eastAsia="Times New Roman" w:hAnsi="Calibri" w:cs="Calibri"/>
+                <w:color w:val="000000"/>
+                <w:kern w:val="0"/>
+                <w:lang w:eastAsia="en-IN"/>
+                <w14:ligatures w14:val="none"/>
+              </w:rPr>
+            </w:pPr>
+          </w:p>
+          <w:p>
+            <w:pPr>
+              <w:spacing w:after="0" w:line="240" w:lineRule="auto"/>
+              <w:rPr>
+                <w:rFonts w:ascii="Calibri" w:eastAsia="Times New Roman" w:hAnsi="Calibri" w:cs="Calibri"/>
+                <w:b/>
+                <w:bCs/>
+                <w:color w:val="000000"/>
+                <w:kern w:val="0"/>
+                <w:lang w:eastAsia="en-IN"/>
+                <w14:ligatures w14:val="none"/>
+              </w:rPr>
+            </w:pPr>
+            <w:r>
+              <w:rPr>
+                <w:rFonts w:ascii="Calibri" w:eastAsia="Times New Roman" w:hAnsi="Calibri" w:cs="Calibri"/>
+                <w:b/>
+                <w:bCs/>
+                <w:color w:val="C00000"/>
+                <w:kern w:val="0"/>
+                <w:lang w:eastAsia="en-IN"/>
+                <w14:ligatures w14:val="none"/>
+              </w:rPr>
+              <w:t xml:space="preserve">Note: </w:t>
+            </w:r>
+            <w:r>
+              <w:rPr>
+                <w:rFonts w:ascii="Calibri" w:eastAsia="Times New Roman" w:hAnsi="Calibri" w:cs="Calibri"/>
+                <w:b/>
+                <w:bCs/>
+                <w:color w:val="C00000"/>
+                <w:kern w:val="0"/>
+                <w:lang w:eastAsia="en-IN"/>
+                <w14:ligatures w14:val="none"/>
+              </w:rPr>
+              <w:t xml:space="preserve">Here, inner() can access x because it’s </w:t>
+            </w:r>
+            <w:r>
+              <w:rPr>
+                <w:rFonts w:ascii="Calibri" w:eastAsia="Times New Roman" w:hAnsi="Calibri" w:cs="Calibri"/>
+                <w:b/>
+                <w:bCs/>
+                <w:i/>
+                <w:iCs/>
+                <w:color w:val="C00000"/>
+                <w:kern w:val="0"/>
+                <w:lang w:eastAsia="en-IN"/>
+                <w14:ligatures w14:val="none"/>
+              </w:rPr>
+              <w:t>lexically</w:t>
+            </w:r>
+            <w:r>
+              <w:rPr>
+                <w:rFonts w:ascii="Calibri" w:eastAsia="Times New Roman" w:hAnsi="Calibri" w:cs="Calibri"/>
+                <w:b/>
+                <w:bCs/>
+                <w:color w:val="C00000"/>
+                <w:kern w:val="0"/>
+                <w:lang w:eastAsia="en-IN"/>
+                <w14:ligatures w14:val="none"/>
+              </w:rPr>
+              <w:t xml:space="preserve"> inside outer().</w:t>
+            </w:r>
+            <w:r>
+              <w:rPr>
+                <w:rFonts w:ascii="Calibri" w:eastAsia="Times New Roman" w:hAnsi="Calibri" w:cs="Calibri"/>
+                <w:b/>
+                <w:bCs/>
+                <w:color w:val="C00000"/>
+                <w:kern w:val="0"/>
+                <w:lang w:eastAsia="en-IN"/>
+                <w14:ligatures w14:val="none"/>
+              </w:rPr>
+              <w:br/>
+              <w:t xml:space="preserve">The </w:t>
+            </w:r>
+            <w:r>
+              <w:rPr>
+                <w:rFonts w:ascii="Calibri" w:eastAsia="Times New Roman" w:hAnsi="Calibri" w:cs="Calibri"/>
+                <w:b/>
+                <w:bCs/>
+                <w:i/>
+                <w:iCs/>
+                <w:color w:val="C00000"/>
+                <w:kern w:val="0"/>
+                <w:lang w:eastAsia="en-IN"/>
+                <w14:ligatures w14:val="none"/>
+              </w:rPr>
+              <w:t>compiler</w:t>
+            </w:r>
+            <w:r>
+              <w:rPr>
+                <w:rFonts w:ascii="Calibri" w:eastAsia="Times New Roman" w:hAnsi="Calibri" w:cs="Calibri"/>
+                <w:b/>
+                <w:bCs/>
+                <w:color w:val="C00000"/>
+                <w:kern w:val="0"/>
+                <w:lang w:eastAsia="en-IN"/>
+                <w14:ligatures w14:val="none"/>
+              </w:rPr>
+              <w:t xml:space="preserve"> decides this relationship when reading the code — not during execution.</w:t>
+            </w:r>
+          </w:p>
+        </w:tc>
+      </w:tr>
+    </w:tbl>
+    <w:p>
+      <w:pPr>
+        <w:rPr>
+          <w:rFonts w:ascii="Times New Roman" w:hAnsi="Times New Roman" w:cs="Times New Roman"/>
+          <w:sz w:val="24"/>
+          <w:szCs w:val="24"/>
+        </w:rPr>
+      </w:pPr>
+    </w:p>
     <w:p>
       <w:pPr>
         <w:rPr>
@@ -6406,19 +8028,20 @@
     </w:p>
     <w:p>
       <w:pPr>
-        <w:rPr>
-          <w:rFonts w:ascii="Times New Roman" w:hAnsi="Times New Roman" w:cs="Times New Roman"/>
-          <w:sz w:val="24"/>
-          <w:szCs w:val="24"/>
-        </w:rPr>
-      </w:pPr>
-      <w:r>
-        <w:rPr>
-          <w:rFonts w:ascii="Times New Roman" w:hAnsi="Times New Roman" w:cs="Times New Roman"/>
-          <w:sz w:val="24"/>
-          <w:szCs w:val="24"/>
-        </w:rPr>
-        <w:t>In simpler terms:</w:t>
+        <w:ind w:firstLine="720"/>
+        <w:rPr>
+          <w:rFonts w:ascii="Times New Roman" w:hAnsi="Times New Roman" w:cs="Times New Roman"/>
+          <w:sz w:val="24"/>
+          <w:szCs w:val="24"/>
+        </w:rPr>
+      </w:pPr>
+      <w:r>
+        <w:rPr>
+          <w:rFonts w:ascii="Times New Roman" w:hAnsi="Times New Roman" w:cs="Times New Roman"/>
+          <w:sz w:val="24"/>
+          <w:szCs w:val="24"/>
+        </w:rPr>
+        <w:t xml:space="preserve">                                    OR</w:t>
       </w:r>
       <w:r>
         <w:rPr>
@@ -6428,6 +8051,95 @@
         </w:rPr>
         <w:br/>
         <w:t>A function accessing variables from its parent (outer) function, even after the parent has finished executing.</w:t>
+      </w:r>
+    </w:p>
+    <w:p>
+      <w:pPr>
+        <w:ind w:firstLine="720"/>
+        <w:rPr>
+          <w:rFonts w:ascii="Times New Roman" w:hAnsi="Times New Roman" w:cs="Times New Roman"/>
+          <w:sz w:val="24"/>
+          <w:szCs w:val="24"/>
+        </w:rPr>
+      </w:pPr>
+      <w:r>
+        <w:rPr>
+          <w:rFonts w:ascii="Times New Roman" w:hAnsi="Times New Roman" w:cs="Times New Roman"/>
+          <w:sz w:val="24"/>
+          <w:szCs w:val="24"/>
+        </w:rPr>
+        <w:t xml:space="preserve">                                   OR</w:t>
+      </w:r>
+    </w:p>
+    <w:p>
+      <w:pPr>
+        <w:rPr>
+          <w:rFonts w:ascii="Times New Roman" w:hAnsi="Times New Roman" w:cs="Times New Roman"/>
+          <w:sz w:val="24"/>
+          <w:szCs w:val="24"/>
+        </w:rPr>
+      </w:pPr>
+      <w:r>
+        <w:rPr>
+          <w:rFonts w:ascii="Times New Roman" w:hAnsi="Times New Roman" w:cs="Times New Roman"/>
+          <w:sz w:val="24"/>
+          <w:szCs w:val="24"/>
+        </w:rPr>
+        <w:t>A</w:t>
+      </w:r>
+      <w:r>
+        <w:rPr>
+          <w:rFonts w:ascii="Times New Roman" w:hAnsi="Times New Roman" w:cs="Times New Roman"/>
+          <w:sz w:val="24"/>
+          <w:szCs w:val="24"/>
+        </w:rPr>
+        <w:t xml:space="preserve"> function </w:t>
+      </w:r>
+      <w:r>
+        <w:rPr>
+          <w:rFonts w:ascii="Times New Roman" w:hAnsi="Times New Roman" w:cs="Times New Roman"/>
+          <w:b/>
+          <w:bCs/>
+          <w:sz w:val="24"/>
+          <w:szCs w:val="24"/>
+        </w:rPr>
+        <w:t>bundled</w:t>
+      </w:r>
+      <w:r>
+        <w:rPr>
+          <w:rFonts w:ascii="Times New Roman" w:hAnsi="Times New Roman" w:cs="Times New Roman"/>
+          <w:sz w:val="24"/>
+          <w:szCs w:val="24"/>
+        </w:rPr>
+        <w:t xml:space="preserve"> together with </w:t>
+      </w:r>
+      <w:r>
+        <w:rPr>
+          <w:rFonts w:ascii="Times New Roman" w:hAnsi="Times New Roman" w:cs="Times New Roman"/>
+          <w:b/>
+          <w:bCs/>
+          <w:sz w:val="24"/>
+          <w:szCs w:val="24"/>
+        </w:rPr>
+        <w:t>lexica</w:t>
+      </w:r>
+      <w:r>
+        <w:rPr>
+          <w:rFonts w:ascii="Times New Roman" w:hAnsi="Times New Roman" w:cs="Times New Roman"/>
+          <w:b/>
+          <w:bCs/>
+          <w:sz w:val="24"/>
+          <w:szCs w:val="24"/>
+        </w:rPr>
+        <w:t>l scope</w:t>
+      </w:r>
+      <w:r>
+        <w:rPr>
+          <w:rFonts w:ascii="Times New Roman" w:hAnsi="Times New Roman" w:cs="Times New Roman"/>
+          <w:sz w:val="24"/>
+          <w:szCs w:val="24"/>
+        </w:rPr>
+        <w:t xml:space="preserve"> that forms a closure.</w:t>
       </w:r>
     </w:p>
     <w:p>
@@ -6461,7 +8173,7 @@
                     <pic:cNvPicPr/>
                   </pic:nvPicPr>
                   <pic:blipFill>
-                    <a:blip r:embed="rId12"/>
+                    <a:blip r:embed="rId13"/>
                     <a:stretch>
                       <a:fillRect/>
                     </a:stretch>
@@ -6849,7 +8561,7 @@
                     <pic:cNvPicPr/>
                   </pic:nvPicPr>
                   <pic:blipFill>
-                    <a:blip r:embed="rId13"/>
+                    <a:blip r:embed="rId14"/>
                     <a:stretch>
                       <a:fillRect/>
                     </a:stretch>
@@ -7328,7 +9040,7 @@
                     <pic:cNvPicPr/>
                   </pic:nvPicPr>
                   <pic:blipFill>
-                    <a:blip r:embed="rId14"/>
+                    <a:blip r:embed="rId15"/>
                     <a:stretch>
                       <a:fillRect/>
                     </a:stretch>
@@ -7441,7 +9153,7 @@
                     <pic:cNvPicPr/>
                   </pic:nvPicPr>
                   <pic:blipFill>
-                    <a:blip r:embed="rId15"/>
+                    <a:blip r:embed="rId16"/>
                     <a:stretch>
                       <a:fillRect/>
                     </a:stretch>
@@ -8542,7 +10254,7 @@
                     <pic:cNvPicPr/>
                   </pic:nvPicPr>
                   <pic:blipFill>
-                    <a:blip r:embed="rId16"/>
+                    <a:blip r:embed="rId17"/>
                     <a:stretch>
                       <a:fillRect/>
                     </a:stretch>
@@ -9767,7 +11479,7 @@
                     <pic:cNvPicPr/>
                   </pic:nvPicPr>
                   <pic:blipFill>
-                    <a:blip r:embed="rId17"/>
+                    <a:blip r:embed="rId18"/>
                     <a:stretch>
                       <a:fillRect/>
                     </a:stretch>
@@ -9872,7 +11584,7 @@
                     <pic:cNvPicPr/>
                   </pic:nvPicPr>
                   <pic:blipFill>
-                    <a:blip r:embed="rId18"/>
+                    <a:blip r:embed="rId19"/>
                     <a:stretch>
                       <a:fillRect/>
                     </a:stretch>
@@ -9924,7 +11636,7 @@
                     <pic:cNvPicPr/>
                   </pic:nvPicPr>
                   <pic:blipFill>
-                    <a:blip r:embed="rId19"/>
+                    <a:blip r:embed="rId20"/>
                     <a:stretch>
                       <a:fillRect/>
                     </a:stretch>
@@ -12161,25 +13873,7 @@
           <w:szCs w:val="24"/>
         </w:rPr>
         <w:br/>
-        <w:t>I use Promises and async/</w:t>
-      </w:r>
-      <w:proofErr w:type="gramStart"/>
-      <w:r>
-        <w:rPr>
-          <w:rFonts w:ascii="Times New Roman" w:hAnsi="Times New Roman" w:cs="Times New Roman"/>
-          <w:sz w:val="24"/>
-          <w:szCs w:val="24"/>
-        </w:rPr>
-        <w:t>await</w:t>
-      </w:r>
-      <w:proofErr w:type="gramEnd"/>
-      <w:r>
-        <w:rPr>
-          <w:rFonts w:ascii="Times New Roman" w:hAnsi="Times New Roman" w:cs="Times New Roman"/>
-          <w:sz w:val="24"/>
-          <w:szCs w:val="24"/>
-        </w:rPr>
-        <w:t xml:space="preserve"> for readable async logic. For large-scale apps:</w:t>
+        <w:t>I use Promises and async/await for readable async logic. For large-scale apps:</w:t>
       </w:r>
       <w:r>
         <w:rPr>
@@ -13473,7 +15167,7 @@
                     <pic:cNvPicPr/>
                   </pic:nvPicPr>
                   <pic:blipFill>
-                    <a:blip r:embed="rId20"/>
+                    <a:blip r:embed="rId21"/>
                     <a:stretch>
                       <a:fillRect/>
                     </a:stretch>
@@ -14660,7 +16354,7 @@
                     <pic:cNvPicPr/>
                   </pic:nvPicPr>
                   <pic:blipFill>
-                    <a:blip r:embed="rId21"/>
+                    <a:blip r:embed="rId22"/>
                     <a:stretch>
                       <a:fillRect/>
                     </a:stretch>
@@ -14746,7 +16440,7 @@
                     <pic:cNvPicPr/>
                   </pic:nvPicPr>
                   <pic:blipFill>
-                    <a:blip r:embed="rId22"/>
+                    <a:blip r:embed="rId23"/>
                     <a:stretch>
                       <a:fillRect/>
                     </a:stretch>
@@ -14815,7 +16509,7 @@
                     <pic:cNvPicPr/>
                   </pic:nvPicPr>
                   <pic:blipFill>
-                    <a:blip r:embed="rId23"/>
+                    <a:blip r:embed="rId24"/>
                     <a:stretch>
                       <a:fillRect/>
                     </a:stretch>
@@ -14901,7 +16595,7 @@
                     <pic:cNvPicPr/>
                   </pic:nvPicPr>
                   <pic:blipFill>
-                    <a:blip r:embed="rId24"/>
+                    <a:blip r:embed="rId25"/>
                     <a:stretch>
                       <a:fillRect/>
                     </a:stretch>
@@ -14979,7 +16673,7 @@
                     <pic:cNvPicPr/>
                   </pic:nvPicPr>
                   <pic:blipFill>
-                    <a:blip r:embed="rId25"/>
+                    <a:blip r:embed="rId26"/>
                     <a:stretch>
                       <a:fillRect/>
                     </a:stretch>
@@ -15048,7 +16742,7 @@
                     <pic:cNvPicPr/>
                   </pic:nvPicPr>
                   <pic:blipFill>
-                    <a:blip r:embed="rId26"/>
+                    <a:blip r:embed="rId27"/>
                     <a:stretch>
                       <a:fillRect/>
                     </a:stretch>
@@ -15117,7 +16811,7 @@
                     <pic:cNvPicPr/>
                   </pic:nvPicPr>
                   <pic:blipFill>
-                    <a:blip r:embed="rId27"/>
+                    <a:blip r:embed="rId28"/>
                     <a:stretch>
                       <a:fillRect/>
                     </a:stretch>
@@ -15190,7 +16884,7 @@
                     <pic:cNvPicPr/>
                   </pic:nvPicPr>
                   <pic:blipFill>
-                    <a:blip r:embed="rId28"/>
+                    <a:blip r:embed="rId29"/>
                     <a:stretch>
                       <a:fillRect/>
                     </a:stretch>
@@ -15261,7 +16955,7 @@
                     <pic:cNvPicPr/>
                   </pic:nvPicPr>
                   <pic:blipFill>
-                    <a:blip r:embed="rId29"/>
+                    <a:blip r:embed="rId30"/>
                     <a:stretch>
                       <a:fillRect/>
                     </a:stretch>
@@ -15347,7 +17041,7 @@
                     <pic:cNvPicPr/>
                   </pic:nvPicPr>
                   <pic:blipFill>
-                    <a:blip r:embed="rId30"/>
+                    <a:blip r:embed="rId31"/>
                     <a:stretch>
                       <a:fillRect/>
                     </a:stretch>
@@ -15488,7 +17182,7 @@
                     <pic:cNvPicPr/>
                   </pic:nvPicPr>
                   <pic:blipFill>
-                    <a:blip r:embed="rId31"/>
+                    <a:blip r:embed="rId32"/>
                     <a:stretch>
                       <a:fillRect/>
                     </a:stretch>
@@ -15557,7 +17251,7 @@
                     <pic:cNvPicPr/>
                   </pic:nvPicPr>
                   <pic:blipFill>
-                    <a:blip r:embed="rId32"/>
+                    <a:blip r:embed="rId33"/>
                     <a:stretch>
                       <a:fillRect/>
                     </a:stretch>
@@ -15634,7 +17328,7 @@
                     <pic:cNvPicPr/>
                   </pic:nvPicPr>
                   <pic:blipFill>
-                    <a:blip r:embed="rId33"/>
+                    <a:blip r:embed="rId34"/>
                     <a:stretch>
                       <a:fillRect/>
                     </a:stretch>
@@ -15703,7 +17397,7 @@
                     <pic:cNvPicPr/>
                   </pic:nvPicPr>
                   <pic:blipFill>
-                    <a:blip r:embed="rId34"/>
+                    <a:blip r:embed="rId35"/>
                     <a:stretch>
                       <a:fillRect/>
                     </a:stretch>
@@ -15772,7 +17466,7 @@
                     <pic:cNvPicPr/>
                   </pic:nvPicPr>
                   <pic:blipFill>
-                    <a:blip r:embed="rId35"/>
+                    <a:blip r:embed="rId36"/>
                     <a:stretch>
                       <a:fillRect/>
                     </a:stretch>
@@ -15841,7 +17535,7 @@
                     <pic:cNvPicPr/>
                   </pic:nvPicPr>
                   <pic:blipFill>
-                    <a:blip r:embed="rId36"/>
+                    <a:blip r:embed="rId37"/>
                     <a:stretch>
                       <a:fillRect/>
                     </a:stretch>
@@ -15910,7 +17604,7 @@
                     <pic:cNvPicPr/>
                   </pic:nvPicPr>
                   <pic:blipFill>
-                    <a:blip r:embed="rId37"/>
+                    <a:blip r:embed="rId38"/>
                     <a:stretch>
                       <a:fillRect/>
                     </a:stretch>
@@ -15979,7 +17673,7 @@
                     <pic:cNvPicPr/>
                   </pic:nvPicPr>
                   <pic:blipFill>
-                    <a:blip r:embed="rId38"/>
+                    <a:blip r:embed="rId39"/>
                     <a:stretch>
                       <a:fillRect/>
                     </a:stretch>
@@ -16048,7 +17742,7 @@
                     <pic:cNvPicPr/>
                   </pic:nvPicPr>
                   <pic:blipFill>
-                    <a:blip r:embed="rId39"/>
+                    <a:blip r:embed="rId40"/>
                     <a:stretch>
                       <a:fillRect/>
                     </a:stretch>
@@ -16126,7 +17820,7 @@
                     <pic:cNvPicPr/>
                   </pic:nvPicPr>
                   <pic:blipFill>
-                    <a:blip r:embed="rId40"/>
+                    <a:blip r:embed="rId41"/>
                     <a:stretch>
                       <a:fillRect/>
                     </a:stretch>
@@ -16214,7 +17908,7 @@
                     <pic:cNvPicPr/>
                   </pic:nvPicPr>
                   <pic:blipFill>
-                    <a:blip r:embed="rId41"/>
+                    <a:blip r:embed="rId42"/>
                     <a:stretch>
                       <a:fillRect/>
                     </a:stretch>
@@ -17014,192 +18708,6 @@
       <w:pPr>
         <w:rPr>
           <w:rFonts w:ascii="Times New Roman" w:hAnsi="Times New Roman" w:cs="Times New Roman"/>
-          <w:sz w:val="24"/>
-          <w:szCs w:val="24"/>
-        </w:rPr>
-      </w:pPr>
-    </w:p>
-    <w:p>
-      <w:pPr>
-        <w:ind w:left="2160" w:firstLine="720"/>
-        <w:rPr>
-          <w:rFonts w:ascii="Times New Roman" w:hAnsi="Times New Roman" w:cs="Times New Roman"/>
-          <w:b/>
-          <w:bCs/>
-          <w:color w:val="002060"/>
-          <w:sz w:val="24"/>
-          <w:szCs w:val="24"/>
-        </w:rPr>
-      </w:pPr>
-      <w:r>
-        <w:rPr>
-          <w:rFonts w:ascii="Times New Roman" w:hAnsi="Times New Roman" w:cs="Times New Roman"/>
-          <w:b/>
-          <w:bCs/>
-          <w:color w:val="002060"/>
-          <w:sz w:val="24"/>
-          <w:szCs w:val="24"/>
-        </w:rPr>
-        <w:t>NEXT</w:t>
-      </w:r>
-    </w:p>
-    <w:tbl>
-      <w:tblPr>
-        <w:tblW w:w="0" w:type="auto"/>
-        <w:tblInd w:w="-185" w:type="dxa"/>
-        <w:tblBorders>
-          <w:top w:val="single" w:sz="4" w:space="0" w:color="auto"/>
-          <w:left w:val="single" w:sz="4" w:space="0" w:color="auto"/>
-          <w:bottom w:val="single" w:sz="4" w:space="0" w:color="auto"/>
-          <w:right w:val="single" w:sz="4" w:space="0" w:color="auto"/>
-          <w:insideH w:val="single" w:sz="4" w:space="0" w:color="auto"/>
-          <w:insideV w:val="single" w:sz="4" w:space="0" w:color="auto"/>
-        </w:tblBorders>
-        <w:tblLook w:val="0000" w:firstRow="0" w:lastRow="0" w:firstColumn="0" w:lastColumn="0" w:noHBand="0" w:noVBand="0"/>
-      </w:tblPr>
-      <w:tblGrid>
-        <w:gridCol w:w="7680"/>
-      </w:tblGrid>
-      <w:tr>
-        <w:trPr>
-          <w:trHeight w:val="1670"/>
-        </w:trPr>
-        <w:tc>
-          <w:tcPr>
-            <w:tcW w:w="7680" w:type="dxa"/>
-          </w:tcPr>
-          <w:p>
-            <w:pPr>
-              <w:rPr>
-                <w:rFonts w:ascii="Times New Roman" w:hAnsi="Times New Roman" w:cs="Times New Roman"/>
-                <w:sz w:val="24"/>
-                <w:szCs w:val="24"/>
-              </w:rPr>
-            </w:pPr>
-            <w:r>
-              <w:rPr>
-                <w:rFonts w:ascii="Times New Roman" w:hAnsi="Times New Roman" w:cs="Times New Roman"/>
-                <w:sz w:val="24"/>
-                <w:szCs w:val="24"/>
-              </w:rPr>
-              <w:t xml:space="preserve">console.log({} + {});     // </w:t>
-            </w:r>
-            <w:r>
-              <w:rPr>
-                <w:rFonts w:ascii="Times New Roman" w:hAnsi="Times New Roman" w:cs="Times New Roman"/>
-                <w:sz w:val="24"/>
-                <w:szCs w:val="24"/>
-              </w:rPr>
-              <w:t>[object Object][object Object]</w:t>
-            </w:r>
-          </w:p>
-          <w:p>
-            <w:pPr>
-              <w:rPr>
-                <w:rFonts w:ascii="Times New Roman" w:hAnsi="Times New Roman" w:cs="Times New Roman"/>
-                <w:sz w:val="24"/>
-                <w:szCs w:val="24"/>
-              </w:rPr>
-            </w:pPr>
-            <w:r>
-              <w:rPr>
-                <w:rFonts w:ascii="Times New Roman" w:hAnsi="Times New Roman" w:cs="Times New Roman"/>
-                <w:sz w:val="24"/>
-                <w:szCs w:val="24"/>
-              </w:rPr>
-              <w:t xml:space="preserve">console.log([] + []);     // </w:t>
-            </w:r>
-            <w:r>
-              <w:rPr>
-                <w:rFonts w:ascii="Times New Roman" w:hAnsi="Times New Roman" w:cs="Times New Roman"/>
-                <w:sz w:val="24"/>
-                <w:szCs w:val="24"/>
-              </w:rPr>
-              <w:t>empty string</w:t>
-            </w:r>
-          </w:p>
-          <w:p>
-            <w:pPr>
-              <w:rPr>
-                <w:rFonts w:ascii="Times New Roman" w:hAnsi="Times New Roman" w:cs="Times New Roman"/>
-                <w:sz w:val="24"/>
-                <w:szCs w:val="24"/>
-              </w:rPr>
-            </w:pPr>
-            <w:r>
-              <w:rPr>
-                <w:rFonts w:ascii="Times New Roman" w:hAnsi="Times New Roman" w:cs="Times New Roman"/>
-                <w:sz w:val="24"/>
-                <w:szCs w:val="24"/>
-              </w:rPr>
-              <w:t>console.log([1] + [1]);   // "11"</w:t>
-            </w:r>
-          </w:p>
-          <w:p>
-            <w:pPr>
-              <w:rPr>
-                <w:rFonts w:ascii="Times New Roman" w:hAnsi="Times New Roman" w:cs="Times New Roman"/>
-                <w:sz w:val="24"/>
-                <w:szCs w:val="24"/>
-              </w:rPr>
-            </w:pPr>
-            <w:r>
-              <w:rPr>
-                <w:rFonts w:ascii="Times New Roman" w:hAnsi="Times New Roman" w:cs="Times New Roman"/>
-                <w:sz w:val="24"/>
-                <w:szCs w:val="24"/>
-              </w:rPr>
-              <w:t>console.log([] + {});</w:t>
-            </w:r>
-            <w:r>
-              <w:rPr>
-                <w:rFonts w:ascii="Times New Roman" w:hAnsi="Times New Roman" w:cs="Times New Roman"/>
-                <w:sz w:val="24"/>
-                <w:szCs w:val="24"/>
-              </w:rPr>
-              <w:t xml:space="preserve"> // </w:t>
-            </w:r>
-            <w:r>
-              <w:rPr>
-                <w:rFonts w:ascii="Times New Roman" w:hAnsi="Times New Roman" w:cs="Times New Roman"/>
-                <w:sz w:val="24"/>
-                <w:szCs w:val="24"/>
-              </w:rPr>
-              <w:t>[object Object]</w:t>
-            </w:r>
-          </w:p>
-          <w:p>
-            <w:pPr>
-              <w:rPr>
-                <w:rFonts w:ascii="Times New Roman" w:hAnsi="Times New Roman" w:cs="Times New Roman"/>
-                <w:sz w:val="24"/>
-                <w:szCs w:val="24"/>
-              </w:rPr>
-            </w:pPr>
-            <w:r>
-              <w:rPr>
-                <w:rFonts w:ascii="Times New Roman" w:hAnsi="Times New Roman" w:cs="Times New Roman"/>
-                <w:sz w:val="24"/>
-                <w:szCs w:val="24"/>
-              </w:rPr>
-              <w:t>console.log({} + []);</w:t>
-            </w:r>
-            <w:r>
-              <w:rPr>
-                <w:rFonts w:ascii="Times New Roman" w:hAnsi="Times New Roman" w:cs="Times New Roman"/>
-                <w:sz w:val="24"/>
-                <w:szCs w:val="24"/>
-              </w:rPr>
-              <w:t xml:space="preserve"> // 0</w:t>
-            </w:r>
-          </w:p>
-        </w:tc>
-      </w:tr>
-    </w:tbl>
-    <w:p>
-      <w:pPr>
-        <w:rPr>
-          <w:rFonts w:ascii="Times New Roman" w:hAnsi="Times New Roman" w:cs="Times New Roman"/>
           <w:b/>
           <w:bCs/>
           <w:color w:val="002060"/>
@@ -17648,25 +19156,7 @@
                 <w:sz w:val="24"/>
                 <w:szCs w:val="24"/>
               </w:rPr>
-              <w:t xml:space="preserve">and operand so it </w:t>
-            </w:r>
-            <w:proofErr w:type="gramStart"/>
-            <w:r>
-              <w:rPr>
-                <w:rFonts w:ascii="Times New Roman" w:hAnsi="Times New Roman" w:cs="Times New Roman"/>
-                <w:sz w:val="24"/>
-                <w:szCs w:val="24"/>
-              </w:rPr>
-              <w:t>return</w:t>
-            </w:r>
-            <w:proofErr w:type="gramEnd"/>
-            <w:r>
-              <w:rPr>
-                <w:rFonts w:ascii="Times New Roman" w:hAnsi="Times New Roman" w:cs="Times New Roman"/>
-                <w:sz w:val="24"/>
-                <w:szCs w:val="24"/>
-              </w:rPr>
-              <w:t xml:space="preserve"> second value </w:t>
+              <w:t xml:space="preserve">and operand so it return second value </w:t>
             </w:r>
             <w:proofErr w:type="spellStart"/>
             <w:r>
@@ -17909,7 +19399,7 @@
                     <pic:cNvPicPr/>
                   </pic:nvPicPr>
                   <pic:blipFill>
-                    <a:blip r:embed="rId42"/>
+                    <a:blip r:embed="rId43"/>
                     <a:stretch>
                       <a:fillRect/>
                     </a:stretch>
@@ -17978,7 +19468,7 @@
                     <pic:cNvPicPr/>
                   </pic:nvPicPr>
                   <pic:blipFill>
-                    <a:blip r:embed="rId43"/>
+                    <a:blip r:embed="rId44"/>
                     <a:stretch>
                       <a:fillRect/>
                     </a:stretch>
@@ -18047,7 +19537,7 @@
                     <pic:cNvPicPr/>
                   </pic:nvPicPr>
                   <pic:blipFill>
-                    <a:blip r:embed="rId44"/>
+                    <a:blip r:embed="rId45"/>
                     <a:stretch>
                       <a:fillRect/>
                     </a:stretch>
@@ -18126,7 +19616,7 @@
                     <pic:cNvPicPr/>
                   </pic:nvPicPr>
                   <pic:blipFill>
-                    <a:blip r:embed="rId45"/>
+                    <a:blip r:embed="rId46"/>
                     <a:stretch>
                       <a:fillRect/>
                     </a:stretch>
@@ -18313,7 +19803,7 @@
                     <pic:cNvPicPr/>
                   </pic:nvPicPr>
                   <pic:blipFill>
-                    <a:blip r:embed="rId46"/>
+                    <a:blip r:embed="rId47"/>
                     <a:stretch>
                       <a:fillRect/>
                     </a:stretch>
@@ -18531,7 +20021,7 @@
                     <pic:cNvPicPr/>
                   </pic:nvPicPr>
                   <pic:blipFill>
-                    <a:blip r:embed="rId47"/>
+                    <a:blip r:embed="rId48"/>
                     <a:stretch>
                       <a:fillRect/>
                     </a:stretch>
@@ -18634,7 +20124,7 @@
                     <pic:cNvPicPr/>
                   </pic:nvPicPr>
                   <pic:blipFill>
-                    <a:blip r:embed="rId48"/>
+                    <a:blip r:embed="rId49"/>
                     <a:stretch>
                       <a:fillRect/>
                     </a:stretch>
@@ -18737,7 +20227,7 @@
                     <pic:cNvPicPr/>
                   </pic:nvPicPr>
                   <pic:blipFill>
-                    <a:blip r:embed="rId49"/>
+                    <a:blip r:embed="rId50"/>
                     <a:stretch>
                       <a:fillRect/>
                     </a:stretch>
@@ -18839,7 +20329,7 @@
                     <pic:cNvPicPr/>
                   </pic:nvPicPr>
                   <pic:blipFill>
-                    <a:blip r:embed="rId50"/>
+                    <a:blip r:embed="rId51"/>
                     <a:stretch>
                       <a:fillRect/>
                     </a:stretch>
@@ -18908,7 +20398,7 @@
                     <pic:cNvPicPr/>
                   </pic:nvPicPr>
                   <pic:blipFill>
-                    <a:blip r:embed="rId51"/>
+                    <a:blip r:embed="rId52"/>
                     <a:stretch>
                       <a:fillRect/>
                     </a:stretch>
@@ -19027,7 +20517,7 @@
                     <pic:cNvPicPr/>
                   </pic:nvPicPr>
                   <pic:blipFill>
-                    <a:blip r:embed="rId52"/>
+                    <a:blip r:embed="rId53"/>
                     <a:stretch>
                       <a:fillRect/>
                     </a:stretch>
@@ -19122,7 +20612,7 @@
                     <pic:cNvPicPr/>
                   </pic:nvPicPr>
                   <pic:blipFill>
-                    <a:blip r:embed="rId53"/>
+                    <a:blip r:embed="rId54"/>
                     <a:stretch>
                       <a:fillRect/>
                     </a:stretch>
@@ -19207,7 +20697,7 @@
                     <pic:cNvPicPr/>
                   </pic:nvPicPr>
                   <pic:blipFill>
-                    <a:blip r:embed="rId54"/>
+                    <a:blip r:embed="rId55"/>
                     <a:stretch>
                       <a:fillRect/>
                     </a:stretch>
@@ -19259,7 +20749,7 @@
                     <pic:cNvPicPr/>
                   </pic:nvPicPr>
                   <pic:blipFill>
-                    <a:blip r:embed="rId55"/>
+                    <a:blip r:embed="rId56"/>
                     <a:stretch>
                       <a:fillRect/>
                     </a:stretch>
@@ -19328,7 +20818,7 @@
                     <pic:cNvPicPr/>
                   </pic:nvPicPr>
                   <pic:blipFill>
-                    <a:blip r:embed="rId56"/>
+                    <a:blip r:embed="rId57"/>
                     <a:stretch>
                       <a:fillRect/>
                     </a:stretch>
@@ -19380,7 +20870,7 @@
                     <pic:cNvPicPr/>
                   </pic:nvPicPr>
                   <pic:blipFill>
-                    <a:blip r:embed="rId57"/>
+                    <a:blip r:embed="rId58"/>
                     <a:stretch>
                       <a:fillRect/>
                     </a:stretch>
@@ -19457,7 +20947,7 @@
                     <pic:cNvPicPr/>
                   </pic:nvPicPr>
                   <pic:blipFill>
-                    <a:blip r:embed="rId58"/>
+                    <a:blip r:embed="rId59"/>
                     <a:stretch>
                       <a:fillRect/>
                     </a:stretch>
@@ -19737,11 +21227,7 @@
         <w:spacing w:after="0" w:line="276" w:lineRule="auto"/>
       </w:pPr>
       <w:r>
-        <w:t xml:space="preserve">How does </w:t>
-      </w:r>
-      <w:proofErr w:type="gramStart"/>
-      <w:r>
-        <w:t xml:space="preserve">the </w:t>
+        <w:t xml:space="preserve">How does the </w:t>
       </w:r>
       <w:r>
         <w:rPr>
@@ -19750,7 +21236,6 @@
         </w:rPr>
         <w:t>this</w:t>
       </w:r>
-      <w:proofErr w:type="gramEnd"/>
       <w:r>
         <w:t xml:space="preserve"> keyword work in different contexts (global, object, function)?</w:t>
       </w:r>
@@ -19853,15 +21338,7 @@
         <w:spacing w:after="0" w:line="276" w:lineRule="auto"/>
       </w:pPr>
       <w:r>
-        <w:t xml:space="preserve">How do event </w:t>
-      </w:r>
-      <w:proofErr w:type="gramStart"/>
-      <w:r>
-        <w:t>capturing</w:t>
-      </w:r>
-      <w:proofErr w:type="gramEnd"/>
-      <w:r>
-        <w:t xml:space="preserve"> and bubbling work in the DOM?</w:t>
+        <w:t>How do event capturing and bubbling work in the DOM?</w:t>
       </w:r>
     </w:p>
     <w:p>
@@ -20915,15 +22392,7 @@
         <w:spacing w:before="240" w:after="0" w:line="276" w:lineRule="auto"/>
       </w:pPr>
       <w:r>
-        <w:t xml:space="preserve">What </w:t>
-      </w:r>
-      <w:proofErr w:type="gramStart"/>
-      <w:r>
-        <w:t>are</w:t>
-      </w:r>
-      <w:proofErr w:type="gramEnd"/>
-      <w:r>
-        <w:t xml:space="preserve"> CSS-in-JS libraries, and how do they integrate with JavaScript?</w:t>
+        <w:t>What are CSS-in-JS libraries, and how do they integrate with JavaScript?</w:t>
       </w:r>
     </w:p>
     <w:p>
@@ -25752,7 +27221,6 @@
   <w:style w:type="character" w:default="1" w:styleId="DefaultParagraphFont">
     <w:name w:val="Default Paragraph Font"/>
     <w:uiPriority w:val="1"/>
-    <w:semiHidden/>
     <w:unhideWhenUsed/>
   </w:style>
   <w:style w:type="table" w:default="1" w:styleId="TableNormal">

--- a/int Prep/JavaScript - Interview prep.docx
+++ b/int Prep/JavaScript - Interview prep.docx
@@ -1047,8 +1047,53 @@
                 <w:sz w:val="24"/>
                 <w:szCs w:val="24"/>
               </w:rPr>
-              <w:t>)</w:t>
+              <w:t xml:space="preserve">) </w:t>
             </w:r>
+            <w:r>
+              <w:rPr>
+                <w:rFonts w:ascii="Times New Roman" w:hAnsi="Times New Roman" w:cs="Times New Roman"/>
+                <w:b/>
+                <w:bCs/>
+                <w:color w:val="7030A0"/>
+                <w:sz w:val="24"/>
+                <w:szCs w:val="24"/>
+              </w:rPr>
+              <w:t xml:space="preserve">// </w:t>
+            </w:r>
+            <w:r>
+              <w:rPr>
+                <w:rFonts w:ascii="Times New Roman" w:hAnsi="Times New Roman" w:cs="Times New Roman"/>
+                <w:b/>
+                <w:bCs/>
+                <w:color w:val="92D050"/>
+                <w:sz w:val="24"/>
+                <w:szCs w:val="24"/>
+              </w:rPr>
+              <w:t>empty string</w:t>
+            </w:r>
+            <w:r>
+              <w:rPr>
+                <w:rFonts w:ascii="Times New Roman" w:hAnsi="Times New Roman" w:cs="Times New Roman"/>
+                <w:b/>
+                <w:bCs/>
+                <w:color w:val="92D050"/>
+                <w:sz w:val="24"/>
+                <w:szCs w:val="24"/>
+              </w:rPr>
+              <w:t xml:space="preserve">  </w:t>
+            </w:r>
+          </w:p>
+          <w:p>
+            <w:pPr>
+              <w:rPr>
+                <w:rFonts w:ascii="Times New Roman" w:hAnsi="Times New Roman" w:cs="Times New Roman"/>
+                <w:b/>
+                <w:bCs/>
+                <w:color w:val="7030A0"/>
+                <w:sz w:val="24"/>
+                <w:szCs w:val="24"/>
+              </w:rPr>
+            </w:pPr>
             <w:r>
               <w:rPr>
                 <w:rFonts w:ascii="Times New Roman" w:hAnsi="Times New Roman" w:cs="Times New Roman"/>
@@ -1058,9 +1103,11 @@
                 <w:sz w:val="24"/>
                 <w:szCs w:val="24"/>
               </w:rPr>
-              <w:t xml:space="preserve"> </w:t>
+              <w:t xml:space="preserve">                                     </w:t>
             </w:r>
-            <w:r>
+          </w:p>
+          <w:p>
+            <w:pPr>
               <w:rPr>
                 <w:rFonts w:ascii="Times New Roman" w:hAnsi="Times New Roman" w:cs="Times New Roman"/>
                 <w:b/>
@@ -1069,7 +1116,17 @@
                 <w:sz w:val="24"/>
                 <w:szCs w:val="24"/>
               </w:rPr>
-              <w:t xml:space="preserve">// </w:t>
+            </w:pPr>
+            <w:r>
+              <w:rPr>
+                <w:rFonts w:ascii="Times New Roman" w:hAnsi="Times New Roman" w:cs="Times New Roman"/>
+                <w:b/>
+                <w:bCs/>
+                <w:color w:val="7030A0"/>
+                <w:sz w:val="24"/>
+                <w:szCs w:val="24"/>
+              </w:rPr>
+              <w:t xml:space="preserve">console.log([1] + [1]);   // </w:t>
             </w:r>
             <w:r>
               <w:rPr>
@@ -1080,86 +1137,7 @@
                 <w:sz w:val="24"/>
                 <w:szCs w:val="24"/>
               </w:rPr>
-              <w:t>empty string</w:t>
-            </w:r>
-            <w:r>
-              <w:rPr>
-                <w:rFonts w:ascii="Times New Roman" w:hAnsi="Times New Roman" w:cs="Times New Roman"/>
-                <w:b/>
-                <w:bCs/>
-                <w:color w:val="92D050"/>
-                <w:sz w:val="24"/>
-                <w:szCs w:val="24"/>
-              </w:rPr>
-              <w:t xml:space="preserve">  </w:t>
-            </w:r>
-          </w:p>
-          <w:p>
-            <w:pPr>
-              <w:rPr>
-                <w:rFonts w:ascii="Times New Roman" w:hAnsi="Times New Roman" w:cs="Times New Roman"/>
-                <w:b/>
-                <w:bCs/>
-                <w:color w:val="7030A0"/>
-                <w:sz w:val="24"/>
-                <w:szCs w:val="24"/>
-              </w:rPr>
-            </w:pPr>
-            <w:r>
-              <w:rPr>
-                <w:rFonts w:ascii="Times New Roman" w:hAnsi="Times New Roman" w:cs="Times New Roman"/>
-                <w:b/>
-                <w:bCs/>
-                <w:color w:val="C00000"/>
-                <w:sz w:val="24"/>
-                <w:szCs w:val="24"/>
-              </w:rPr>
-              <w:t xml:space="preserve">                                     </w:t>
-            </w:r>
-          </w:p>
-          <w:p>
-            <w:pPr>
-              <w:rPr>
-                <w:rFonts w:ascii="Times New Roman" w:hAnsi="Times New Roman" w:cs="Times New Roman"/>
-                <w:b/>
-                <w:bCs/>
-                <w:color w:val="7030A0"/>
-                <w:sz w:val="24"/>
-                <w:szCs w:val="24"/>
-              </w:rPr>
-            </w:pPr>
-            <w:r>
-              <w:rPr>
-                <w:rFonts w:ascii="Times New Roman" w:hAnsi="Times New Roman" w:cs="Times New Roman"/>
-                <w:b/>
-                <w:bCs/>
-                <w:color w:val="7030A0"/>
-                <w:sz w:val="24"/>
-                <w:szCs w:val="24"/>
-              </w:rPr>
-              <w:t xml:space="preserve">console.log([1] + [1]);   // </w:t>
-            </w:r>
-            <w:r>
-              <w:rPr>
-                <w:rFonts w:ascii="Times New Roman" w:hAnsi="Times New Roman" w:cs="Times New Roman"/>
-                <w:b/>
-                <w:bCs/>
-                <w:color w:val="92D050"/>
-                <w:sz w:val="24"/>
-                <w:szCs w:val="24"/>
-              </w:rPr>
-              <w:t>"11"</w:t>
-            </w:r>
-            <w:r>
-              <w:rPr>
-                <w:rFonts w:ascii="Times New Roman" w:hAnsi="Times New Roman" w:cs="Times New Roman"/>
-                <w:b/>
-                <w:bCs/>
-                <w:color w:val="92D050"/>
-                <w:sz w:val="24"/>
-                <w:szCs w:val="24"/>
-              </w:rPr>
-              <w:t>h</w:t>
+              <w:t>"11"h</w:t>
             </w:r>
           </w:p>
           <w:p>
@@ -1396,41 +1374,24 @@
           <w:sz w:val="24"/>
           <w:szCs w:val="24"/>
         </w:rPr>
-        <w:t>Hoisting is the mechanism where variable and function declarations are moved to the top of their nearest scope during the compilation phase.</w:t>
-      </w:r>
-    </w:p>
-    <w:p>
-      <w:pPr>
-        <w:rPr>
-          <w:rFonts w:ascii="Times New Roman" w:hAnsi="Times New Roman" w:cs="Times New Roman"/>
-          <w:sz w:val="24"/>
-          <w:szCs w:val="24"/>
-        </w:rPr>
-      </w:pPr>
-      <w:r>
-        <w:rPr>
-          <w:rFonts w:ascii="Times New Roman" w:hAnsi="Times New Roman" w:cs="Times New Roman"/>
-          <w:sz w:val="24"/>
-          <w:szCs w:val="24"/>
-        </w:rPr>
-        <w:t>If we try to access a variable declared with var before it's assigned, it will return undefined but won’t throw an error.</w:t>
-      </w:r>
-    </w:p>
-    <w:p>
-      <w:pPr>
-        <w:rPr>
-          <w:rFonts w:ascii="Times New Roman" w:hAnsi="Times New Roman" w:cs="Times New Roman"/>
-          <w:sz w:val="24"/>
-          <w:szCs w:val="24"/>
-        </w:rPr>
-      </w:pPr>
-      <w:r>
-        <w:rPr>
-          <w:rFonts w:ascii="Times New Roman" w:hAnsi="Times New Roman" w:cs="Times New Roman"/>
-          <w:sz w:val="24"/>
-          <w:szCs w:val="24"/>
-        </w:rPr>
-        <w:t xml:space="preserve">In contrast, accessing variables declared with let or const before initialization will throw a </w:t>
+        <w:t>Hoisting is JavaScript’s behaviour where variable and function declarations are registered in memory during the creation phase of execution. Variables declared with var are hoisted and initialized with undefined, so accessing them before assignment does not throw an error.</w:t>
+      </w:r>
+    </w:p>
+    <w:p>
+      <w:pPr>
+        <w:rPr>
+          <w:rFonts w:ascii="Times New Roman" w:hAnsi="Times New Roman" w:cs="Times New Roman"/>
+          <w:sz w:val="24"/>
+          <w:szCs w:val="24"/>
+        </w:rPr>
+      </w:pPr>
+      <w:r>
+        <w:rPr>
+          <w:rFonts w:ascii="Times New Roman" w:hAnsi="Times New Roman" w:cs="Times New Roman"/>
+          <w:sz w:val="24"/>
+          <w:szCs w:val="24"/>
+        </w:rPr>
+        <w:t xml:space="preserve">Variables declared with </w:t>
       </w:r>
       <w:proofErr w:type="spellStart"/>
       <w:r>
@@ -1439,7 +1400,7 @@
           <w:sz w:val="24"/>
           <w:szCs w:val="24"/>
         </w:rPr>
-        <w:t>ReferenceError</w:t>
+        <w:t>let</w:t>
       </w:r>
       <w:proofErr w:type="spellEnd"/>
       <w:r>
@@ -1448,7 +1409,7 @@
           <w:sz w:val="24"/>
           <w:szCs w:val="24"/>
         </w:rPr>
-        <w:t>.</w:t>
+        <w:t xml:space="preserve"> and const are also hoisted, but they remain uninitialized in the Temporal Dead Zone until their declaration is evaluated. Accessing them before initialization results in a Reference Error.</w:t>
       </w:r>
     </w:p>
     <w:p>
@@ -2950,6 +2911,9 @@
         </w:rPr>
       </w:pPr>
       <w:r>
+        <w:rPr>
+          <w:noProof/>
+        </w:rPr>
         <w:drawing>
           <wp:inline distT="0" distB="0" distL="0" distR="0" wp14:anchorId="3C232027" wp14:editId="6ACD6096">
             <wp:extent cx="5731510" cy="1068705"/>
@@ -4801,7 +4765,31 @@
           <w:sz w:val="24"/>
           <w:szCs w:val="24"/>
         </w:rPr>
-        <w:t>What is a first class function? Or What is a first order function?</w:t>
+        <w:t xml:space="preserve">What is a </w:t>
+      </w:r>
+      <w:proofErr w:type="gramStart"/>
+      <w:r>
+        <w:rPr>
+          <w:rFonts w:ascii="Times New Roman" w:hAnsi="Times New Roman" w:cs="Times New Roman"/>
+          <w:b/>
+          <w:bCs/>
+          <w:color w:val="833C0B" w:themeColor="accent2" w:themeShade="80"/>
+          <w:sz w:val="24"/>
+          <w:szCs w:val="24"/>
+        </w:rPr>
+        <w:t>first class</w:t>
+      </w:r>
+      <w:proofErr w:type="gramEnd"/>
+      <w:r>
+        <w:rPr>
+          <w:rFonts w:ascii="Times New Roman" w:hAnsi="Times New Roman" w:cs="Times New Roman"/>
+          <w:b/>
+          <w:bCs/>
+          <w:color w:val="833C0B" w:themeColor="accent2" w:themeShade="80"/>
+          <w:sz w:val="24"/>
+          <w:szCs w:val="24"/>
+        </w:rPr>
+        <w:t xml:space="preserve"> function? Or What is a first order function?</w:t>
       </w:r>
     </w:p>
     <w:p>
@@ -5446,19 +5434,7 @@
                 <w:lang w:eastAsia="en-IN"/>
                 <w14:ligatures w14:val="none"/>
               </w:rPr>
-              <w:t xml:space="preserve">// </w:t>
-            </w:r>
-            <w:r>
-              <w:rPr>
-                <w:rFonts w:ascii="Calibri" w:eastAsia="Times New Roman" w:hAnsi="Calibri" w:cs="Calibri"/>
-                <w:b/>
-                <w:bCs/>
-                <w:color w:val="70AD47" w:themeColor="accent6"/>
-                <w:kern w:val="0"/>
-                <w:lang w:eastAsia="en-IN"/>
-                <w14:ligatures w14:val="none"/>
-              </w:rPr>
-              <w:t xml:space="preserve">both objects </w:t>
+              <w:t xml:space="preserve">// both objects </w:t>
             </w:r>
             <w:r>
               <w:rPr>
@@ -5557,19 +5533,7 @@
                 <w:lang w:eastAsia="en-IN"/>
                 <w14:ligatures w14:val="none"/>
               </w:rPr>
-              <w:t xml:space="preserve"> // still referring different memories </w:t>
-            </w:r>
-            <w:r>
-              <w:rPr>
-                <w:rFonts w:ascii="Calibri" w:eastAsia="Times New Roman" w:hAnsi="Calibri" w:cs="Calibri"/>
-                <w:b/>
-                <w:bCs/>
-                <w:color w:val="70AD47" w:themeColor="accent6"/>
-                <w:kern w:val="0"/>
-                <w:lang w:eastAsia="en-IN"/>
-                <w14:ligatures w14:val="none"/>
-              </w:rPr>
-              <w:t>checks both type and reference.</w:t>
+              <w:t xml:space="preserve"> // still referring different memories checks both type and reference.</w:t>
             </w:r>
           </w:p>
         </w:tc>
@@ -5795,29 +5759,7 @@
           <w:sz w:val="24"/>
           <w:szCs w:val="24"/>
         </w:rPr>
-        <w:t xml:space="preserve">HINT: </w:t>
-      </w:r>
-      <w:r>
-        <w:rPr>
-          <w:rFonts w:ascii="Times New Roman" w:hAnsi="Times New Roman" w:cs="Times New Roman"/>
-          <w:b/>
-          <w:bCs/>
-          <w:color w:val="7030A0"/>
-          <w:sz w:val="24"/>
-          <w:szCs w:val="24"/>
-        </w:rPr>
-        <w:t>want to compare object contents</w:t>
-      </w:r>
-      <w:r>
-        <w:rPr>
-          <w:rFonts w:ascii="Times New Roman" w:hAnsi="Times New Roman" w:cs="Times New Roman"/>
-          <w:b/>
-          <w:bCs/>
-          <w:color w:val="7030A0"/>
-          <w:sz w:val="24"/>
-          <w:szCs w:val="24"/>
-        </w:rPr>
-        <w:t xml:space="preserve"> use </w:t>
+        <w:t xml:space="preserve">HINT: want to compare object contents use </w:t>
       </w:r>
       <w:proofErr w:type="spellStart"/>
       <w:r>
@@ -7181,7 +7123,31 @@
           <w:sz w:val="24"/>
           <w:szCs w:val="24"/>
         </w:rPr>
-        <w:t xml:space="preserve"> functions?</w:t>
+        <w:t xml:space="preserve"> </w:t>
+      </w:r>
+      <w:proofErr w:type="gramStart"/>
+      <w:r>
+        <w:rPr>
+          <w:rFonts w:ascii="Times New Roman" w:hAnsi="Times New Roman" w:cs="Times New Roman"/>
+          <w:b/>
+          <w:bCs/>
+          <w:color w:val="833C0B" w:themeColor="accent2" w:themeShade="80"/>
+          <w:sz w:val="24"/>
+          <w:szCs w:val="24"/>
+        </w:rPr>
+        <w:t>functions</w:t>
+      </w:r>
+      <w:proofErr w:type="gramEnd"/>
+      <w:r>
+        <w:rPr>
+          <w:rFonts w:ascii="Times New Roman" w:hAnsi="Times New Roman" w:cs="Times New Roman"/>
+          <w:b/>
+          <w:bCs/>
+          <w:color w:val="833C0B" w:themeColor="accent2" w:themeShade="80"/>
+          <w:sz w:val="24"/>
+          <w:szCs w:val="24"/>
+        </w:rPr>
+        <w:t>?</w:t>
       </w:r>
     </w:p>
     <w:p>
@@ -7870,19 +7836,7 @@
                 <w:lang w:eastAsia="en-IN"/>
                 <w14:ligatures w14:val="none"/>
               </w:rPr>
-              <w:t xml:space="preserve">Note: </w:t>
-            </w:r>
-            <w:r>
-              <w:rPr>
-                <w:rFonts w:ascii="Calibri" w:eastAsia="Times New Roman" w:hAnsi="Calibri" w:cs="Calibri"/>
-                <w:b/>
-                <w:bCs/>
-                <w:color w:val="C00000"/>
-                <w:kern w:val="0"/>
-                <w:lang w:eastAsia="en-IN"/>
-                <w14:ligatures w14:val="none"/>
-              </w:rPr>
-              <w:t xml:space="preserve">Here, inner() can access x because it’s </w:t>
+              <w:t xml:space="preserve">Note: Here, inner() can access x because it’s </w:t>
             </w:r>
             <w:r>
               <w:rPr>
@@ -8121,17 +8075,7 @@
           <w:sz w:val="24"/>
           <w:szCs w:val="24"/>
         </w:rPr>
-        <w:t>lexica</w:t>
-      </w:r>
-      <w:r>
-        <w:rPr>
-          <w:rFonts w:ascii="Times New Roman" w:hAnsi="Times New Roman" w:cs="Times New Roman"/>
-          <w:b/>
-          <w:bCs/>
-          <w:sz w:val="24"/>
-          <w:szCs w:val="24"/>
-        </w:rPr>
-        <w:t>l scope</w:t>
+        <w:t>lexical scope</w:t>
       </w:r>
       <w:r>
         <w:rPr>
@@ -8194,6 +8138,205 @@
         </w:drawing>
       </w:r>
     </w:p>
+    <w:tbl>
+      <w:tblPr>
+        <w:tblW w:w="0" w:type="auto"/>
+        <w:tblInd w:w="-185" w:type="dxa"/>
+        <w:tblBorders>
+          <w:top w:val="single" w:sz="4" w:space="0" w:color="auto"/>
+          <w:left w:val="single" w:sz="4" w:space="0" w:color="auto"/>
+          <w:bottom w:val="single" w:sz="4" w:space="0" w:color="auto"/>
+          <w:right w:val="single" w:sz="4" w:space="0" w:color="auto"/>
+          <w:insideH w:val="single" w:sz="4" w:space="0" w:color="auto"/>
+          <w:insideV w:val="single" w:sz="4" w:space="0" w:color="auto"/>
+        </w:tblBorders>
+        <w:tblLook w:val="0000" w:firstRow="0" w:lastRow="0" w:firstColumn="0" w:lastColumn="0" w:noHBand="0" w:noVBand="0"/>
+      </w:tblPr>
+      <w:tblGrid>
+        <w:gridCol w:w="4040"/>
+      </w:tblGrid>
+      <w:tr>
+        <w:trPr>
+          <w:trHeight w:val="3260"/>
+        </w:trPr>
+        <w:tc>
+          <w:tcPr>
+            <w:tcW w:w="4040" w:type="dxa"/>
+          </w:tcPr>
+          <w:p>
+            <w:pPr>
+              <w:ind w:left="180"/>
+              <w:rPr>
+                <w:rFonts w:ascii="Times New Roman" w:hAnsi="Times New Roman" w:cs="Times New Roman"/>
+                <w:sz w:val="24"/>
+                <w:szCs w:val="24"/>
+              </w:rPr>
+            </w:pPr>
+            <w:r>
+              <w:rPr>
+                <w:rFonts w:ascii="Times New Roman" w:hAnsi="Times New Roman" w:cs="Times New Roman"/>
+                <w:sz w:val="24"/>
+                <w:szCs w:val="24"/>
+              </w:rPr>
+              <w:t xml:space="preserve">function </w:t>
+            </w:r>
+            <w:proofErr w:type="spellStart"/>
+            <w:r>
+              <w:rPr>
+                <w:rFonts w:ascii="Times New Roman" w:hAnsi="Times New Roman" w:cs="Times New Roman"/>
+                <w:sz w:val="24"/>
+                <w:szCs w:val="24"/>
+              </w:rPr>
+              <w:t>createCounter</w:t>
+            </w:r>
+            <w:proofErr w:type="spellEnd"/>
+            <w:r>
+              <w:rPr>
+                <w:rFonts w:ascii="Times New Roman" w:hAnsi="Times New Roman" w:cs="Times New Roman"/>
+                <w:sz w:val="24"/>
+                <w:szCs w:val="24"/>
+              </w:rPr>
+              <w:t>() {</w:t>
+            </w:r>
+          </w:p>
+          <w:p>
+            <w:pPr>
+              <w:ind w:left="180"/>
+              <w:rPr>
+                <w:rFonts w:ascii="Times New Roman" w:hAnsi="Times New Roman" w:cs="Times New Roman"/>
+                <w:sz w:val="24"/>
+                <w:szCs w:val="24"/>
+              </w:rPr>
+            </w:pPr>
+            <w:r>
+              <w:rPr>
+                <w:rFonts w:ascii="Times New Roman" w:hAnsi="Times New Roman" w:cs="Times New Roman"/>
+                <w:sz w:val="24"/>
+                <w:szCs w:val="24"/>
+              </w:rPr>
+              <w:t xml:space="preserve">  let count = 0;</w:t>
+            </w:r>
+          </w:p>
+          <w:p>
+            <w:pPr>
+              <w:ind w:left="180"/>
+              <w:rPr>
+                <w:rFonts w:ascii="Times New Roman" w:hAnsi="Times New Roman" w:cs="Times New Roman"/>
+                <w:sz w:val="24"/>
+                <w:szCs w:val="24"/>
+              </w:rPr>
+            </w:pPr>
+            <w:r>
+              <w:rPr>
+                <w:rFonts w:ascii="Times New Roman" w:hAnsi="Times New Roman" w:cs="Times New Roman"/>
+                <w:sz w:val="24"/>
+                <w:szCs w:val="24"/>
+              </w:rPr>
+              <w:t xml:space="preserve">  return {</w:t>
+            </w:r>
+          </w:p>
+          <w:p>
+            <w:pPr>
+              <w:ind w:left="180"/>
+              <w:rPr>
+                <w:rFonts w:ascii="Times New Roman" w:hAnsi="Times New Roman" w:cs="Times New Roman"/>
+                <w:sz w:val="24"/>
+                <w:szCs w:val="24"/>
+              </w:rPr>
+            </w:pPr>
+            <w:r>
+              <w:rPr>
+                <w:rFonts w:ascii="Times New Roman" w:hAnsi="Times New Roman" w:cs="Times New Roman"/>
+                <w:sz w:val="24"/>
+                <w:szCs w:val="24"/>
+              </w:rPr>
+              <w:t xml:space="preserve">    </w:t>
+            </w:r>
+            <w:proofErr w:type="spellStart"/>
+            <w:r>
+              <w:rPr>
+                <w:rFonts w:ascii="Times New Roman" w:hAnsi="Times New Roman" w:cs="Times New Roman"/>
+                <w:sz w:val="24"/>
+                <w:szCs w:val="24"/>
+              </w:rPr>
+              <w:t>inc</w:t>
+            </w:r>
+            <w:proofErr w:type="spellEnd"/>
+            <w:r>
+              <w:rPr>
+                <w:rFonts w:ascii="Times New Roman" w:hAnsi="Times New Roman" w:cs="Times New Roman"/>
+                <w:sz w:val="24"/>
+                <w:szCs w:val="24"/>
+              </w:rPr>
+              <w:t>: () =&gt; ++count,</w:t>
+            </w:r>
+          </w:p>
+          <w:p>
+            <w:pPr>
+              <w:ind w:left="180"/>
+              <w:rPr>
+                <w:rFonts w:ascii="Times New Roman" w:hAnsi="Times New Roman" w:cs="Times New Roman"/>
+                <w:sz w:val="24"/>
+                <w:szCs w:val="24"/>
+              </w:rPr>
+            </w:pPr>
+            <w:r>
+              <w:rPr>
+                <w:rFonts w:ascii="Times New Roman" w:hAnsi="Times New Roman" w:cs="Times New Roman"/>
+                <w:sz w:val="24"/>
+                <w:szCs w:val="24"/>
+              </w:rPr>
+              <w:t xml:space="preserve">    dec: () =&gt; --count</w:t>
+            </w:r>
+          </w:p>
+          <w:p>
+            <w:pPr>
+              <w:ind w:left="180"/>
+              <w:rPr>
+                <w:rFonts w:ascii="Times New Roman" w:hAnsi="Times New Roman" w:cs="Times New Roman"/>
+                <w:sz w:val="24"/>
+                <w:szCs w:val="24"/>
+              </w:rPr>
+            </w:pPr>
+            <w:r>
+              <w:rPr>
+                <w:rFonts w:ascii="Times New Roman" w:hAnsi="Times New Roman" w:cs="Times New Roman"/>
+                <w:sz w:val="24"/>
+                <w:szCs w:val="24"/>
+              </w:rPr>
+              <w:t xml:space="preserve">  }</w:t>
+            </w:r>
+          </w:p>
+          <w:p>
+            <w:pPr>
+              <w:ind w:left="180"/>
+              <w:rPr>
+                <w:rFonts w:ascii="Times New Roman" w:hAnsi="Times New Roman" w:cs="Times New Roman"/>
+                <w:sz w:val="24"/>
+                <w:szCs w:val="24"/>
+              </w:rPr>
+            </w:pPr>
+            <w:r>
+              <w:rPr>
+                <w:rFonts w:ascii="Times New Roman" w:hAnsi="Times New Roman" w:cs="Times New Roman"/>
+                <w:sz w:val="24"/>
+                <w:szCs w:val="24"/>
+              </w:rPr>
+              <w:t>}</w:t>
+            </w:r>
+          </w:p>
+        </w:tc>
+      </w:tr>
+    </w:tbl>
+    <w:p>
+      <w:pPr>
+        <w:rPr>
+          <w:rFonts w:ascii="Times New Roman" w:hAnsi="Times New Roman" w:cs="Times New Roman"/>
+          <w:sz w:val="24"/>
+          <w:szCs w:val="24"/>
+        </w:rPr>
+      </w:pPr>
+    </w:p>
     <w:p>
       <w:pPr>
         <w:rPr>
@@ -10750,58 +10893,504 @@
           <w:sz w:val="24"/>
           <w:szCs w:val="24"/>
         </w:rPr>
-        <w:t>Events are actions or occurrences that happen in the browser, can respond to these events by executing code in response.</w:t>
-      </w:r>
-    </w:p>
-    <w:p>
-      <w:pPr>
-        <w:rPr>
-          <w:rFonts w:ascii="Times New Roman" w:hAnsi="Times New Roman" w:cs="Times New Roman"/>
-          <w:sz w:val="24"/>
-          <w:szCs w:val="24"/>
-        </w:rPr>
-      </w:pPr>
-      <w:r>
-        <w:rPr>
-          <w:rFonts w:ascii="Times New Roman" w:hAnsi="Times New Roman" w:cs="Times New Roman"/>
-          <w:sz w:val="24"/>
-          <w:szCs w:val="24"/>
-        </w:rPr>
-        <w:t>Mouse Events</w:t>
-      </w:r>
-    </w:p>
-    <w:p>
-      <w:pPr>
-        <w:rPr>
-          <w:rFonts w:ascii="Times New Roman" w:hAnsi="Times New Roman" w:cs="Times New Roman"/>
-          <w:sz w:val="24"/>
-          <w:szCs w:val="24"/>
-        </w:rPr>
-      </w:pPr>
-      <w:r>
-        <w:rPr>
-          <w:rFonts w:ascii="Times New Roman" w:hAnsi="Times New Roman" w:cs="Times New Roman"/>
-          <w:sz w:val="24"/>
-          <w:szCs w:val="24"/>
-        </w:rPr>
-        <w:t>Keyboard Events</w:t>
-      </w:r>
-    </w:p>
-    <w:p>
-      <w:pPr>
-        <w:rPr>
-          <w:rFonts w:ascii="Times New Roman" w:hAnsi="Times New Roman" w:cs="Times New Roman"/>
-          <w:sz w:val="24"/>
-          <w:szCs w:val="24"/>
-        </w:rPr>
-      </w:pPr>
-      <w:r>
-        <w:rPr>
-          <w:rFonts w:ascii="Times New Roman" w:hAnsi="Times New Roman" w:cs="Times New Roman"/>
-          <w:sz w:val="24"/>
-          <w:szCs w:val="24"/>
-        </w:rPr>
-        <w:t>Form Events etc.</w:t>
+        <w:t>Events in JavaScript are signals generated by the browser or runtime to indicate that a specific action has occurred, such as a user interaction or a change in application state. JavaScript listens to these events and executes registered callback functions, known as event handlers, in response.</w:t>
+      </w:r>
+    </w:p>
+    <w:p>
+      <w:pPr>
+        <w:rPr>
+          <w:rFonts w:ascii="Times New Roman" w:hAnsi="Times New Roman" w:cs="Times New Roman"/>
+          <w:sz w:val="24"/>
+          <w:szCs w:val="24"/>
+        </w:rPr>
+      </w:pPr>
+      <w:r>
+        <w:rPr>
+          <w:rFonts w:ascii="Times New Roman" w:hAnsi="Times New Roman" w:cs="Times New Roman"/>
+          <w:sz w:val="24"/>
+          <w:szCs w:val="24"/>
+        </w:rPr>
+        <w:t>In the browser, events are part of the DOM event system and include user-driven events like mouse and keyboard actions, form-related events, and lifecycle events such as page load or focus changes. Events follow a propagation mechanism—capturing, target, and bubbling—which allows fine-grained control over how and where event handlers are executed.</w:t>
+      </w:r>
+    </w:p>
+    <w:p>
+      <w:pPr>
+        <w:rPr>
+          <w:rFonts w:ascii="Times New Roman" w:hAnsi="Times New Roman" w:cs="Times New Roman"/>
+          <w:sz w:val="24"/>
+          <w:szCs w:val="24"/>
+        </w:rPr>
+      </w:pPr>
+      <w:r>
+        <w:rPr>
+          <w:rFonts w:ascii="Times New Roman" w:hAnsi="Times New Roman" w:cs="Times New Roman"/>
+          <w:sz w:val="24"/>
+          <w:szCs w:val="24"/>
+        </w:rPr>
+        <w:t>This event-driven model enables JavaScript to build interactive, responsive user interfaces without blocking the main thread.</w:t>
+      </w:r>
+    </w:p>
+    <w:p>
+      <w:pPr>
+        <w:rPr>
+          <w:rFonts w:ascii="Times New Roman" w:hAnsi="Times New Roman" w:cs="Times New Roman"/>
+          <w:b/>
+          <w:bCs/>
+          <w:color w:val="833C0B" w:themeColor="accent2" w:themeShade="80"/>
+          <w:sz w:val="24"/>
+          <w:szCs w:val="24"/>
+        </w:rPr>
+      </w:pPr>
+      <w:r>
+        <w:rPr>
+          <w:rFonts w:ascii="Times New Roman" w:hAnsi="Times New Roman" w:cs="Times New Roman"/>
+          <w:b/>
+          <w:bCs/>
+          <w:color w:val="833C0B" w:themeColor="accent2" w:themeShade="80"/>
+          <w:sz w:val="24"/>
+          <w:szCs w:val="24"/>
+        </w:rPr>
+        <w:t>Explain how this works in JavaScript</w:t>
+      </w:r>
+    </w:p>
+    <w:p>
+      <w:pPr>
+        <w:rPr>
+          <w:rFonts w:ascii="Times New Roman" w:hAnsi="Times New Roman" w:cs="Times New Roman"/>
+          <w:sz w:val="24"/>
+          <w:szCs w:val="24"/>
+        </w:rPr>
+      </w:pPr>
+      <w:r>
+        <w:rPr>
+          <w:rFonts w:ascii="Times New Roman" w:hAnsi="Times New Roman" w:cs="Times New Roman"/>
+          <w:sz w:val="24"/>
+          <w:szCs w:val="24"/>
+        </w:rPr>
+        <w:t>In JavaScript, this is a runtime binding that refers to the object associated with the current function invocation, not where the function is written. Its value is determined at call time, which is why this is considered dynamic.</w:t>
+      </w:r>
+    </w:p>
+    <w:p>
+      <w:pPr>
+        <w:rPr>
+          <w:rFonts w:ascii="Times New Roman" w:hAnsi="Times New Roman" w:cs="Times New Roman"/>
+          <w:sz w:val="24"/>
+          <w:szCs w:val="24"/>
+        </w:rPr>
+      </w:pPr>
+      <w:r>
+        <w:rPr>
+          <w:rFonts w:ascii="Times New Roman" w:hAnsi="Times New Roman" w:cs="Times New Roman"/>
+          <w:sz w:val="24"/>
+          <w:szCs w:val="24"/>
+        </w:rPr>
+        <w:t>Global this:</w:t>
+      </w:r>
+      <w:r>
+        <w:rPr>
+          <w:rFonts w:ascii="Times New Roman" w:hAnsi="Times New Roman" w:cs="Times New Roman"/>
+          <w:sz w:val="24"/>
+          <w:szCs w:val="24"/>
+        </w:rPr>
+        <w:br/>
+        <w:t>In the global execution context, this refers to the global object.</w:t>
+      </w:r>
+    </w:p>
+    <w:p>
+      <w:pPr>
+        <w:numPr>
+          <w:ilvl w:val="0"/>
+          <w:numId w:val="35"/>
+        </w:numPr>
+        <w:rPr>
+          <w:rFonts w:ascii="Times New Roman" w:hAnsi="Times New Roman" w:cs="Times New Roman"/>
+          <w:sz w:val="24"/>
+          <w:szCs w:val="24"/>
+        </w:rPr>
+      </w:pPr>
+      <w:r>
+        <w:rPr>
+          <w:rFonts w:ascii="Times New Roman" w:hAnsi="Times New Roman" w:cs="Times New Roman"/>
+          <w:sz w:val="24"/>
+          <w:szCs w:val="24"/>
+        </w:rPr>
+        <w:t>In browsers, this points to window.</w:t>
+      </w:r>
+    </w:p>
+    <w:p>
+      <w:pPr>
+        <w:numPr>
+          <w:ilvl w:val="0"/>
+          <w:numId w:val="35"/>
+        </w:numPr>
+        <w:rPr>
+          <w:rFonts w:ascii="Times New Roman" w:hAnsi="Times New Roman" w:cs="Times New Roman"/>
+          <w:sz w:val="24"/>
+          <w:szCs w:val="24"/>
+        </w:rPr>
+      </w:pPr>
+      <w:r>
+        <w:rPr>
+          <w:rFonts w:ascii="Times New Roman" w:hAnsi="Times New Roman" w:cs="Times New Roman"/>
+          <w:sz w:val="24"/>
+          <w:szCs w:val="24"/>
+        </w:rPr>
+        <w:t xml:space="preserve">In Node.js file scope, this refers to </w:t>
+      </w:r>
+      <w:proofErr w:type="spellStart"/>
+      <w:r>
+        <w:rPr>
+          <w:rFonts w:ascii="Times New Roman" w:hAnsi="Times New Roman" w:cs="Times New Roman"/>
+          <w:sz w:val="24"/>
+          <w:szCs w:val="24"/>
+        </w:rPr>
+        <w:t>module.exports</w:t>
+      </w:r>
+      <w:proofErr w:type="spellEnd"/>
+      <w:r>
+        <w:rPr>
+          <w:rFonts w:ascii="Times New Roman" w:hAnsi="Times New Roman" w:cs="Times New Roman"/>
+          <w:sz w:val="24"/>
+          <w:szCs w:val="24"/>
+        </w:rPr>
+        <w:t xml:space="preserve"> (an empty object).</w:t>
+      </w:r>
+      <w:r>
+        <w:rPr>
+          <w:rFonts w:ascii="Times New Roman" w:hAnsi="Times New Roman" w:cs="Times New Roman"/>
+          <w:sz w:val="24"/>
+          <w:szCs w:val="24"/>
+        </w:rPr>
+        <w:br/>
+        <w:t>Inside a strict-mode function, this is undefined if the function is called normally.</w:t>
+      </w:r>
+    </w:p>
+    <w:p>
+      <w:pPr>
+        <w:rPr>
+          <w:rFonts w:ascii="Times New Roman" w:hAnsi="Times New Roman" w:cs="Times New Roman"/>
+          <w:sz w:val="24"/>
+          <w:szCs w:val="24"/>
+        </w:rPr>
+      </w:pPr>
+      <w:r>
+        <w:rPr>
+          <w:rFonts w:ascii="Times New Roman" w:hAnsi="Times New Roman" w:cs="Times New Roman"/>
+          <w:sz w:val="24"/>
+          <w:szCs w:val="24"/>
+        </w:rPr>
+        <w:t>Function this:</w:t>
+      </w:r>
+      <w:r>
+        <w:rPr>
+          <w:rFonts w:ascii="Times New Roman" w:hAnsi="Times New Roman" w:cs="Times New Roman"/>
+          <w:sz w:val="24"/>
+          <w:szCs w:val="24"/>
+        </w:rPr>
+        <w:br/>
+        <w:t>When a regular function is called without any owning object:</w:t>
+      </w:r>
+    </w:p>
+    <w:p>
+      <w:pPr>
+        <w:numPr>
+          <w:ilvl w:val="0"/>
+          <w:numId w:val="36"/>
+        </w:numPr>
+        <w:rPr>
+          <w:rFonts w:ascii="Times New Roman" w:hAnsi="Times New Roman" w:cs="Times New Roman"/>
+          <w:sz w:val="24"/>
+          <w:szCs w:val="24"/>
+        </w:rPr>
+      </w:pPr>
+      <w:r>
+        <w:rPr>
+          <w:rFonts w:ascii="Times New Roman" w:hAnsi="Times New Roman" w:cs="Times New Roman"/>
+          <w:sz w:val="24"/>
+          <w:szCs w:val="24"/>
+        </w:rPr>
+        <w:t>In non-strict mode, this defaults to the global object.</w:t>
+      </w:r>
+    </w:p>
+    <w:p>
+      <w:pPr>
+        <w:numPr>
+          <w:ilvl w:val="0"/>
+          <w:numId w:val="36"/>
+        </w:numPr>
+        <w:rPr>
+          <w:rFonts w:ascii="Times New Roman" w:hAnsi="Times New Roman" w:cs="Times New Roman"/>
+          <w:sz w:val="24"/>
+          <w:szCs w:val="24"/>
+        </w:rPr>
+      </w:pPr>
+      <w:r>
+        <w:rPr>
+          <w:rFonts w:ascii="Times New Roman" w:hAnsi="Times New Roman" w:cs="Times New Roman"/>
+          <w:sz w:val="24"/>
+          <w:szCs w:val="24"/>
+        </w:rPr>
+        <w:t>In strict mode, this is undefined.</w:t>
+      </w:r>
+      <w:r>
+        <w:rPr>
+          <w:rFonts w:ascii="Times New Roman" w:hAnsi="Times New Roman" w:cs="Times New Roman"/>
+          <w:sz w:val="24"/>
+          <w:szCs w:val="24"/>
+        </w:rPr>
+        <w:br/>
+        <w:t>This happens because the function is not owned by any object at the call site.</w:t>
+      </w:r>
+    </w:p>
+    <w:p>
+      <w:pPr>
+        <w:rPr>
+          <w:rFonts w:ascii="Times New Roman" w:hAnsi="Times New Roman" w:cs="Times New Roman"/>
+          <w:sz w:val="24"/>
+          <w:szCs w:val="24"/>
+        </w:rPr>
+      </w:pPr>
+      <w:r>
+        <w:rPr>
+          <w:rFonts w:ascii="Times New Roman" w:hAnsi="Times New Roman" w:cs="Times New Roman"/>
+          <w:sz w:val="24"/>
+          <w:szCs w:val="24"/>
+        </w:rPr>
+        <w:t>Method this:</w:t>
+      </w:r>
+      <w:r>
+        <w:rPr>
+          <w:rFonts w:ascii="Times New Roman" w:hAnsi="Times New Roman" w:cs="Times New Roman"/>
+          <w:sz w:val="24"/>
+          <w:szCs w:val="24"/>
+        </w:rPr>
+        <w:br/>
+        <w:t>When a function is called as a method of an object, this refers to the object before the dot.</w:t>
+      </w:r>
+      <w:r>
+        <w:rPr>
+          <w:rFonts w:ascii="Times New Roman" w:hAnsi="Times New Roman" w:cs="Times New Roman"/>
+          <w:sz w:val="24"/>
+          <w:szCs w:val="24"/>
+        </w:rPr>
+        <w:br/>
+        <w:t>Here, this is determined by how the method is invoked, not where it is defined.</w:t>
+      </w:r>
+    </w:p>
+    <w:p>
+      <w:pPr>
+        <w:rPr>
+          <w:rFonts w:ascii="Times New Roman" w:hAnsi="Times New Roman" w:cs="Times New Roman"/>
+          <w:sz w:val="24"/>
+          <w:szCs w:val="24"/>
+        </w:rPr>
+      </w:pPr>
+      <w:r>
+        <w:rPr>
+          <w:rFonts w:ascii="Times New Roman" w:hAnsi="Times New Roman" w:cs="Times New Roman"/>
+          <w:sz w:val="24"/>
+          <w:szCs w:val="24"/>
+        </w:rPr>
+        <w:t>Arrow function this:</w:t>
+      </w:r>
+      <w:r>
+        <w:rPr>
+          <w:rFonts w:ascii="Times New Roman" w:hAnsi="Times New Roman" w:cs="Times New Roman"/>
+          <w:sz w:val="24"/>
+          <w:szCs w:val="24"/>
+        </w:rPr>
+        <w:br/>
+        <w:t>Arrow functions do not have their own this.</w:t>
+      </w:r>
+      <w:r>
+        <w:rPr>
+          <w:rFonts w:ascii="Times New Roman" w:hAnsi="Times New Roman" w:cs="Times New Roman"/>
+          <w:sz w:val="24"/>
+          <w:szCs w:val="24"/>
+        </w:rPr>
+        <w:br/>
+        <w:t>Instead, they lexically inherit this from the surrounding scope at the time they are created.</w:t>
+      </w:r>
+      <w:r>
+        <w:rPr>
+          <w:rFonts w:ascii="Times New Roman" w:hAnsi="Times New Roman" w:cs="Times New Roman"/>
+          <w:sz w:val="24"/>
+          <w:szCs w:val="24"/>
+        </w:rPr>
+        <w:br/>
+        <w:t xml:space="preserve">Because of this </w:t>
+      </w:r>
+      <w:proofErr w:type="spellStart"/>
+      <w:r>
+        <w:rPr>
+          <w:rFonts w:ascii="Times New Roman" w:hAnsi="Times New Roman" w:cs="Times New Roman"/>
+          <w:sz w:val="24"/>
+          <w:szCs w:val="24"/>
+        </w:rPr>
+        <w:t>behavior</w:t>
+      </w:r>
+      <w:proofErr w:type="spellEnd"/>
+      <w:r>
+        <w:rPr>
+          <w:rFonts w:ascii="Times New Roman" w:hAnsi="Times New Roman" w:cs="Times New Roman"/>
+          <w:sz w:val="24"/>
+          <w:szCs w:val="24"/>
+        </w:rPr>
+        <w:t>, arrow functions are commonly used in callbacks to avoid losing context.</w:t>
+      </w:r>
+    </w:p>
+    <w:p>
+      <w:pPr>
+        <w:rPr>
+          <w:rFonts w:ascii="Times New Roman" w:hAnsi="Times New Roman" w:cs="Times New Roman"/>
+          <w:sz w:val="24"/>
+          <w:szCs w:val="24"/>
+        </w:rPr>
+      </w:pPr>
+      <w:r>
+        <w:rPr>
+          <w:rFonts w:ascii="Times New Roman" w:hAnsi="Times New Roman" w:cs="Times New Roman"/>
+          <w:sz w:val="24"/>
+          <w:szCs w:val="24"/>
+        </w:rPr>
+        <w:t>Why this is called dynamic:</w:t>
+      </w:r>
+      <w:r>
+        <w:rPr>
+          <w:rFonts w:ascii="Times New Roman" w:hAnsi="Times New Roman" w:cs="Times New Roman"/>
+          <w:sz w:val="24"/>
+          <w:szCs w:val="24"/>
+        </w:rPr>
+        <w:br/>
+        <w:t>The value of this is not fixed during function definition.</w:t>
+      </w:r>
+      <w:r>
+        <w:rPr>
+          <w:rFonts w:ascii="Times New Roman" w:hAnsi="Times New Roman" w:cs="Times New Roman"/>
+          <w:sz w:val="24"/>
+          <w:szCs w:val="24"/>
+        </w:rPr>
+        <w:br/>
+        <w:t xml:space="preserve">The same function can have different </w:t>
+      </w:r>
+      <w:proofErr w:type="gramStart"/>
+      <w:r>
+        <w:rPr>
+          <w:rFonts w:ascii="Times New Roman" w:hAnsi="Times New Roman" w:cs="Times New Roman"/>
+          <w:sz w:val="24"/>
+          <w:szCs w:val="24"/>
+        </w:rPr>
+        <w:t>this values</w:t>
+      </w:r>
+      <w:proofErr w:type="gramEnd"/>
+      <w:r>
+        <w:rPr>
+          <w:rFonts w:ascii="Times New Roman" w:hAnsi="Times New Roman" w:cs="Times New Roman"/>
+          <w:sz w:val="24"/>
+          <w:szCs w:val="24"/>
+        </w:rPr>
+        <w:t xml:space="preserve"> depending on:</w:t>
+      </w:r>
+    </w:p>
+    <w:p>
+      <w:pPr>
+        <w:numPr>
+          <w:ilvl w:val="0"/>
+          <w:numId w:val="37"/>
+        </w:numPr>
+        <w:rPr>
+          <w:rFonts w:ascii="Times New Roman" w:hAnsi="Times New Roman" w:cs="Times New Roman"/>
+          <w:sz w:val="24"/>
+          <w:szCs w:val="24"/>
+        </w:rPr>
+      </w:pPr>
+      <w:r>
+        <w:rPr>
+          <w:rFonts w:ascii="Times New Roman" w:hAnsi="Times New Roman" w:cs="Times New Roman"/>
+          <w:sz w:val="24"/>
+          <w:szCs w:val="24"/>
+        </w:rPr>
+        <w:t>normal call</w:t>
+      </w:r>
+    </w:p>
+    <w:p>
+      <w:pPr>
+        <w:numPr>
+          <w:ilvl w:val="0"/>
+          <w:numId w:val="37"/>
+        </w:numPr>
+        <w:rPr>
+          <w:rFonts w:ascii="Times New Roman" w:hAnsi="Times New Roman" w:cs="Times New Roman"/>
+          <w:sz w:val="24"/>
+          <w:szCs w:val="24"/>
+        </w:rPr>
+      </w:pPr>
+      <w:r>
+        <w:rPr>
+          <w:rFonts w:ascii="Times New Roman" w:hAnsi="Times New Roman" w:cs="Times New Roman"/>
+          <w:sz w:val="24"/>
+          <w:szCs w:val="24"/>
+        </w:rPr>
+        <w:t>method call</w:t>
+      </w:r>
+    </w:p>
+    <w:p>
+      <w:pPr>
+        <w:numPr>
+          <w:ilvl w:val="0"/>
+          <w:numId w:val="37"/>
+        </w:numPr>
+        <w:rPr>
+          <w:rFonts w:ascii="Times New Roman" w:hAnsi="Times New Roman" w:cs="Times New Roman"/>
+          <w:sz w:val="24"/>
+          <w:szCs w:val="24"/>
+        </w:rPr>
+      </w:pPr>
+      <w:r>
+        <w:rPr>
+          <w:rFonts w:ascii="Times New Roman" w:hAnsi="Times New Roman" w:cs="Times New Roman"/>
+          <w:sz w:val="24"/>
+          <w:szCs w:val="24"/>
+        </w:rPr>
+        <w:t>constructor call with new</w:t>
+      </w:r>
+    </w:p>
+    <w:p>
+      <w:pPr>
+        <w:numPr>
+          <w:ilvl w:val="0"/>
+          <w:numId w:val="37"/>
+        </w:numPr>
+        <w:rPr>
+          <w:rFonts w:ascii="Times New Roman" w:hAnsi="Times New Roman" w:cs="Times New Roman"/>
+          <w:sz w:val="24"/>
+          <w:szCs w:val="24"/>
+        </w:rPr>
+      </w:pPr>
+      <w:r>
+        <w:rPr>
+          <w:rFonts w:ascii="Times New Roman" w:hAnsi="Times New Roman" w:cs="Times New Roman"/>
+          <w:sz w:val="24"/>
+          <w:szCs w:val="24"/>
+        </w:rPr>
+        <w:t>explicit binding using call, apply, or bind</w:t>
+      </w:r>
+    </w:p>
+    <w:p>
+      <w:pPr>
+        <w:rPr>
+          <w:rFonts w:ascii="Times New Roman" w:hAnsi="Times New Roman" w:cs="Times New Roman"/>
+          <w:sz w:val="24"/>
+          <w:szCs w:val="24"/>
+        </w:rPr>
+      </w:pPr>
+      <w:r>
+        <w:rPr>
+          <w:rFonts w:ascii="Times New Roman" w:hAnsi="Times New Roman" w:cs="Times New Roman"/>
+          <w:sz w:val="24"/>
+          <w:szCs w:val="24"/>
+        </w:rPr>
+        <w:t>This runtime, call-site-based resolution makes this dynamic.</w:t>
       </w:r>
     </w:p>
     <w:p>
@@ -11677,6 +12266,585 @@
           <w:sz w:val="24"/>
           <w:szCs w:val="24"/>
         </w:rPr>
+        <w:t>Execution Context &amp; Call Stack</w:t>
+      </w:r>
+    </w:p>
+    <w:p>
+      <w:pPr>
+        <w:rPr>
+          <w:rFonts w:ascii="Times New Roman" w:hAnsi="Times New Roman" w:cs="Times New Roman"/>
+          <w:sz w:val="24"/>
+          <w:szCs w:val="24"/>
+        </w:rPr>
+      </w:pPr>
+      <w:r>
+        <w:rPr>
+          <w:rFonts w:ascii="Times New Roman" w:hAnsi="Times New Roman" w:cs="Times New Roman"/>
+          <w:sz w:val="24"/>
+          <w:szCs w:val="24"/>
+        </w:rPr>
+        <w:t xml:space="preserve">An execution context is an internal JavaScript abstraction that defines the environment in which code is evaluated and executed. It determines how variables, functions, and </w:t>
+      </w:r>
+      <w:r>
+        <w:rPr>
+          <w:rFonts w:ascii="Times New Roman" w:hAnsi="Times New Roman" w:cs="Times New Roman"/>
+          <w:sz w:val="24"/>
+          <w:szCs w:val="24"/>
+        </w:rPr>
+        <w:t>this</w:t>
+      </w:r>
+      <w:r>
+        <w:rPr>
+          <w:rFonts w:ascii="Times New Roman" w:hAnsi="Times New Roman" w:cs="Times New Roman"/>
+          <w:sz w:val="24"/>
+          <w:szCs w:val="24"/>
+        </w:rPr>
+        <w:t xml:space="preserve"> keyword are resolved at runtime.</w:t>
+      </w:r>
+    </w:p>
+    <w:p>
+      <w:pPr>
+        <w:rPr>
+          <w:rFonts w:ascii="Times New Roman" w:hAnsi="Times New Roman" w:cs="Times New Roman"/>
+          <w:sz w:val="24"/>
+          <w:szCs w:val="24"/>
+        </w:rPr>
+      </w:pPr>
+      <w:r>
+        <w:rPr>
+          <w:rFonts w:ascii="Times New Roman" w:hAnsi="Times New Roman" w:cs="Times New Roman"/>
+          <w:sz w:val="24"/>
+          <w:szCs w:val="24"/>
+        </w:rPr>
+        <w:t>JavaScript has three types of execution contexts:</w:t>
+      </w:r>
+      <w:r>
+        <w:rPr>
+          <w:rFonts w:ascii="Times New Roman" w:hAnsi="Times New Roman" w:cs="Times New Roman"/>
+          <w:sz w:val="24"/>
+          <w:szCs w:val="24"/>
+        </w:rPr>
+        <w:br/>
+        <w:t>Global Execution Context, Function Execution Context, and Eval Execution Context (rarely used).</w:t>
+      </w:r>
+    </w:p>
+    <w:p>
+      <w:pPr>
+        <w:rPr>
+          <w:rFonts w:ascii="Times New Roman" w:hAnsi="Times New Roman" w:cs="Times New Roman"/>
+          <w:sz w:val="24"/>
+          <w:szCs w:val="24"/>
+        </w:rPr>
+      </w:pPr>
+      <w:r>
+        <w:rPr>
+          <w:rFonts w:ascii="Times New Roman" w:hAnsi="Times New Roman" w:cs="Times New Roman"/>
+          <w:sz w:val="24"/>
+          <w:szCs w:val="24"/>
+        </w:rPr>
+        <w:t>When an execution context is created, it goes through two phases.</w:t>
+      </w:r>
+    </w:p>
+    <w:p>
+      <w:pPr>
+        <w:rPr>
+          <w:rFonts w:ascii="Times New Roman" w:hAnsi="Times New Roman" w:cs="Times New Roman"/>
+          <w:sz w:val="24"/>
+          <w:szCs w:val="24"/>
+        </w:rPr>
+      </w:pPr>
+      <w:r>
+        <w:rPr>
+          <w:rFonts w:ascii="Times New Roman" w:hAnsi="Times New Roman" w:cs="Times New Roman"/>
+          <w:sz w:val="24"/>
+          <w:szCs w:val="24"/>
+        </w:rPr>
+        <w:t>Creation Phase:</w:t>
+      </w:r>
+    </w:p>
+    <w:p>
+      <w:pPr>
+        <w:numPr>
+          <w:ilvl w:val="0"/>
+          <w:numId w:val="33"/>
+        </w:numPr>
+        <w:rPr>
+          <w:rFonts w:ascii="Times New Roman" w:hAnsi="Times New Roman" w:cs="Times New Roman"/>
+          <w:sz w:val="24"/>
+          <w:szCs w:val="24"/>
+        </w:rPr>
+      </w:pPr>
+      <w:r>
+        <w:rPr>
+          <w:rFonts w:ascii="Times New Roman" w:hAnsi="Times New Roman" w:cs="Times New Roman"/>
+          <w:sz w:val="24"/>
+          <w:szCs w:val="24"/>
+        </w:rPr>
+        <w:t>A Lexical Environment is created, which contains:</w:t>
+      </w:r>
+    </w:p>
+    <w:p>
+      <w:pPr>
+        <w:numPr>
+          <w:ilvl w:val="1"/>
+          <w:numId w:val="33"/>
+        </w:numPr>
+        <w:rPr>
+          <w:rFonts w:ascii="Times New Roman" w:hAnsi="Times New Roman" w:cs="Times New Roman"/>
+          <w:sz w:val="24"/>
+          <w:szCs w:val="24"/>
+        </w:rPr>
+      </w:pPr>
+      <w:r>
+        <w:rPr>
+          <w:rFonts w:ascii="Times New Roman" w:hAnsi="Times New Roman" w:cs="Times New Roman"/>
+          <w:sz w:val="24"/>
+          <w:szCs w:val="24"/>
+        </w:rPr>
+        <w:t>Environment Record (variable &amp; function bindings)</w:t>
+      </w:r>
+    </w:p>
+    <w:p>
+      <w:pPr>
+        <w:numPr>
+          <w:ilvl w:val="1"/>
+          <w:numId w:val="33"/>
+        </w:numPr>
+        <w:rPr>
+          <w:rFonts w:ascii="Times New Roman" w:hAnsi="Times New Roman" w:cs="Times New Roman"/>
+          <w:sz w:val="24"/>
+          <w:szCs w:val="24"/>
+        </w:rPr>
+      </w:pPr>
+      <w:r>
+        <w:rPr>
+          <w:rFonts w:ascii="Times New Roman" w:hAnsi="Times New Roman" w:cs="Times New Roman"/>
+          <w:sz w:val="24"/>
+          <w:szCs w:val="24"/>
+        </w:rPr>
+        <w:t>Reference to the outer environment (scope chain)</w:t>
+      </w:r>
+    </w:p>
+    <w:p>
+      <w:pPr>
+        <w:numPr>
+          <w:ilvl w:val="0"/>
+          <w:numId w:val="33"/>
+        </w:numPr>
+        <w:rPr>
+          <w:rFonts w:ascii="Times New Roman" w:hAnsi="Times New Roman" w:cs="Times New Roman"/>
+          <w:sz w:val="24"/>
+          <w:szCs w:val="24"/>
+        </w:rPr>
+      </w:pPr>
+      <w:r>
+        <w:rPr>
+          <w:rFonts w:ascii="Times New Roman" w:hAnsi="Times New Roman" w:cs="Times New Roman"/>
+          <w:sz w:val="24"/>
+          <w:szCs w:val="24"/>
+        </w:rPr>
+        <w:t>Function declarations are fully hoisted with their definitions.</w:t>
+      </w:r>
+    </w:p>
+    <w:p>
+      <w:pPr>
+        <w:numPr>
+          <w:ilvl w:val="0"/>
+          <w:numId w:val="33"/>
+        </w:numPr>
+        <w:rPr>
+          <w:rFonts w:ascii="Times New Roman" w:hAnsi="Times New Roman" w:cs="Times New Roman"/>
+          <w:sz w:val="24"/>
+          <w:szCs w:val="24"/>
+        </w:rPr>
+      </w:pPr>
+      <w:r>
+        <w:rPr>
+          <w:rFonts w:ascii="Times New Roman" w:hAnsi="Times New Roman" w:cs="Times New Roman"/>
+          <w:sz w:val="24"/>
+          <w:szCs w:val="24"/>
+        </w:rPr>
+        <w:t>Variables declared with var are hoisted and initialized with undefined.</w:t>
+      </w:r>
+    </w:p>
+    <w:p>
+      <w:pPr>
+        <w:numPr>
+          <w:ilvl w:val="0"/>
+          <w:numId w:val="33"/>
+        </w:numPr>
+        <w:rPr>
+          <w:rFonts w:ascii="Times New Roman" w:hAnsi="Times New Roman" w:cs="Times New Roman"/>
+          <w:sz w:val="24"/>
+          <w:szCs w:val="24"/>
+        </w:rPr>
+      </w:pPr>
+      <w:r>
+        <w:rPr>
+          <w:rFonts w:ascii="Times New Roman" w:hAnsi="Times New Roman" w:cs="Times New Roman"/>
+          <w:sz w:val="24"/>
+          <w:szCs w:val="24"/>
+        </w:rPr>
+        <w:t xml:space="preserve">Variables declared with </w:t>
+      </w:r>
+      <w:proofErr w:type="spellStart"/>
+      <w:r>
+        <w:rPr>
+          <w:rFonts w:ascii="Times New Roman" w:hAnsi="Times New Roman" w:cs="Times New Roman"/>
+          <w:sz w:val="24"/>
+          <w:szCs w:val="24"/>
+        </w:rPr>
+        <w:t>let</w:t>
+      </w:r>
+      <w:proofErr w:type="spellEnd"/>
+      <w:r>
+        <w:rPr>
+          <w:rFonts w:ascii="Times New Roman" w:hAnsi="Times New Roman" w:cs="Times New Roman"/>
+          <w:sz w:val="24"/>
+          <w:szCs w:val="24"/>
+        </w:rPr>
+        <w:t xml:space="preserve"> and const are hoisted but remain uninitialized in the Temporal Dead Zone.</w:t>
+      </w:r>
+    </w:p>
+    <w:p>
+      <w:pPr>
+        <w:numPr>
+          <w:ilvl w:val="0"/>
+          <w:numId w:val="33"/>
+        </w:numPr>
+        <w:rPr>
+          <w:rFonts w:ascii="Times New Roman" w:hAnsi="Times New Roman" w:cs="Times New Roman"/>
+          <w:sz w:val="24"/>
+          <w:szCs w:val="24"/>
+        </w:rPr>
+      </w:pPr>
+      <w:proofErr w:type="gramStart"/>
+      <w:r>
+        <w:rPr>
+          <w:rFonts w:ascii="Times New Roman" w:hAnsi="Times New Roman" w:cs="Times New Roman"/>
+          <w:sz w:val="24"/>
+          <w:szCs w:val="24"/>
+        </w:rPr>
+        <w:t>The this</w:t>
+      </w:r>
+      <w:proofErr w:type="gramEnd"/>
+      <w:r>
+        <w:rPr>
+          <w:rFonts w:ascii="Times New Roman" w:hAnsi="Times New Roman" w:cs="Times New Roman"/>
+          <w:sz w:val="24"/>
+          <w:szCs w:val="24"/>
+        </w:rPr>
+        <w:t xml:space="preserve"> binding is determined:</w:t>
+      </w:r>
+    </w:p>
+    <w:p>
+      <w:pPr>
+        <w:numPr>
+          <w:ilvl w:val="1"/>
+          <w:numId w:val="33"/>
+        </w:numPr>
+        <w:rPr>
+          <w:rFonts w:ascii="Times New Roman" w:hAnsi="Times New Roman" w:cs="Times New Roman"/>
+          <w:sz w:val="24"/>
+          <w:szCs w:val="24"/>
+        </w:rPr>
+      </w:pPr>
+      <w:r>
+        <w:rPr>
+          <w:rFonts w:ascii="Times New Roman" w:hAnsi="Times New Roman" w:cs="Times New Roman"/>
+          <w:sz w:val="24"/>
+          <w:szCs w:val="24"/>
+        </w:rPr>
+        <w:t>In the global context, this refers to window (browser) or global (Node).</w:t>
+      </w:r>
+    </w:p>
+    <w:p>
+      <w:pPr>
+        <w:numPr>
+          <w:ilvl w:val="1"/>
+          <w:numId w:val="33"/>
+        </w:numPr>
+        <w:rPr>
+          <w:rFonts w:ascii="Times New Roman" w:hAnsi="Times New Roman" w:cs="Times New Roman"/>
+          <w:sz w:val="24"/>
+          <w:szCs w:val="24"/>
+        </w:rPr>
+      </w:pPr>
+      <w:r>
+        <w:rPr>
+          <w:rFonts w:ascii="Times New Roman" w:hAnsi="Times New Roman" w:cs="Times New Roman"/>
+          <w:sz w:val="24"/>
+          <w:szCs w:val="24"/>
+        </w:rPr>
+        <w:t>In functions, this depends on how the function is invoked.</w:t>
+      </w:r>
+    </w:p>
+    <w:p>
+      <w:pPr>
+        <w:rPr>
+          <w:rFonts w:ascii="Times New Roman" w:hAnsi="Times New Roman" w:cs="Times New Roman"/>
+          <w:sz w:val="24"/>
+          <w:szCs w:val="24"/>
+        </w:rPr>
+      </w:pPr>
+      <w:r>
+        <w:rPr>
+          <w:rFonts w:ascii="Times New Roman" w:hAnsi="Times New Roman" w:cs="Times New Roman"/>
+          <w:sz w:val="24"/>
+          <w:szCs w:val="24"/>
+        </w:rPr>
+        <w:t>Execution Phase:</w:t>
+      </w:r>
+    </w:p>
+    <w:p>
+      <w:pPr>
+        <w:numPr>
+          <w:ilvl w:val="0"/>
+          <w:numId w:val="34"/>
+        </w:numPr>
+        <w:rPr>
+          <w:rFonts w:ascii="Times New Roman" w:hAnsi="Times New Roman" w:cs="Times New Roman"/>
+          <w:sz w:val="24"/>
+          <w:szCs w:val="24"/>
+        </w:rPr>
+      </w:pPr>
+      <w:r>
+        <w:rPr>
+          <w:rFonts w:ascii="Times New Roman" w:hAnsi="Times New Roman" w:cs="Times New Roman"/>
+          <w:sz w:val="24"/>
+          <w:szCs w:val="24"/>
+        </w:rPr>
+        <w:t>Code is executed line by line.</w:t>
+      </w:r>
+    </w:p>
+    <w:p>
+      <w:pPr>
+        <w:numPr>
+          <w:ilvl w:val="0"/>
+          <w:numId w:val="34"/>
+        </w:numPr>
+        <w:rPr>
+          <w:rFonts w:ascii="Times New Roman" w:hAnsi="Times New Roman" w:cs="Times New Roman"/>
+          <w:sz w:val="24"/>
+          <w:szCs w:val="24"/>
+        </w:rPr>
+      </w:pPr>
+      <w:r>
+        <w:rPr>
+          <w:rFonts w:ascii="Times New Roman" w:hAnsi="Times New Roman" w:cs="Times New Roman"/>
+          <w:sz w:val="24"/>
+          <w:szCs w:val="24"/>
+        </w:rPr>
+        <w:t>Variable assignments occur.</w:t>
+      </w:r>
+    </w:p>
+    <w:p>
+      <w:pPr>
+        <w:numPr>
+          <w:ilvl w:val="0"/>
+          <w:numId w:val="34"/>
+        </w:numPr>
+        <w:rPr>
+          <w:rFonts w:ascii="Times New Roman" w:hAnsi="Times New Roman" w:cs="Times New Roman"/>
+          <w:sz w:val="24"/>
+          <w:szCs w:val="24"/>
+        </w:rPr>
+      </w:pPr>
+      <w:r>
+        <w:rPr>
+          <w:rFonts w:ascii="Times New Roman" w:hAnsi="Times New Roman" w:cs="Times New Roman"/>
+          <w:sz w:val="24"/>
+          <w:szCs w:val="24"/>
+        </w:rPr>
+        <w:t>Function calls create new execution contexts and push them onto the call stack.</w:t>
+      </w:r>
+    </w:p>
+    <w:p>
+      <w:pPr>
+        <w:rPr>
+          <w:rFonts w:ascii="Times New Roman" w:hAnsi="Times New Roman" w:cs="Times New Roman"/>
+          <w:sz w:val="24"/>
+          <w:szCs w:val="24"/>
+        </w:rPr>
+      </w:pPr>
+      <w:r>
+        <w:rPr>
+          <w:rFonts w:ascii="Times New Roman" w:hAnsi="Times New Roman" w:cs="Times New Roman"/>
+          <w:sz w:val="24"/>
+          <w:szCs w:val="24"/>
+        </w:rPr>
+        <w:t>The Call Stack manages execution contexts using LIFO order. The global execution context is pushed first, and each function call adds a new execution context, which is popped after execution completes.</w:t>
+      </w:r>
+    </w:p>
+    <w:p>
+      <w:pPr>
+        <w:rPr>
+          <w:rFonts w:ascii="Times New Roman" w:hAnsi="Times New Roman" w:cs="Times New Roman"/>
+          <w:b/>
+          <w:bCs/>
+          <w:color w:val="833C0B" w:themeColor="accent2" w:themeShade="80"/>
+          <w:sz w:val="24"/>
+          <w:szCs w:val="24"/>
+        </w:rPr>
+      </w:pPr>
+      <w:r>
+        <w:rPr>
+          <w:rFonts w:ascii="Times New Roman" w:hAnsi="Times New Roman" w:cs="Times New Roman"/>
+          <w:b/>
+          <w:bCs/>
+          <w:color w:val="833C0B" w:themeColor="accent2" w:themeShade="80"/>
+          <w:sz w:val="24"/>
+          <w:szCs w:val="24"/>
+        </w:rPr>
+        <w:t>Scope vs Closure</w:t>
+      </w:r>
+      <w:r>
+        <w:rPr>
+          <w:rFonts w:ascii="Times New Roman" w:hAnsi="Times New Roman" w:cs="Times New Roman"/>
+          <w:b/>
+          <w:bCs/>
+          <w:color w:val="833C0B" w:themeColor="accent2" w:themeShade="80"/>
+          <w:sz w:val="24"/>
+          <w:szCs w:val="24"/>
+        </w:rPr>
+        <w:t>?</w:t>
+      </w:r>
+    </w:p>
+    <w:p>
+      <w:pPr>
+        <w:rPr>
+          <w:rFonts w:ascii="Times New Roman" w:hAnsi="Times New Roman" w:cs="Times New Roman"/>
+          <w:b/>
+          <w:bCs/>
+          <w:color w:val="833C0B" w:themeColor="accent2" w:themeShade="80"/>
+          <w:sz w:val="24"/>
+          <w:szCs w:val="24"/>
+        </w:rPr>
+      </w:pPr>
+    </w:p>
+    <w:p>
+      <w:pPr>
+        <w:rPr>
+          <w:rFonts w:ascii="Times New Roman" w:hAnsi="Times New Roman" w:cs="Times New Roman"/>
+          <w:b/>
+          <w:bCs/>
+          <w:color w:val="833C0B" w:themeColor="accent2" w:themeShade="80"/>
+          <w:sz w:val="24"/>
+          <w:szCs w:val="24"/>
+        </w:rPr>
+      </w:pPr>
+      <w:r>
+        <w:rPr>
+          <w:rFonts w:ascii="Times New Roman" w:hAnsi="Times New Roman" w:cs="Times New Roman"/>
+          <w:b/>
+          <w:bCs/>
+          <w:color w:val="833C0B" w:themeColor="accent2" w:themeShade="80"/>
+          <w:sz w:val="24"/>
+          <w:szCs w:val="24"/>
+        </w:rPr>
+        <w:t>When exactly does hoisting happen — creation phase or execution phase?</w:t>
+      </w:r>
+      <w:r>
+        <w:rPr>
+          <w:rFonts w:ascii="Times New Roman" w:hAnsi="Times New Roman" w:cs="Times New Roman"/>
+          <w:b/>
+          <w:bCs/>
+          <w:color w:val="833C0B" w:themeColor="accent2" w:themeShade="80"/>
+          <w:sz w:val="24"/>
+          <w:szCs w:val="24"/>
+        </w:rPr>
+        <w:br/>
+        <w:t>And why do functions behave differently from var variables?</w:t>
+      </w:r>
+    </w:p>
+    <w:p>
+      <w:pPr>
+        <w:rPr>
+          <w:rFonts w:ascii="Times New Roman" w:hAnsi="Times New Roman" w:cs="Times New Roman"/>
+          <w:sz w:val="24"/>
+          <w:szCs w:val="24"/>
+        </w:rPr>
+      </w:pPr>
+      <w:r>
+        <w:rPr>
+          <w:rFonts w:ascii="Times New Roman" w:hAnsi="Times New Roman" w:cs="Times New Roman"/>
+          <w:sz w:val="24"/>
+          <w:szCs w:val="24"/>
+        </w:rPr>
+        <w:t>Hoisting happens during the creation phase of the execution context.</w:t>
+      </w:r>
+    </w:p>
+    <w:p>
+      <w:pPr>
+        <w:rPr>
+          <w:rFonts w:ascii="Times New Roman" w:hAnsi="Times New Roman" w:cs="Times New Roman"/>
+          <w:sz w:val="24"/>
+          <w:szCs w:val="24"/>
+        </w:rPr>
+      </w:pPr>
+      <w:r>
+        <w:rPr>
+          <w:rFonts w:ascii="Times New Roman" w:hAnsi="Times New Roman" w:cs="Times New Roman"/>
+          <w:sz w:val="24"/>
+          <w:szCs w:val="24"/>
+        </w:rPr>
+        <w:t>During this phase, function declarations are fully hoisted, meaning the entire function definition is stored in memory.</w:t>
+      </w:r>
+    </w:p>
+    <w:p>
+      <w:pPr>
+        <w:rPr>
+          <w:rFonts w:ascii="Times New Roman" w:hAnsi="Times New Roman" w:cs="Times New Roman"/>
+          <w:sz w:val="24"/>
+          <w:szCs w:val="24"/>
+        </w:rPr>
+      </w:pPr>
+      <w:r>
+        <w:rPr>
+          <w:rFonts w:ascii="Times New Roman" w:hAnsi="Times New Roman" w:cs="Times New Roman"/>
+          <w:sz w:val="24"/>
+          <w:szCs w:val="24"/>
+        </w:rPr>
+        <w:t>In contrast, var variables are hoisted but initialized to undefined, because only memory is allocated, not the value.</w:t>
+      </w:r>
+    </w:p>
+    <w:p>
+      <w:pPr>
+        <w:rPr>
+          <w:rFonts w:ascii="Times New Roman" w:hAnsi="Times New Roman" w:cs="Times New Roman"/>
+          <w:sz w:val="24"/>
+          <w:szCs w:val="24"/>
+        </w:rPr>
+      </w:pPr>
+      <w:r>
+        <w:rPr>
+          <w:rFonts w:ascii="Times New Roman" w:hAnsi="Times New Roman" w:cs="Times New Roman"/>
+          <w:sz w:val="24"/>
+          <w:szCs w:val="24"/>
+        </w:rPr>
+        <w:t>That’s why functions can be called before declaration, but var variables return undefined.</w:t>
+      </w:r>
+    </w:p>
+    <w:p>
+      <w:pPr>
+        <w:rPr>
+          <w:rFonts w:ascii="Times New Roman" w:hAnsi="Times New Roman" w:cs="Times New Roman"/>
+          <w:b/>
+          <w:bCs/>
+          <w:color w:val="833C0B" w:themeColor="accent2" w:themeShade="80"/>
+          <w:sz w:val="24"/>
+          <w:szCs w:val="24"/>
+        </w:rPr>
+      </w:pPr>
+      <w:r>
+        <w:rPr>
+          <w:rFonts w:ascii="Times New Roman" w:hAnsi="Times New Roman" w:cs="Times New Roman"/>
+          <w:b/>
+          <w:bCs/>
+          <w:color w:val="833C0B" w:themeColor="accent2" w:themeShade="80"/>
+          <w:sz w:val="24"/>
+          <w:szCs w:val="24"/>
+        </w:rPr>
         <w:t>Can you explain how JavaScript handles asynchronous operations and how the event loop works in detail? Give a real-world example.</w:t>
       </w:r>
     </w:p>
@@ -13873,7 +15041,25 @@
           <w:szCs w:val="24"/>
         </w:rPr>
         <w:br/>
-        <w:t>I use Promises and async/await for readable async logic. For large-scale apps:</w:t>
+        <w:t>I use Promises and async/</w:t>
+      </w:r>
+      <w:proofErr w:type="gramStart"/>
+      <w:r>
+        <w:rPr>
+          <w:rFonts w:ascii="Times New Roman" w:hAnsi="Times New Roman" w:cs="Times New Roman"/>
+          <w:sz w:val="24"/>
+          <w:szCs w:val="24"/>
+        </w:rPr>
+        <w:t>await</w:t>
+      </w:r>
+      <w:proofErr w:type="gramEnd"/>
+      <w:r>
+        <w:rPr>
+          <w:rFonts w:ascii="Times New Roman" w:hAnsi="Times New Roman" w:cs="Times New Roman"/>
+          <w:sz w:val="24"/>
+          <w:szCs w:val="24"/>
+        </w:rPr>
+        <w:t xml:space="preserve"> for readable async logic. For large-scale apps:</w:t>
       </w:r>
       <w:r>
         <w:rPr>
@@ -19156,7 +20342,25 @@
                 <w:sz w:val="24"/>
                 <w:szCs w:val="24"/>
               </w:rPr>
-              <w:t xml:space="preserve">and operand so it return second value </w:t>
+              <w:t xml:space="preserve">and operand so it </w:t>
+            </w:r>
+            <w:proofErr w:type="gramStart"/>
+            <w:r>
+              <w:rPr>
+                <w:rFonts w:ascii="Times New Roman" w:hAnsi="Times New Roman" w:cs="Times New Roman"/>
+                <w:sz w:val="24"/>
+                <w:szCs w:val="24"/>
+              </w:rPr>
+              <w:t>return</w:t>
+            </w:r>
+            <w:proofErr w:type="gramEnd"/>
+            <w:r>
+              <w:rPr>
+                <w:rFonts w:ascii="Times New Roman" w:hAnsi="Times New Roman" w:cs="Times New Roman"/>
+                <w:sz w:val="24"/>
+                <w:szCs w:val="24"/>
+              </w:rPr>
+              <w:t xml:space="preserve"> second value </w:t>
             </w:r>
             <w:proofErr w:type="spellStart"/>
             <w:r>
@@ -21227,7 +22431,11 @@
         <w:spacing w:after="0" w:line="276" w:lineRule="auto"/>
       </w:pPr>
       <w:r>
-        <w:t xml:space="preserve">How does the </w:t>
+        <w:t xml:space="preserve">How does </w:t>
+      </w:r>
+      <w:proofErr w:type="gramStart"/>
+      <w:r>
+        <w:t xml:space="preserve">the </w:t>
       </w:r>
       <w:r>
         <w:rPr>
@@ -21236,6 +22444,7 @@
         </w:rPr>
         <w:t>this</w:t>
       </w:r>
+      <w:proofErr w:type="gramEnd"/>
       <w:r>
         <w:t xml:space="preserve"> keyword work in different contexts (global, object, function)?</w:t>
       </w:r>
@@ -21338,7 +22547,15 @@
         <w:spacing w:after="0" w:line="276" w:lineRule="auto"/>
       </w:pPr>
       <w:r>
-        <w:t>How do event capturing and bubbling work in the DOM?</w:t>
+        <w:t xml:space="preserve">How do event </w:t>
+      </w:r>
+      <w:proofErr w:type="gramStart"/>
+      <w:r>
+        <w:t>capturing</w:t>
+      </w:r>
+      <w:proofErr w:type="gramEnd"/>
+      <w:r>
+        <w:t xml:space="preserve"> and bubbling work in the DOM?</w:t>
       </w:r>
     </w:p>
     <w:p>
@@ -22392,7 +23609,15 @@
         <w:spacing w:before="240" w:after="0" w:line="276" w:lineRule="auto"/>
       </w:pPr>
       <w:r>
-        <w:t>What are CSS-in-JS libraries, and how do they integrate with JavaScript?</w:t>
+        <w:t xml:space="preserve">What </w:t>
+      </w:r>
+      <w:proofErr w:type="gramStart"/>
+      <w:r>
+        <w:t>are</w:t>
+      </w:r>
+      <w:proofErr w:type="gramEnd"/>
+      <w:r>
+        <w:t xml:space="preserve"> CSS-in-JS libraries, and how do they integrate with JavaScript?</w:t>
       </w:r>
     </w:p>
     <w:p>
@@ -22835,6 +24060,155 @@
     </w:lvl>
   </w:abstractNum>
   <w:abstractNum w:abstractNumId="1" w15:restartNumberingAfterBreak="0">
+    <w:nsid w:val="031327EC"/>
+    <w:multiLevelType w:val="multilevel"/>
+    <w:tmpl w:val="78D87B0E"/>
+    <w:lvl w:ilvl="0">
+      <w:start w:val="1"/>
+      <w:numFmt w:val="bullet"/>
+      <w:lvlText w:val=""/>
+      <w:lvlJc w:val="left"/>
+      <w:pPr>
+        <w:tabs>
+          <w:tab w:val="num" w:pos="720"/>
+        </w:tabs>
+        <w:ind w:left="720" w:hanging="360"/>
+      </w:pPr>
+      <w:rPr>
+        <w:rFonts w:ascii="Symbol" w:hAnsi="Symbol" w:hint="default"/>
+        <w:sz w:val="20"/>
+      </w:rPr>
+    </w:lvl>
+    <w:lvl w:ilvl="1" w:tentative="1">
+      <w:start w:val="1"/>
+      <w:numFmt w:val="bullet"/>
+      <w:lvlText w:val="o"/>
+      <w:lvlJc w:val="left"/>
+      <w:pPr>
+        <w:tabs>
+          <w:tab w:val="num" w:pos="1440"/>
+        </w:tabs>
+        <w:ind w:left="1440" w:hanging="360"/>
+      </w:pPr>
+      <w:rPr>
+        <w:rFonts w:ascii="Courier New" w:hAnsi="Courier New" w:hint="default"/>
+        <w:sz w:val="20"/>
+      </w:rPr>
+    </w:lvl>
+    <w:lvl w:ilvl="2" w:tentative="1">
+      <w:start w:val="1"/>
+      <w:numFmt w:val="bullet"/>
+      <w:lvlText w:val=""/>
+      <w:lvlJc w:val="left"/>
+      <w:pPr>
+        <w:tabs>
+          <w:tab w:val="num" w:pos="2160"/>
+        </w:tabs>
+        <w:ind w:left="2160" w:hanging="360"/>
+      </w:pPr>
+      <w:rPr>
+        <w:rFonts w:ascii="Wingdings" w:hAnsi="Wingdings" w:hint="default"/>
+        <w:sz w:val="20"/>
+      </w:rPr>
+    </w:lvl>
+    <w:lvl w:ilvl="3" w:tentative="1">
+      <w:start w:val="1"/>
+      <w:numFmt w:val="bullet"/>
+      <w:lvlText w:val=""/>
+      <w:lvlJc w:val="left"/>
+      <w:pPr>
+        <w:tabs>
+          <w:tab w:val="num" w:pos="2880"/>
+        </w:tabs>
+        <w:ind w:left="2880" w:hanging="360"/>
+      </w:pPr>
+      <w:rPr>
+        <w:rFonts w:ascii="Wingdings" w:hAnsi="Wingdings" w:hint="default"/>
+        <w:sz w:val="20"/>
+      </w:rPr>
+    </w:lvl>
+    <w:lvl w:ilvl="4" w:tentative="1">
+      <w:start w:val="1"/>
+      <w:numFmt w:val="bullet"/>
+      <w:lvlText w:val=""/>
+      <w:lvlJc w:val="left"/>
+      <w:pPr>
+        <w:tabs>
+          <w:tab w:val="num" w:pos="3600"/>
+        </w:tabs>
+        <w:ind w:left="3600" w:hanging="360"/>
+      </w:pPr>
+      <w:rPr>
+        <w:rFonts w:ascii="Wingdings" w:hAnsi="Wingdings" w:hint="default"/>
+        <w:sz w:val="20"/>
+      </w:rPr>
+    </w:lvl>
+    <w:lvl w:ilvl="5" w:tentative="1">
+      <w:start w:val="1"/>
+      <w:numFmt w:val="bullet"/>
+      <w:lvlText w:val=""/>
+      <w:lvlJc w:val="left"/>
+      <w:pPr>
+        <w:tabs>
+          <w:tab w:val="num" w:pos="4320"/>
+        </w:tabs>
+        <w:ind w:left="4320" w:hanging="360"/>
+      </w:pPr>
+      <w:rPr>
+        <w:rFonts w:ascii="Wingdings" w:hAnsi="Wingdings" w:hint="default"/>
+        <w:sz w:val="20"/>
+      </w:rPr>
+    </w:lvl>
+    <w:lvl w:ilvl="6" w:tentative="1">
+      <w:start w:val="1"/>
+      <w:numFmt w:val="bullet"/>
+      <w:lvlText w:val=""/>
+      <w:lvlJc w:val="left"/>
+      <w:pPr>
+        <w:tabs>
+          <w:tab w:val="num" w:pos="5040"/>
+        </w:tabs>
+        <w:ind w:left="5040" w:hanging="360"/>
+      </w:pPr>
+      <w:rPr>
+        <w:rFonts w:ascii="Wingdings" w:hAnsi="Wingdings" w:hint="default"/>
+        <w:sz w:val="20"/>
+      </w:rPr>
+    </w:lvl>
+    <w:lvl w:ilvl="7" w:tentative="1">
+      <w:start w:val="1"/>
+      <w:numFmt w:val="bullet"/>
+      <w:lvlText w:val=""/>
+      <w:lvlJc w:val="left"/>
+      <w:pPr>
+        <w:tabs>
+          <w:tab w:val="num" w:pos="5760"/>
+        </w:tabs>
+        <w:ind w:left="5760" w:hanging="360"/>
+      </w:pPr>
+      <w:rPr>
+        <w:rFonts w:ascii="Wingdings" w:hAnsi="Wingdings" w:hint="default"/>
+        <w:sz w:val="20"/>
+      </w:rPr>
+    </w:lvl>
+    <w:lvl w:ilvl="8" w:tentative="1">
+      <w:start w:val="1"/>
+      <w:numFmt w:val="bullet"/>
+      <w:lvlText w:val=""/>
+      <w:lvlJc w:val="left"/>
+      <w:pPr>
+        <w:tabs>
+          <w:tab w:val="num" w:pos="6480"/>
+        </w:tabs>
+        <w:ind w:left="6480" w:hanging="360"/>
+      </w:pPr>
+      <w:rPr>
+        <w:rFonts w:ascii="Wingdings" w:hAnsi="Wingdings" w:hint="default"/>
+        <w:sz w:val="20"/>
+      </w:rPr>
+    </w:lvl>
+  </w:abstractNum>
+  <w:abstractNum w:abstractNumId="2" w15:restartNumberingAfterBreak="0">
     <w:nsid w:val="03F906AA"/>
     <w:multiLevelType w:val="multilevel"/>
     <w:tmpl w:val="BB5E96E4"/>
@@ -22947,7 +24321,7 @@
       </w:rPr>
     </w:lvl>
   </w:abstractNum>
-  <w:abstractNum w:abstractNumId="2" w15:restartNumberingAfterBreak="0">
+  <w:abstractNum w:abstractNumId="3" w15:restartNumberingAfterBreak="0">
     <w:nsid w:val="04B66813"/>
     <w:multiLevelType w:val="multilevel"/>
     <w:tmpl w:val="E764A690"/>
@@ -23060,7 +24434,7 @@
       </w:rPr>
     </w:lvl>
   </w:abstractNum>
-  <w:abstractNum w:abstractNumId="3" w15:restartNumberingAfterBreak="0">
+  <w:abstractNum w:abstractNumId="4" w15:restartNumberingAfterBreak="0">
     <w:nsid w:val="04C80FE9"/>
     <w:multiLevelType w:val="multilevel"/>
     <w:tmpl w:val="179621B8"/>
@@ -23173,7 +24547,156 @@
       </w:rPr>
     </w:lvl>
   </w:abstractNum>
-  <w:abstractNum w:abstractNumId="4" w15:restartNumberingAfterBreak="0">
+  <w:abstractNum w:abstractNumId="5" w15:restartNumberingAfterBreak="0">
+    <w:nsid w:val="0E8F3831"/>
+    <w:multiLevelType w:val="multilevel"/>
+    <w:tmpl w:val="CF9C3298"/>
+    <w:lvl w:ilvl="0">
+      <w:start w:val="1"/>
+      <w:numFmt w:val="bullet"/>
+      <w:lvlText w:val=""/>
+      <w:lvlJc w:val="left"/>
+      <w:pPr>
+        <w:tabs>
+          <w:tab w:val="num" w:pos="720"/>
+        </w:tabs>
+        <w:ind w:left="720" w:hanging="360"/>
+      </w:pPr>
+      <w:rPr>
+        <w:rFonts w:ascii="Symbol" w:hAnsi="Symbol" w:hint="default"/>
+        <w:sz w:val="20"/>
+      </w:rPr>
+    </w:lvl>
+    <w:lvl w:ilvl="1" w:tentative="1">
+      <w:start w:val="1"/>
+      <w:numFmt w:val="bullet"/>
+      <w:lvlText w:val="o"/>
+      <w:lvlJc w:val="left"/>
+      <w:pPr>
+        <w:tabs>
+          <w:tab w:val="num" w:pos="1440"/>
+        </w:tabs>
+        <w:ind w:left="1440" w:hanging="360"/>
+      </w:pPr>
+      <w:rPr>
+        <w:rFonts w:ascii="Courier New" w:hAnsi="Courier New" w:hint="default"/>
+        <w:sz w:val="20"/>
+      </w:rPr>
+    </w:lvl>
+    <w:lvl w:ilvl="2" w:tentative="1">
+      <w:start w:val="1"/>
+      <w:numFmt w:val="bullet"/>
+      <w:lvlText w:val=""/>
+      <w:lvlJc w:val="left"/>
+      <w:pPr>
+        <w:tabs>
+          <w:tab w:val="num" w:pos="2160"/>
+        </w:tabs>
+        <w:ind w:left="2160" w:hanging="360"/>
+      </w:pPr>
+      <w:rPr>
+        <w:rFonts w:ascii="Wingdings" w:hAnsi="Wingdings" w:hint="default"/>
+        <w:sz w:val="20"/>
+      </w:rPr>
+    </w:lvl>
+    <w:lvl w:ilvl="3" w:tentative="1">
+      <w:start w:val="1"/>
+      <w:numFmt w:val="bullet"/>
+      <w:lvlText w:val=""/>
+      <w:lvlJc w:val="left"/>
+      <w:pPr>
+        <w:tabs>
+          <w:tab w:val="num" w:pos="2880"/>
+        </w:tabs>
+        <w:ind w:left="2880" w:hanging="360"/>
+      </w:pPr>
+      <w:rPr>
+        <w:rFonts w:ascii="Wingdings" w:hAnsi="Wingdings" w:hint="default"/>
+        <w:sz w:val="20"/>
+      </w:rPr>
+    </w:lvl>
+    <w:lvl w:ilvl="4" w:tentative="1">
+      <w:start w:val="1"/>
+      <w:numFmt w:val="bullet"/>
+      <w:lvlText w:val=""/>
+      <w:lvlJc w:val="left"/>
+      <w:pPr>
+        <w:tabs>
+          <w:tab w:val="num" w:pos="3600"/>
+        </w:tabs>
+        <w:ind w:left="3600" w:hanging="360"/>
+      </w:pPr>
+      <w:rPr>
+        <w:rFonts w:ascii="Wingdings" w:hAnsi="Wingdings" w:hint="default"/>
+        <w:sz w:val="20"/>
+      </w:rPr>
+    </w:lvl>
+    <w:lvl w:ilvl="5" w:tentative="1">
+      <w:start w:val="1"/>
+      <w:numFmt w:val="bullet"/>
+      <w:lvlText w:val=""/>
+      <w:lvlJc w:val="left"/>
+      <w:pPr>
+        <w:tabs>
+          <w:tab w:val="num" w:pos="4320"/>
+        </w:tabs>
+        <w:ind w:left="4320" w:hanging="360"/>
+      </w:pPr>
+      <w:rPr>
+        <w:rFonts w:ascii="Wingdings" w:hAnsi="Wingdings" w:hint="default"/>
+        <w:sz w:val="20"/>
+      </w:rPr>
+    </w:lvl>
+    <w:lvl w:ilvl="6" w:tentative="1">
+      <w:start w:val="1"/>
+      <w:numFmt w:val="bullet"/>
+      <w:lvlText w:val=""/>
+      <w:lvlJc w:val="left"/>
+      <w:pPr>
+        <w:tabs>
+          <w:tab w:val="num" w:pos="5040"/>
+        </w:tabs>
+        <w:ind w:left="5040" w:hanging="360"/>
+      </w:pPr>
+      <w:rPr>
+        <w:rFonts w:ascii="Wingdings" w:hAnsi="Wingdings" w:hint="default"/>
+        <w:sz w:val="20"/>
+      </w:rPr>
+    </w:lvl>
+    <w:lvl w:ilvl="7" w:tentative="1">
+      <w:start w:val="1"/>
+      <w:numFmt w:val="bullet"/>
+      <w:lvlText w:val=""/>
+      <w:lvlJc w:val="left"/>
+      <w:pPr>
+        <w:tabs>
+          <w:tab w:val="num" w:pos="5760"/>
+        </w:tabs>
+        <w:ind w:left="5760" w:hanging="360"/>
+      </w:pPr>
+      <w:rPr>
+        <w:rFonts w:ascii="Wingdings" w:hAnsi="Wingdings" w:hint="default"/>
+        <w:sz w:val="20"/>
+      </w:rPr>
+    </w:lvl>
+    <w:lvl w:ilvl="8" w:tentative="1">
+      <w:start w:val="1"/>
+      <w:numFmt w:val="bullet"/>
+      <w:lvlText w:val=""/>
+      <w:lvlJc w:val="left"/>
+      <w:pPr>
+        <w:tabs>
+          <w:tab w:val="num" w:pos="6480"/>
+        </w:tabs>
+        <w:ind w:left="6480" w:hanging="360"/>
+      </w:pPr>
+      <w:rPr>
+        <w:rFonts w:ascii="Wingdings" w:hAnsi="Wingdings" w:hint="default"/>
+        <w:sz w:val="20"/>
+      </w:rPr>
+    </w:lvl>
+  </w:abstractNum>
+  <w:abstractNum w:abstractNumId="6" w15:restartNumberingAfterBreak="0">
     <w:nsid w:val="12BB3B5D"/>
     <w:multiLevelType w:val="multilevel"/>
     <w:tmpl w:val="461E4270"/>
@@ -23322,7 +24845,7 @@
       </w:rPr>
     </w:lvl>
   </w:abstractNum>
-  <w:abstractNum w:abstractNumId="5" w15:restartNumberingAfterBreak="0">
+  <w:abstractNum w:abstractNumId="7" w15:restartNumberingAfterBreak="0">
     <w:nsid w:val="130011BD"/>
     <w:multiLevelType w:val="multilevel"/>
     <w:tmpl w:val="5F6C4412"/>
@@ -23435,7 +24958,7 @@
       </w:rPr>
     </w:lvl>
   </w:abstractNum>
-  <w:abstractNum w:abstractNumId="6" w15:restartNumberingAfterBreak="0">
+  <w:abstractNum w:abstractNumId="8" w15:restartNumberingAfterBreak="0">
     <w:nsid w:val="13BE1372"/>
     <w:multiLevelType w:val="multilevel"/>
     <w:tmpl w:val="7C22953C"/>
@@ -23548,7 +25071,156 @@
       </w:rPr>
     </w:lvl>
   </w:abstractNum>
-  <w:abstractNum w:abstractNumId="7" w15:restartNumberingAfterBreak="0">
+  <w:abstractNum w:abstractNumId="9" w15:restartNumberingAfterBreak="0">
+    <w:nsid w:val="261365D6"/>
+    <w:multiLevelType w:val="multilevel"/>
+    <w:tmpl w:val="FA680DA2"/>
+    <w:lvl w:ilvl="0">
+      <w:start w:val="1"/>
+      <w:numFmt w:val="bullet"/>
+      <w:lvlText w:val=""/>
+      <w:lvlJc w:val="left"/>
+      <w:pPr>
+        <w:tabs>
+          <w:tab w:val="num" w:pos="720"/>
+        </w:tabs>
+        <w:ind w:left="720" w:hanging="360"/>
+      </w:pPr>
+      <w:rPr>
+        <w:rFonts w:ascii="Symbol" w:hAnsi="Symbol" w:hint="default"/>
+        <w:sz w:val="20"/>
+      </w:rPr>
+    </w:lvl>
+    <w:lvl w:ilvl="1" w:tentative="1">
+      <w:start w:val="1"/>
+      <w:numFmt w:val="bullet"/>
+      <w:lvlText w:val="o"/>
+      <w:lvlJc w:val="left"/>
+      <w:pPr>
+        <w:tabs>
+          <w:tab w:val="num" w:pos="1440"/>
+        </w:tabs>
+        <w:ind w:left="1440" w:hanging="360"/>
+      </w:pPr>
+      <w:rPr>
+        <w:rFonts w:ascii="Courier New" w:hAnsi="Courier New" w:hint="default"/>
+        <w:sz w:val="20"/>
+      </w:rPr>
+    </w:lvl>
+    <w:lvl w:ilvl="2" w:tentative="1">
+      <w:start w:val="1"/>
+      <w:numFmt w:val="bullet"/>
+      <w:lvlText w:val=""/>
+      <w:lvlJc w:val="left"/>
+      <w:pPr>
+        <w:tabs>
+          <w:tab w:val="num" w:pos="2160"/>
+        </w:tabs>
+        <w:ind w:left="2160" w:hanging="360"/>
+      </w:pPr>
+      <w:rPr>
+        <w:rFonts w:ascii="Wingdings" w:hAnsi="Wingdings" w:hint="default"/>
+        <w:sz w:val="20"/>
+      </w:rPr>
+    </w:lvl>
+    <w:lvl w:ilvl="3" w:tentative="1">
+      <w:start w:val="1"/>
+      <w:numFmt w:val="bullet"/>
+      <w:lvlText w:val=""/>
+      <w:lvlJc w:val="left"/>
+      <w:pPr>
+        <w:tabs>
+          <w:tab w:val="num" w:pos="2880"/>
+        </w:tabs>
+        <w:ind w:left="2880" w:hanging="360"/>
+      </w:pPr>
+      <w:rPr>
+        <w:rFonts w:ascii="Wingdings" w:hAnsi="Wingdings" w:hint="default"/>
+        <w:sz w:val="20"/>
+      </w:rPr>
+    </w:lvl>
+    <w:lvl w:ilvl="4" w:tentative="1">
+      <w:start w:val="1"/>
+      <w:numFmt w:val="bullet"/>
+      <w:lvlText w:val=""/>
+      <w:lvlJc w:val="left"/>
+      <w:pPr>
+        <w:tabs>
+          <w:tab w:val="num" w:pos="3600"/>
+        </w:tabs>
+        <w:ind w:left="3600" w:hanging="360"/>
+      </w:pPr>
+      <w:rPr>
+        <w:rFonts w:ascii="Wingdings" w:hAnsi="Wingdings" w:hint="default"/>
+        <w:sz w:val="20"/>
+      </w:rPr>
+    </w:lvl>
+    <w:lvl w:ilvl="5" w:tentative="1">
+      <w:start w:val="1"/>
+      <w:numFmt w:val="bullet"/>
+      <w:lvlText w:val=""/>
+      <w:lvlJc w:val="left"/>
+      <w:pPr>
+        <w:tabs>
+          <w:tab w:val="num" w:pos="4320"/>
+        </w:tabs>
+        <w:ind w:left="4320" w:hanging="360"/>
+      </w:pPr>
+      <w:rPr>
+        <w:rFonts w:ascii="Wingdings" w:hAnsi="Wingdings" w:hint="default"/>
+        <w:sz w:val="20"/>
+      </w:rPr>
+    </w:lvl>
+    <w:lvl w:ilvl="6" w:tentative="1">
+      <w:start w:val="1"/>
+      <w:numFmt w:val="bullet"/>
+      <w:lvlText w:val=""/>
+      <w:lvlJc w:val="left"/>
+      <w:pPr>
+        <w:tabs>
+          <w:tab w:val="num" w:pos="5040"/>
+        </w:tabs>
+        <w:ind w:left="5040" w:hanging="360"/>
+      </w:pPr>
+      <w:rPr>
+        <w:rFonts w:ascii="Wingdings" w:hAnsi="Wingdings" w:hint="default"/>
+        <w:sz w:val="20"/>
+      </w:rPr>
+    </w:lvl>
+    <w:lvl w:ilvl="7" w:tentative="1">
+      <w:start w:val="1"/>
+      <w:numFmt w:val="bullet"/>
+      <w:lvlText w:val=""/>
+      <w:lvlJc w:val="left"/>
+      <w:pPr>
+        <w:tabs>
+          <w:tab w:val="num" w:pos="5760"/>
+        </w:tabs>
+        <w:ind w:left="5760" w:hanging="360"/>
+      </w:pPr>
+      <w:rPr>
+        <w:rFonts w:ascii="Wingdings" w:hAnsi="Wingdings" w:hint="default"/>
+        <w:sz w:val="20"/>
+      </w:rPr>
+    </w:lvl>
+    <w:lvl w:ilvl="8" w:tentative="1">
+      <w:start w:val="1"/>
+      <w:numFmt w:val="bullet"/>
+      <w:lvlText w:val=""/>
+      <w:lvlJc w:val="left"/>
+      <w:pPr>
+        <w:tabs>
+          <w:tab w:val="num" w:pos="6480"/>
+        </w:tabs>
+        <w:ind w:left="6480" w:hanging="360"/>
+      </w:pPr>
+      <w:rPr>
+        <w:rFonts w:ascii="Wingdings" w:hAnsi="Wingdings" w:hint="default"/>
+        <w:sz w:val="20"/>
+      </w:rPr>
+    </w:lvl>
+  </w:abstractNum>
+  <w:abstractNum w:abstractNumId="10" w15:restartNumberingAfterBreak="0">
     <w:nsid w:val="266E7AE5"/>
     <w:multiLevelType w:val="multilevel"/>
     <w:tmpl w:val="004A8FE2"/>
@@ -23661,7 +25333,7 @@
       </w:rPr>
     </w:lvl>
   </w:abstractNum>
-  <w:abstractNum w:abstractNumId="8" w15:restartNumberingAfterBreak="0">
+  <w:abstractNum w:abstractNumId="11" w15:restartNumberingAfterBreak="0">
     <w:nsid w:val="2CAA31D7"/>
     <w:multiLevelType w:val="multilevel"/>
     <w:tmpl w:val="7B54A36A"/>
@@ -23778,7 +25450,7 @@
       </w:pPr>
     </w:lvl>
   </w:abstractNum>
-  <w:abstractNum w:abstractNumId="9" w15:restartNumberingAfterBreak="0">
+  <w:abstractNum w:abstractNumId="12" w15:restartNumberingAfterBreak="0">
     <w:nsid w:val="2CB37BD8"/>
     <w:multiLevelType w:val="multilevel"/>
     <w:tmpl w:val="9E4426DC"/>
@@ -23891,7 +25563,7 @@
       </w:rPr>
     </w:lvl>
   </w:abstractNum>
-  <w:abstractNum w:abstractNumId="10" w15:restartNumberingAfterBreak="0">
+  <w:abstractNum w:abstractNumId="13" w15:restartNumberingAfterBreak="0">
     <w:nsid w:val="2FE92BB8"/>
     <w:multiLevelType w:val="multilevel"/>
     <w:tmpl w:val="F6EEA1EE"/>
@@ -24040,7 +25712,156 @@
       </w:rPr>
     </w:lvl>
   </w:abstractNum>
-  <w:abstractNum w:abstractNumId="11" w15:restartNumberingAfterBreak="0">
+  <w:abstractNum w:abstractNumId="14" w15:restartNumberingAfterBreak="0">
+    <w:nsid w:val="326B6DF5"/>
+    <w:multiLevelType w:val="multilevel"/>
+    <w:tmpl w:val="4EA220BE"/>
+    <w:lvl w:ilvl="0">
+      <w:start w:val="1"/>
+      <w:numFmt w:val="bullet"/>
+      <w:lvlText w:val=""/>
+      <w:lvlJc w:val="left"/>
+      <w:pPr>
+        <w:tabs>
+          <w:tab w:val="num" w:pos="720"/>
+        </w:tabs>
+        <w:ind w:left="720" w:hanging="360"/>
+      </w:pPr>
+      <w:rPr>
+        <w:rFonts w:ascii="Symbol" w:hAnsi="Symbol" w:hint="default"/>
+        <w:sz w:val="20"/>
+      </w:rPr>
+    </w:lvl>
+    <w:lvl w:ilvl="1" w:tentative="1">
+      <w:start w:val="1"/>
+      <w:numFmt w:val="bullet"/>
+      <w:lvlText w:val="o"/>
+      <w:lvlJc w:val="left"/>
+      <w:pPr>
+        <w:tabs>
+          <w:tab w:val="num" w:pos="1440"/>
+        </w:tabs>
+        <w:ind w:left="1440" w:hanging="360"/>
+      </w:pPr>
+      <w:rPr>
+        <w:rFonts w:ascii="Courier New" w:hAnsi="Courier New" w:hint="default"/>
+        <w:sz w:val="20"/>
+      </w:rPr>
+    </w:lvl>
+    <w:lvl w:ilvl="2" w:tentative="1">
+      <w:start w:val="1"/>
+      <w:numFmt w:val="bullet"/>
+      <w:lvlText w:val=""/>
+      <w:lvlJc w:val="left"/>
+      <w:pPr>
+        <w:tabs>
+          <w:tab w:val="num" w:pos="2160"/>
+        </w:tabs>
+        <w:ind w:left="2160" w:hanging="360"/>
+      </w:pPr>
+      <w:rPr>
+        <w:rFonts w:ascii="Wingdings" w:hAnsi="Wingdings" w:hint="default"/>
+        <w:sz w:val="20"/>
+      </w:rPr>
+    </w:lvl>
+    <w:lvl w:ilvl="3" w:tentative="1">
+      <w:start w:val="1"/>
+      <w:numFmt w:val="bullet"/>
+      <w:lvlText w:val=""/>
+      <w:lvlJc w:val="left"/>
+      <w:pPr>
+        <w:tabs>
+          <w:tab w:val="num" w:pos="2880"/>
+        </w:tabs>
+        <w:ind w:left="2880" w:hanging="360"/>
+      </w:pPr>
+      <w:rPr>
+        <w:rFonts w:ascii="Wingdings" w:hAnsi="Wingdings" w:hint="default"/>
+        <w:sz w:val="20"/>
+      </w:rPr>
+    </w:lvl>
+    <w:lvl w:ilvl="4" w:tentative="1">
+      <w:start w:val="1"/>
+      <w:numFmt w:val="bullet"/>
+      <w:lvlText w:val=""/>
+      <w:lvlJc w:val="left"/>
+      <w:pPr>
+        <w:tabs>
+          <w:tab w:val="num" w:pos="3600"/>
+        </w:tabs>
+        <w:ind w:left="3600" w:hanging="360"/>
+      </w:pPr>
+      <w:rPr>
+        <w:rFonts w:ascii="Wingdings" w:hAnsi="Wingdings" w:hint="default"/>
+        <w:sz w:val="20"/>
+      </w:rPr>
+    </w:lvl>
+    <w:lvl w:ilvl="5" w:tentative="1">
+      <w:start w:val="1"/>
+      <w:numFmt w:val="bullet"/>
+      <w:lvlText w:val=""/>
+      <w:lvlJc w:val="left"/>
+      <w:pPr>
+        <w:tabs>
+          <w:tab w:val="num" w:pos="4320"/>
+        </w:tabs>
+        <w:ind w:left="4320" w:hanging="360"/>
+      </w:pPr>
+      <w:rPr>
+        <w:rFonts w:ascii="Wingdings" w:hAnsi="Wingdings" w:hint="default"/>
+        <w:sz w:val="20"/>
+      </w:rPr>
+    </w:lvl>
+    <w:lvl w:ilvl="6" w:tentative="1">
+      <w:start w:val="1"/>
+      <w:numFmt w:val="bullet"/>
+      <w:lvlText w:val=""/>
+      <w:lvlJc w:val="left"/>
+      <w:pPr>
+        <w:tabs>
+          <w:tab w:val="num" w:pos="5040"/>
+        </w:tabs>
+        <w:ind w:left="5040" w:hanging="360"/>
+      </w:pPr>
+      <w:rPr>
+        <w:rFonts w:ascii="Wingdings" w:hAnsi="Wingdings" w:hint="default"/>
+        <w:sz w:val="20"/>
+      </w:rPr>
+    </w:lvl>
+    <w:lvl w:ilvl="7" w:tentative="1">
+      <w:start w:val="1"/>
+      <w:numFmt w:val="bullet"/>
+      <w:lvlText w:val=""/>
+      <w:lvlJc w:val="left"/>
+      <w:pPr>
+        <w:tabs>
+          <w:tab w:val="num" w:pos="5760"/>
+        </w:tabs>
+        <w:ind w:left="5760" w:hanging="360"/>
+      </w:pPr>
+      <w:rPr>
+        <w:rFonts w:ascii="Wingdings" w:hAnsi="Wingdings" w:hint="default"/>
+        <w:sz w:val="20"/>
+      </w:rPr>
+    </w:lvl>
+    <w:lvl w:ilvl="8" w:tentative="1">
+      <w:start w:val="1"/>
+      <w:numFmt w:val="bullet"/>
+      <w:lvlText w:val=""/>
+      <w:lvlJc w:val="left"/>
+      <w:pPr>
+        <w:tabs>
+          <w:tab w:val="num" w:pos="6480"/>
+        </w:tabs>
+        <w:ind w:left="6480" w:hanging="360"/>
+      </w:pPr>
+      <w:rPr>
+        <w:rFonts w:ascii="Wingdings" w:hAnsi="Wingdings" w:hint="default"/>
+        <w:sz w:val="20"/>
+      </w:rPr>
+    </w:lvl>
+  </w:abstractNum>
+  <w:abstractNum w:abstractNumId="15" w15:restartNumberingAfterBreak="0">
     <w:nsid w:val="399F5A0A"/>
     <w:multiLevelType w:val="multilevel"/>
     <w:tmpl w:val="0720B338"/>
@@ -24189,7 +26010,7 @@
       </w:rPr>
     </w:lvl>
   </w:abstractNum>
-  <w:abstractNum w:abstractNumId="12" w15:restartNumberingAfterBreak="0">
+  <w:abstractNum w:abstractNumId="16" w15:restartNumberingAfterBreak="0">
     <w:nsid w:val="3C210239"/>
     <w:multiLevelType w:val="multilevel"/>
     <w:tmpl w:val="AD2CE9EC"/>
@@ -24302,7 +26123,7 @@
       </w:rPr>
     </w:lvl>
   </w:abstractNum>
-  <w:abstractNum w:abstractNumId="13" w15:restartNumberingAfterBreak="0">
+  <w:abstractNum w:abstractNumId="17" w15:restartNumberingAfterBreak="0">
     <w:nsid w:val="3D006C40"/>
     <w:multiLevelType w:val="multilevel"/>
     <w:tmpl w:val="3C304650"/>
@@ -24451,7 +26272,7 @@
       </w:rPr>
     </w:lvl>
   </w:abstractNum>
-  <w:abstractNum w:abstractNumId="14" w15:restartNumberingAfterBreak="0">
+  <w:abstractNum w:abstractNumId="18" w15:restartNumberingAfterBreak="0">
     <w:nsid w:val="3F387659"/>
     <w:multiLevelType w:val="hybridMultilevel"/>
     <w:tmpl w:val="DA941EDE"/>
@@ -24564,7 +26385,156 @@
       </w:rPr>
     </w:lvl>
   </w:abstractNum>
-  <w:abstractNum w:abstractNumId="15" w15:restartNumberingAfterBreak="0">
+  <w:abstractNum w:abstractNumId="19" w15:restartNumberingAfterBreak="0">
+    <w:nsid w:val="405300F8"/>
+    <w:multiLevelType w:val="multilevel"/>
+    <w:tmpl w:val="C4687928"/>
+    <w:lvl w:ilvl="0">
+      <w:start w:val="1"/>
+      <w:numFmt w:val="bullet"/>
+      <w:lvlText w:val=""/>
+      <w:lvlJc w:val="left"/>
+      <w:pPr>
+        <w:tabs>
+          <w:tab w:val="num" w:pos="720"/>
+        </w:tabs>
+        <w:ind w:left="720" w:hanging="360"/>
+      </w:pPr>
+      <w:rPr>
+        <w:rFonts w:ascii="Symbol" w:hAnsi="Symbol" w:hint="default"/>
+        <w:sz w:val="20"/>
+      </w:rPr>
+    </w:lvl>
+    <w:lvl w:ilvl="1">
+      <w:start w:val="1"/>
+      <w:numFmt w:val="bullet"/>
+      <w:lvlText w:val="o"/>
+      <w:lvlJc w:val="left"/>
+      <w:pPr>
+        <w:tabs>
+          <w:tab w:val="num" w:pos="1440"/>
+        </w:tabs>
+        <w:ind w:left="1440" w:hanging="360"/>
+      </w:pPr>
+      <w:rPr>
+        <w:rFonts w:ascii="Courier New" w:hAnsi="Courier New" w:hint="default"/>
+        <w:sz w:val="20"/>
+      </w:rPr>
+    </w:lvl>
+    <w:lvl w:ilvl="2" w:tentative="1">
+      <w:start w:val="1"/>
+      <w:numFmt w:val="bullet"/>
+      <w:lvlText w:val=""/>
+      <w:lvlJc w:val="left"/>
+      <w:pPr>
+        <w:tabs>
+          <w:tab w:val="num" w:pos="2160"/>
+        </w:tabs>
+        <w:ind w:left="2160" w:hanging="360"/>
+      </w:pPr>
+      <w:rPr>
+        <w:rFonts w:ascii="Wingdings" w:hAnsi="Wingdings" w:hint="default"/>
+        <w:sz w:val="20"/>
+      </w:rPr>
+    </w:lvl>
+    <w:lvl w:ilvl="3" w:tentative="1">
+      <w:start w:val="1"/>
+      <w:numFmt w:val="bullet"/>
+      <w:lvlText w:val=""/>
+      <w:lvlJc w:val="left"/>
+      <w:pPr>
+        <w:tabs>
+          <w:tab w:val="num" w:pos="2880"/>
+        </w:tabs>
+        <w:ind w:left="2880" w:hanging="360"/>
+      </w:pPr>
+      <w:rPr>
+        <w:rFonts w:ascii="Wingdings" w:hAnsi="Wingdings" w:hint="default"/>
+        <w:sz w:val="20"/>
+      </w:rPr>
+    </w:lvl>
+    <w:lvl w:ilvl="4" w:tentative="1">
+      <w:start w:val="1"/>
+      <w:numFmt w:val="bullet"/>
+      <w:lvlText w:val=""/>
+      <w:lvlJc w:val="left"/>
+      <w:pPr>
+        <w:tabs>
+          <w:tab w:val="num" w:pos="3600"/>
+        </w:tabs>
+        <w:ind w:left="3600" w:hanging="360"/>
+      </w:pPr>
+      <w:rPr>
+        <w:rFonts w:ascii="Wingdings" w:hAnsi="Wingdings" w:hint="default"/>
+        <w:sz w:val="20"/>
+      </w:rPr>
+    </w:lvl>
+    <w:lvl w:ilvl="5" w:tentative="1">
+      <w:start w:val="1"/>
+      <w:numFmt w:val="bullet"/>
+      <w:lvlText w:val=""/>
+      <w:lvlJc w:val="left"/>
+      <w:pPr>
+        <w:tabs>
+          <w:tab w:val="num" w:pos="4320"/>
+        </w:tabs>
+        <w:ind w:left="4320" w:hanging="360"/>
+      </w:pPr>
+      <w:rPr>
+        <w:rFonts w:ascii="Wingdings" w:hAnsi="Wingdings" w:hint="default"/>
+        <w:sz w:val="20"/>
+      </w:rPr>
+    </w:lvl>
+    <w:lvl w:ilvl="6" w:tentative="1">
+      <w:start w:val="1"/>
+      <w:numFmt w:val="bullet"/>
+      <w:lvlText w:val=""/>
+      <w:lvlJc w:val="left"/>
+      <w:pPr>
+        <w:tabs>
+          <w:tab w:val="num" w:pos="5040"/>
+        </w:tabs>
+        <w:ind w:left="5040" w:hanging="360"/>
+      </w:pPr>
+      <w:rPr>
+        <w:rFonts w:ascii="Wingdings" w:hAnsi="Wingdings" w:hint="default"/>
+        <w:sz w:val="20"/>
+      </w:rPr>
+    </w:lvl>
+    <w:lvl w:ilvl="7" w:tentative="1">
+      <w:start w:val="1"/>
+      <w:numFmt w:val="bullet"/>
+      <w:lvlText w:val=""/>
+      <w:lvlJc w:val="left"/>
+      <w:pPr>
+        <w:tabs>
+          <w:tab w:val="num" w:pos="5760"/>
+        </w:tabs>
+        <w:ind w:left="5760" w:hanging="360"/>
+      </w:pPr>
+      <w:rPr>
+        <w:rFonts w:ascii="Wingdings" w:hAnsi="Wingdings" w:hint="default"/>
+        <w:sz w:val="20"/>
+      </w:rPr>
+    </w:lvl>
+    <w:lvl w:ilvl="8" w:tentative="1">
+      <w:start w:val="1"/>
+      <w:numFmt w:val="bullet"/>
+      <w:lvlText w:val=""/>
+      <w:lvlJc w:val="left"/>
+      <w:pPr>
+        <w:tabs>
+          <w:tab w:val="num" w:pos="6480"/>
+        </w:tabs>
+        <w:ind w:left="6480" w:hanging="360"/>
+      </w:pPr>
+      <w:rPr>
+        <w:rFonts w:ascii="Wingdings" w:hAnsi="Wingdings" w:hint="default"/>
+        <w:sz w:val="20"/>
+      </w:rPr>
+    </w:lvl>
+  </w:abstractNum>
+  <w:abstractNum w:abstractNumId="20" w15:restartNumberingAfterBreak="0">
     <w:nsid w:val="40DC6860"/>
     <w:multiLevelType w:val="multilevel"/>
     <w:tmpl w:val="0E3EAFA8"/>
@@ -24677,7 +26647,7 @@
       </w:rPr>
     </w:lvl>
   </w:abstractNum>
-  <w:abstractNum w:abstractNumId="16" w15:restartNumberingAfterBreak="0">
+  <w:abstractNum w:abstractNumId="21" w15:restartNumberingAfterBreak="0">
     <w:nsid w:val="41A50705"/>
     <w:multiLevelType w:val="hybridMultilevel"/>
     <w:tmpl w:val="FAC6026C"/>
@@ -24790,7 +26760,7 @@
       </w:rPr>
     </w:lvl>
   </w:abstractNum>
-  <w:abstractNum w:abstractNumId="17" w15:restartNumberingAfterBreak="0">
+  <w:abstractNum w:abstractNumId="22" w15:restartNumberingAfterBreak="0">
     <w:nsid w:val="48FB0B07"/>
     <w:multiLevelType w:val="multilevel"/>
     <w:tmpl w:val="5C0C94CE"/>
@@ -24903,7 +26873,7 @@
       </w:rPr>
     </w:lvl>
   </w:abstractNum>
-  <w:abstractNum w:abstractNumId="18" w15:restartNumberingAfterBreak="0">
+  <w:abstractNum w:abstractNumId="23" w15:restartNumberingAfterBreak="0">
     <w:nsid w:val="49381E1C"/>
     <w:multiLevelType w:val="multilevel"/>
     <w:tmpl w:val="9CE22C74"/>
@@ -25016,7 +26986,7 @@
       </w:rPr>
     </w:lvl>
   </w:abstractNum>
-  <w:abstractNum w:abstractNumId="19" w15:restartNumberingAfterBreak="0">
+  <w:abstractNum w:abstractNumId="24" w15:restartNumberingAfterBreak="0">
     <w:nsid w:val="4ABA7E68"/>
     <w:multiLevelType w:val="multilevel"/>
     <w:tmpl w:val="83F82EAC"/>
@@ -25129,7 +27099,7 @@
       </w:rPr>
     </w:lvl>
   </w:abstractNum>
-  <w:abstractNum w:abstractNumId="20" w15:restartNumberingAfterBreak="0">
+  <w:abstractNum w:abstractNumId="25" w15:restartNumberingAfterBreak="0">
     <w:nsid w:val="53300FC8"/>
     <w:multiLevelType w:val="hybridMultilevel"/>
     <w:tmpl w:val="6276B3F2"/>
@@ -25242,7 +27212,7 @@
       </w:rPr>
     </w:lvl>
   </w:abstractNum>
-  <w:abstractNum w:abstractNumId="21" w15:restartNumberingAfterBreak="0">
+  <w:abstractNum w:abstractNumId="26" w15:restartNumberingAfterBreak="0">
     <w:nsid w:val="58CA0D48"/>
     <w:multiLevelType w:val="multilevel"/>
     <w:tmpl w:val="16ECACC6"/>
@@ -25359,7 +27329,7 @@
       </w:pPr>
     </w:lvl>
   </w:abstractNum>
-  <w:abstractNum w:abstractNumId="22" w15:restartNumberingAfterBreak="0">
+  <w:abstractNum w:abstractNumId="27" w15:restartNumberingAfterBreak="0">
     <w:nsid w:val="5CD63BD6"/>
     <w:multiLevelType w:val="multilevel"/>
     <w:tmpl w:val="9A088A82"/>
@@ -25472,7 +27442,7 @@
       </w:rPr>
     </w:lvl>
   </w:abstractNum>
-  <w:abstractNum w:abstractNumId="23" w15:restartNumberingAfterBreak="0">
+  <w:abstractNum w:abstractNumId="28" w15:restartNumberingAfterBreak="0">
     <w:nsid w:val="607C3AF4"/>
     <w:multiLevelType w:val="multilevel"/>
     <w:tmpl w:val="E4A89EB2"/>
@@ -25585,7 +27555,7 @@
       </w:rPr>
     </w:lvl>
   </w:abstractNum>
-  <w:abstractNum w:abstractNumId="24" w15:restartNumberingAfterBreak="0">
+  <w:abstractNum w:abstractNumId="29" w15:restartNumberingAfterBreak="0">
     <w:nsid w:val="67172361"/>
     <w:multiLevelType w:val="hybridMultilevel"/>
     <w:tmpl w:val="E27AFE20"/>
@@ -25698,7 +27668,7 @@
       </w:rPr>
     </w:lvl>
   </w:abstractNum>
-  <w:abstractNum w:abstractNumId="25" w15:restartNumberingAfterBreak="0">
+  <w:abstractNum w:abstractNumId="30" w15:restartNumberingAfterBreak="0">
     <w:nsid w:val="6C13677A"/>
     <w:multiLevelType w:val="multilevel"/>
     <w:tmpl w:val="E8AA7332"/>
@@ -25847,7 +27817,7 @@
       </w:rPr>
     </w:lvl>
   </w:abstractNum>
-  <w:abstractNum w:abstractNumId="26" w15:restartNumberingAfterBreak="0">
+  <w:abstractNum w:abstractNumId="31" w15:restartNumberingAfterBreak="0">
     <w:nsid w:val="713E1DD3"/>
     <w:multiLevelType w:val="multilevel"/>
     <w:tmpl w:val="BBB6CEB0"/>
@@ -25996,7 +27966,7 @@
       </w:rPr>
     </w:lvl>
   </w:abstractNum>
-  <w:abstractNum w:abstractNumId="27" w15:restartNumberingAfterBreak="0">
+  <w:abstractNum w:abstractNumId="32" w15:restartNumberingAfterBreak="0">
     <w:nsid w:val="781C1A62"/>
     <w:multiLevelType w:val="multilevel"/>
     <w:tmpl w:val="8F8A3A66"/>
@@ -26141,7 +28111,7 @@
       </w:rPr>
     </w:lvl>
   </w:abstractNum>
-  <w:abstractNum w:abstractNumId="28" w15:restartNumberingAfterBreak="0">
+  <w:abstractNum w:abstractNumId="33" w15:restartNumberingAfterBreak="0">
     <w:nsid w:val="78546E3D"/>
     <w:multiLevelType w:val="multilevel"/>
     <w:tmpl w:val="DB3ADA5E"/>
@@ -26254,7 +28224,7 @@
       </w:rPr>
     </w:lvl>
   </w:abstractNum>
-  <w:abstractNum w:abstractNumId="29" w15:restartNumberingAfterBreak="0">
+  <w:abstractNum w:abstractNumId="34" w15:restartNumberingAfterBreak="0">
     <w:nsid w:val="79811693"/>
     <w:multiLevelType w:val="hybridMultilevel"/>
     <w:tmpl w:val="9258B6C6"/>
@@ -26367,7 +28337,7 @@
       </w:rPr>
     </w:lvl>
   </w:abstractNum>
-  <w:abstractNum w:abstractNumId="30" w15:restartNumberingAfterBreak="0">
+  <w:abstractNum w:abstractNumId="35" w15:restartNumberingAfterBreak="0">
     <w:nsid w:val="7A38773E"/>
     <w:multiLevelType w:val="multilevel"/>
     <w:tmpl w:val="C6D8F0CC"/>
@@ -26480,7 +28450,7 @@
       </w:rPr>
     </w:lvl>
   </w:abstractNum>
-  <w:abstractNum w:abstractNumId="31" w15:restartNumberingAfterBreak="0">
+  <w:abstractNum w:abstractNumId="36" w15:restartNumberingAfterBreak="0">
     <w:nsid w:val="7D11504C"/>
     <w:multiLevelType w:val="multilevel"/>
     <w:tmpl w:val="7DA6C60E"/>
@@ -26630,100 +28600,115 @@
     </w:lvl>
   </w:abstractNum>
   <w:num w:numId="1" w16cid:durableId="1756586649">
+    <w:abstractNumId w:val="26"/>
+  </w:num>
+  <w:num w:numId="2" w16cid:durableId="1584141354">
+    <w:abstractNumId w:val="11"/>
+  </w:num>
+  <w:num w:numId="3" w16cid:durableId="1990550774">
+    <w:abstractNumId w:val="15"/>
+  </w:num>
+  <w:num w:numId="4" w16cid:durableId="1828591831">
+    <w:abstractNumId w:val="32"/>
+  </w:num>
+  <w:num w:numId="5" w16cid:durableId="96759353">
     <w:abstractNumId w:val="21"/>
   </w:num>
-  <w:num w:numId="2" w16cid:durableId="1584141354">
-    <w:abstractNumId w:val="8"/>
-  </w:num>
-  <w:num w:numId="3" w16cid:durableId="1990550774">
-    <w:abstractNumId w:val="11"/>
-  </w:num>
-  <w:num w:numId="4" w16cid:durableId="1828591831">
-    <w:abstractNumId w:val="27"/>
-  </w:num>
-  <w:num w:numId="5" w16cid:durableId="96759353">
-    <w:abstractNumId w:val="16"/>
-  </w:num>
   <w:num w:numId="6" w16cid:durableId="1752045952">
-    <w:abstractNumId w:val="25"/>
+    <w:abstractNumId w:val="30"/>
   </w:num>
   <w:num w:numId="7" w16cid:durableId="396127198">
     <w:abstractNumId w:val="0"/>
   </w:num>
   <w:num w:numId="8" w16cid:durableId="305621898">
+    <w:abstractNumId w:val="18"/>
+  </w:num>
+  <w:num w:numId="9" w16cid:durableId="17509396">
+    <w:abstractNumId w:val="17"/>
+  </w:num>
+  <w:num w:numId="10" w16cid:durableId="1055294">
+    <w:abstractNumId w:val="34"/>
+  </w:num>
+  <w:num w:numId="11" w16cid:durableId="1318529778">
+    <w:abstractNumId w:val="36"/>
+  </w:num>
+  <w:num w:numId="12" w16cid:durableId="1103456127">
+    <w:abstractNumId w:val="25"/>
+  </w:num>
+  <w:num w:numId="13" w16cid:durableId="1789618107">
+    <w:abstractNumId w:val="13"/>
+  </w:num>
+  <w:num w:numId="14" w16cid:durableId="1826820329">
+    <w:abstractNumId w:val="29"/>
+  </w:num>
+  <w:num w:numId="15" w16cid:durableId="487861354">
+    <w:abstractNumId w:val="6"/>
+  </w:num>
+  <w:num w:numId="16" w16cid:durableId="1538081747">
+    <w:abstractNumId w:val="31"/>
+  </w:num>
+  <w:num w:numId="17" w16cid:durableId="1783064596">
+    <w:abstractNumId w:val="16"/>
+  </w:num>
+  <w:num w:numId="18" w16cid:durableId="606620440">
+    <w:abstractNumId w:val="2"/>
+  </w:num>
+  <w:num w:numId="19" w16cid:durableId="1248346825">
+    <w:abstractNumId w:val="20"/>
+  </w:num>
+  <w:num w:numId="20" w16cid:durableId="1385178760">
+    <w:abstractNumId w:val="24"/>
+  </w:num>
+  <w:num w:numId="21" w16cid:durableId="1347512882">
+    <w:abstractNumId w:val="35"/>
+  </w:num>
+  <w:num w:numId="22" w16cid:durableId="630477558">
+    <w:abstractNumId w:val="10"/>
+  </w:num>
+  <w:num w:numId="23" w16cid:durableId="1428500597">
+    <w:abstractNumId w:val="7"/>
+  </w:num>
+  <w:num w:numId="24" w16cid:durableId="102652342">
+    <w:abstractNumId w:val="12"/>
+  </w:num>
+  <w:num w:numId="25" w16cid:durableId="1810241718">
+    <w:abstractNumId w:val="23"/>
+  </w:num>
+  <w:num w:numId="26" w16cid:durableId="402606530">
+    <w:abstractNumId w:val="3"/>
+  </w:num>
+  <w:num w:numId="27" w16cid:durableId="252252041">
+    <w:abstractNumId w:val="27"/>
+  </w:num>
+  <w:num w:numId="28" w16cid:durableId="1350982458">
+    <w:abstractNumId w:val="8"/>
+  </w:num>
+  <w:num w:numId="29" w16cid:durableId="727337918">
+    <w:abstractNumId w:val="28"/>
+  </w:num>
+  <w:num w:numId="30" w16cid:durableId="1048913425">
+    <w:abstractNumId w:val="4"/>
+  </w:num>
+  <w:num w:numId="31" w16cid:durableId="936863817">
+    <w:abstractNumId w:val="33"/>
+  </w:num>
+  <w:num w:numId="32" w16cid:durableId="1901597590">
+    <w:abstractNumId w:val="22"/>
+  </w:num>
+  <w:num w:numId="33" w16cid:durableId="1125074848">
+    <w:abstractNumId w:val="19"/>
+  </w:num>
+  <w:num w:numId="34" w16cid:durableId="763264550">
+    <w:abstractNumId w:val="1"/>
+  </w:num>
+  <w:num w:numId="35" w16cid:durableId="1023290761">
     <w:abstractNumId w:val="14"/>
   </w:num>
-  <w:num w:numId="9" w16cid:durableId="17509396">
-    <w:abstractNumId w:val="13"/>
-  </w:num>
-  <w:num w:numId="10" w16cid:durableId="1055294">
-    <w:abstractNumId w:val="29"/>
-  </w:num>
-  <w:num w:numId="11" w16cid:durableId="1318529778">
-    <w:abstractNumId w:val="31"/>
-  </w:num>
-  <w:num w:numId="12" w16cid:durableId="1103456127">
-    <w:abstractNumId w:val="20"/>
-  </w:num>
-  <w:num w:numId="13" w16cid:durableId="1789618107">
-    <w:abstractNumId w:val="10"/>
-  </w:num>
-  <w:num w:numId="14" w16cid:durableId="1826820329">
-    <w:abstractNumId w:val="24"/>
-  </w:num>
-  <w:num w:numId="15" w16cid:durableId="487861354">
-    <w:abstractNumId w:val="4"/>
-  </w:num>
-  <w:num w:numId="16" w16cid:durableId="1538081747">
-    <w:abstractNumId w:val="26"/>
-  </w:num>
-  <w:num w:numId="17" w16cid:durableId="1783064596">
-    <w:abstractNumId w:val="12"/>
-  </w:num>
-  <w:num w:numId="18" w16cid:durableId="606620440">
-    <w:abstractNumId w:val="1"/>
-  </w:num>
-  <w:num w:numId="19" w16cid:durableId="1248346825">
-    <w:abstractNumId w:val="15"/>
-  </w:num>
-  <w:num w:numId="20" w16cid:durableId="1385178760">
-    <w:abstractNumId w:val="19"/>
-  </w:num>
-  <w:num w:numId="21" w16cid:durableId="1347512882">
-    <w:abstractNumId w:val="30"/>
-  </w:num>
-  <w:num w:numId="22" w16cid:durableId="630477558">
-    <w:abstractNumId w:val="7"/>
-  </w:num>
-  <w:num w:numId="23" w16cid:durableId="1428500597">
+  <w:num w:numId="36" w16cid:durableId="846292459">
     <w:abstractNumId w:val="5"/>
   </w:num>
-  <w:num w:numId="24" w16cid:durableId="102652342">
+  <w:num w:numId="37" w16cid:durableId="610667849">
     <w:abstractNumId w:val="9"/>
-  </w:num>
-  <w:num w:numId="25" w16cid:durableId="1810241718">
-    <w:abstractNumId w:val="18"/>
-  </w:num>
-  <w:num w:numId="26" w16cid:durableId="402606530">
-    <w:abstractNumId w:val="2"/>
-  </w:num>
-  <w:num w:numId="27" w16cid:durableId="252252041">
-    <w:abstractNumId w:val="22"/>
-  </w:num>
-  <w:num w:numId="28" w16cid:durableId="1350982458">
-    <w:abstractNumId w:val="6"/>
-  </w:num>
-  <w:num w:numId="29" w16cid:durableId="727337918">
-    <w:abstractNumId w:val="23"/>
-  </w:num>
-  <w:num w:numId="30" w16cid:durableId="1048913425">
-    <w:abstractNumId w:val="3"/>
-  </w:num>
-  <w:num w:numId="31" w16cid:durableId="936863817">
-    <w:abstractNumId w:val="28"/>
-  </w:num>
-  <w:num w:numId="32" w16cid:durableId="1901597590">
-    <w:abstractNumId w:val="17"/>
   </w:num>
 </w:numbering>
 </file>

--- a/int Prep/JavaScript - Interview prep.docx
+++ b/int Prep/JavaScript - Interview prep.docx
@@ -4765,31 +4765,7 @@
           <w:sz w:val="24"/>
           <w:szCs w:val="24"/>
         </w:rPr>
-        <w:t xml:space="preserve">What is a </w:t>
-      </w:r>
-      <w:proofErr w:type="gramStart"/>
-      <w:r>
-        <w:rPr>
-          <w:rFonts w:ascii="Times New Roman" w:hAnsi="Times New Roman" w:cs="Times New Roman"/>
-          <w:b/>
-          <w:bCs/>
-          <w:color w:val="833C0B" w:themeColor="accent2" w:themeShade="80"/>
-          <w:sz w:val="24"/>
-          <w:szCs w:val="24"/>
-        </w:rPr>
-        <w:t>first class</w:t>
-      </w:r>
-      <w:proofErr w:type="gramEnd"/>
-      <w:r>
-        <w:rPr>
-          <w:rFonts w:ascii="Times New Roman" w:hAnsi="Times New Roman" w:cs="Times New Roman"/>
-          <w:b/>
-          <w:bCs/>
-          <w:color w:val="833C0B" w:themeColor="accent2" w:themeShade="80"/>
-          <w:sz w:val="24"/>
-          <w:szCs w:val="24"/>
-        </w:rPr>
-        <w:t xml:space="preserve"> function? Or What is a first order function?</w:t>
+        <w:t>What is a first class function? Or What is a first order function?</w:t>
       </w:r>
     </w:p>
     <w:p>
@@ -7123,31 +7099,7 @@
           <w:sz w:val="24"/>
           <w:szCs w:val="24"/>
         </w:rPr>
-        <w:t xml:space="preserve"> </w:t>
-      </w:r>
-      <w:proofErr w:type="gramStart"/>
-      <w:r>
-        <w:rPr>
-          <w:rFonts w:ascii="Times New Roman" w:hAnsi="Times New Roman" w:cs="Times New Roman"/>
-          <w:b/>
-          <w:bCs/>
-          <w:color w:val="833C0B" w:themeColor="accent2" w:themeShade="80"/>
-          <w:sz w:val="24"/>
-          <w:szCs w:val="24"/>
-        </w:rPr>
-        <w:t>functions</w:t>
-      </w:r>
-      <w:proofErr w:type="gramEnd"/>
-      <w:r>
-        <w:rPr>
-          <w:rFonts w:ascii="Times New Roman" w:hAnsi="Times New Roman" w:cs="Times New Roman"/>
-          <w:b/>
-          <w:bCs/>
-          <w:color w:val="833C0B" w:themeColor="accent2" w:themeShade="80"/>
-          <w:sz w:val="24"/>
-          <w:szCs w:val="24"/>
-        </w:rPr>
-        <w:t>?</w:t>
+        <w:t xml:space="preserve"> functions?</w:t>
       </w:r>
     </w:p>
     <w:p>
@@ -7961,41 +7913,6 @@
           <w:szCs w:val="24"/>
         </w:rPr>
         <w:t xml:space="preserve">? </w:t>
-      </w:r>
-    </w:p>
-    <w:p>
-      <w:pPr>
-        <w:rPr>
-          <w:rFonts w:ascii="Times New Roman" w:hAnsi="Times New Roman" w:cs="Times New Roman"/>
-          <w:sz w:val="24"/>
-          <w:szCs w:val="24"/>
-        </w:rPr>
-      </w:pPr>
-      <w:r>
-        <w:rPr>
-          <w:rFonts w:ascii="Times New Roman" w:hAnsi="Times New Roman" w:cs="Times New Roman"/>
-          <w:sz w:val="24"/>
-          <w:szCs w:val="24"/>
-        </w:rPr>
-        <w:t>A closure is a function that remembers its lexical scope even when the function is executed outside that scope.</w:t>
-      </w:r>
-    </w:p>
-    <w:p>
-      <w:pPr>
-        <w:ind w:firstLine="720"/>
-        <w:rPr>
-          <w:rFonts w:ascii="Times New Roman" w:hAnsi="Times New Roman" w:cs="Times New Roman"/>
-          <w:sz w:val="24"/>
-          <w:szCs w:val="24"/>
-        </w:rPr>
-      </w:pPr>
-      <w:r>
-        <w:rPr>
-          <w:rFonts w:ascii="Times New Roman" w:hAnsi="Times New Roman" w:cs="Times New Roman"/>
-          <w:sz w:val="24"/>
-          <w:szCs w:val="24"/>
-        </w:rPr>
-        <w:t xml:space="preserve">                                    OR</w:t>
       </w:r>
       <w:r>
         <w:rPr>
@@ -11271,25 +11188,7 @@
           <w:szCs w:val="24"/>
         </w:rPr>
         <w:br/>
-        <w:t xml:space="preserve">The same function can have different </w:t>
-      </w:r>
-      <w:proofErr w:type="gramStart"/>
-      <w:r>
-        <w:rPr>
-          <w:rFonts w:ascii="Times New Roman" w:hAnsi="Times New Roman" w:cs="Times New Roman"/>
-          <w:sz w:val="24"/>
-          <w:szCs w:val="24"/>
-        </w:rPr>
-        <w:t>this values</w:t>
-      </w:r>
-      <w:proofErr w:type="gramEnd"/>
-      <w:r>
-        <w:rPr>
-          <w:rFonts w:ascii="Times New Roman" w:hAnsi="Times New Roman" w:cs="Times New Roman"/>
-          <w:sz w:val="24"/>
-          <w:szCs w:val="24"/>
-        </w:rPr>
-        <w:t xml:space="preserve"> depending on:</w:t>
+        <w:t>The same function can have different this values depending on:</w:t>
       </w:r>
     </w:p>
     <w:p>
@@ -12518,23 +12417,13 @@
           <w:szCs w:val="24"/>
         </w:rPr>
       </w:pPr>
-      <w:proofErr w:type="gramStart"/>
-      <w:r>
-        <w:rPr>
-          <w:rFonts w:ascii="Times New Roman" w:hAnsi="Times New Roman" w:cs="Times New Roman"/>
-          <w:sz w:val="24"/>
-          <w:szCs w:val="24"/>
-        </w:rPr>
-        <w:t>The this</w:t>
-      </w:r>
-      <w:proofErr w:type="gramEnd"/>
-      <w:r>
-        <w:rPr>
-          <w:rFonts w:ascii="Times New Roman" w:hAnsi="Times New Roman" w:cs="Times New Roman"/>
-          <w:sz w:val="24"/>
-          <w:szCs w:val="24"/>
-        </w:rPr>
-        <w:t xml:space="preserve"> binding is determined:</w:t>
+      <w:r>
+        <w:rPr>
+          <w:rFonts w:ascii="Times New Roman" w:hAnsi="Times New Roman" w:cs="Times New Roman"/>
+          <w:sz w:val="24"/>
+          <w:szCs w:val="24"/>
+        </w:rPr>
+        <w:t>The this binding is determined:</w:t>
       </w:r>
     </w:p>
     <w:p>
@@ -15041,25 +14930,7 @@
           <w:szCs w:val="24"/>
         </w:rPr>
         <w:br/>
-        <w:t>I use Promises and async/</w:t>
-      </w:r>
-      <w:proofErr w:type="gramStart"/>
-      <w:r>
-        <w:rPr>
-          <w:rFonts w:ascii="Times New Roman" w:hAnsi="Times New Roman" w:cs="Times New Roman"/>
-          <w:sz w:val="24"/>
-          <w:szCs w:val="24"/>
-        </w:rPr>
-        <w:t>await</w:t>
-      </w:r>
-      <w:proofErr w:type="gramEnd"/>
-      <w:r>
-        <w:rPr>
-          <w:rFonts w:ascii="Times New Roman" w:hAnsi="Times New Roman" w:cs="Times New Roman"/>
-          <w:sz w:val="24"/>
-          <w:szCs w:val="24"/>
-        </w:rPr>
-        <w:t xml:space="preserve"> for readable async logic. For large-scale apps:</w:t>
+        <w:t>I use Promises and async/await for readable async logic. For large-scale apps:</w:t>
       </w:r>
       <w:r>
         <w:rPr>
@@ -20342,25 +20213,7 @@
                 <w:sz w:val="24"/>
                 <w:szCs w:val="24"/>
               </w:rPr>
-              <w:t xml:space="preserve">and operand so it </w:t>
-            </w:r>
-            <w:proofErr w:type="gramStart"/>
-            <w:r>
-              <w:rPr>
-                <w:rFonts w:ascii="Times New Roman" w:hAnsi="Times New Roman" w:cs="Times New Roman"/>
-                <w:sz w:val="24"/>
-                <w:szCs w:val="24"/>
-              </w:rPr>
-              <w:t>return</w:t>
-            </w:r>
-            <w:proofErr w:type="gramEnd"/>
-            <w:r>
-              <w:rPr>
-                <w:rFonts w:ascii="Times New Roman" w:hAnsi="Times New Roman" w:cs="Times New Roman"/>
-                <w:sz w:val="24"/>
-                <w:szCs w:val="24"/>
-              </w:rPr>
-              <w:t xml:space="preserve"> second value </w:t>
+              <w:t xml:space="preserve">and operand so it return second value </w:t>
             </w:r>
             <w:proofErr w:type="spellStart"/>
             <w:r>
@@ -22431,11 +22284,7 @@
         <w:spacing w:after="0" w:line="276" w:lineRule="auto"/>
       </w:pPr>
       <w:r>
-        <w:t xml:space="preserve">How does </w:t>
-      </w:r>
-      <w:proofErr w:type="gramStart"/>
-      <w:r>
-        <w:t xml:space="preserve">the </w:t>
+        <w:t xml:space="preserve">How does the </w:t>
       </w:r>
       <w:r>
         <w:rPr>
@@ -22444,7 +22293,6 @@
         </w:rPr>
         <w:t>this</w:t>
       </w:r>
-      <w:proofErr w:type="gramEnd"/>
       <w:r>
         <w:t xml:space="preserve"> keyword work in different contexts (global, object, function)?</w:t>
       </w:r>
@@ -22547,15 +22395,7 @@
         <w:spacing w:after="0" w:line="276" w:lineRule="auto"/>
       </w:pPr>
       <w:r>
-        <w:t xml:space="preserve">How do event </w:t>
-      </w:r>
-      <w:proofErr w:type="gramStart"/>
-      <w:r>
-        <w:t>capturing</w:t>
-      </w:r>
-      <w:proofErr w:type="gramEnd"/>
-      <w:r>
-        <w:t xml:space="preserve"> and bubbling work in the DOM?</w:t>
+        <w:t>How do event capturing and bubbling work in the DOM?</w:t>
       </w:r>
     </w:p>
     <w:p>
@@ -23609,15 +23449,7 @@
         <w:spacing w:before="240" w:after="0" w:line="276" w:lineRule="auto"/>
       </w:pPr>
       <w:r>
-        <w:t xml:space="preserve">What </w:t>
-      </w:r>
-      <w:proofErr w:type="gramStart"/>
-      <w:r>
-        <w:t>are</w:t>
-      </w:r>
-      <w:proofErr w:type="gramEnd"/>
-      <w:r>
-        <w:t xml:space="preserve"> CSS-in-JS libraries, and how do they integrate with JavaScript?</w:t>
+        <w:t>What are CSS-in-JS libraries, and how do they integrate with JavaScript?</w:t>
       </w:r>
     </w:p>
     <w:p>
@@ -29206,6 +29038,7 @@
   <w:style w:type="character" w:default="1" w:styleId="DefaultParagraphFont">
     <w:name w:val="Default Paragraph Font"/>
     <w:uiPriority w:val="1"/>
+    <w:semiHidden/>
     <w:unhideWhenUsed/>
   </w:style>
   <w:style w:type="table" w:default="1" w:styleId="TableNormal">

--- a/int Prep/JavaScript - Interview prep.docx
+++ b/int Prep/JavaScript - Interview prep.docx
@@ -4765,7 +4765,31 @@
           <w:sz w:val="24"/>
           <w:szCs w:val="24"/>
         </w:rPr>
-        <w:t>What is a first class function? Or What is a first order function?</w:t>
+        <w:t xml:space="preserve">What is a </w:t>
+      </w:r>
+      <w:proofErr w:type="gramStart"/>
+      <w:r>
+        <w:rPr>
+          <w:rFonts w:ascii="Times New Roman" w:hAnsi="Times New Roman" w:cs="Times New Roman"/>
+          <w:b/>
+          <w:bCs/>
+          <w:color w:val="833C0B" w:themeColor="accent2" w:themeShade="80"/>
+          <w:sz w:val="24"/>
+          <w:szCs w:val="24"/>
+        </w:rPr>
+        <w:t>first class</w:t>
+      </w:r>
+      <w:proofErr w:type="gramEnd"/>
+      <w:r>
+        <w:rPr>
+          <w:rFonts w:ascii="Times New Roman" w:hAnsi="Times New Roman" w:cs="Times New Roman"/>
+          <w:b/>
+          <w:bCs/>
+          <w:color w:val="833C0B" w:themeColor="accent2" w:themeShade="80"/>
+          <w:sz w:val="24"/>
+          <w:szCs w:val="24"/>
+        </w:rPr>
+        <w:t xml:space="preserve"> function? Or What is a first order function?</w:t>
       </w:r>
     </w:p>
     <w:p>
@@ -7099,7 +7123,31 @@
           <w:sz w:val="24"/>
           <w:szCs w:val="24"/>
         </w:rPr>
-        <w:t xml:space="preserve"> functions?</w:t>
+        <w:t xml:space="preserve"> </w:t>
+      </w:r>
+      <w:proofErr w:type="gramStart"/>
+      <w:r>
+        <w:rPr>
+          <w:rFonts w:ascii="Times New Roman" w:hAnsi="Times New Roman" w:cs="Times New Roman"/>
+          <w:b/>
+          <w:bCs/>
+          <w:color w:val="833C0B" w:themeColor="accent2" w:themeShade="80"/>
+          <w:sz w:val="24"/>
+          <w:szCs w:val="24"/>
+        </w:rPr>
+        <w:t>functions</w:t>
+      </w:r>
+      <w:proofErr w:type="gramEnd"/>
+      <w:r>
+        <w:rPr>
+          <w:rFonts w:ascii="Times New Roman" w:hAnsi="Times New Roman" w:cs="Times New Roman"/>
+          <w:b/>
+          <w:bCs/>
+          <w:color w:val="833C0B" w:themeColor="accent2" w:themeShade="80"/>
+          <w:sz w:val="24"/>
+          <w:szCs w:val="24"/>
+        </w:rPr>
+        <w:t>?</w:t>
       </w:r>
     </w:p>
     <w:p>
@@ -11188,7 +11236,25 @@
           <w:szCs w:val="24"/>
         </w:rPr>
         <w:br/>
-        <w:t>The same function can have different this values depending on:</w:t>
+        <w:t xml:space="preserve">The same function can have different </w:t>
+      </w:r>
+      <w:proofErr w:type="gramStart"/>
+      <w:r>
+        <w:rPr>
+          <w:rFonts w:ascii="Times New Roman" w:hAnsi="Times New Roman" w:cs="Times New Roman"/>
+          <w:sz w:val="24"/>
+          <w:szCs w:val="24"/>
+        </w:rPr>
+        <w:t>this values</w:t>
+      </w:r>
+      <w:proofErr w:type="gramEnd"/>
+      <w:r>
+        <w:rPr>
+          <w:rFonts w:ascii="Times New Roman" w:hAnsi="Times New Roman" w:cs="Times New Roman"/>
+          <w:sz w:val="24"/>
+          <w:szCs w:val="24"/>
+        </w:rPr>
+        <w:t xml:space="preserve"> depending on:</w:t>
       </w:r>
     </w:p>
     <w:p>
@@ -12423,7 +12489,15 @@
           <w:sz w:val="24"/>
           <w:szCs w:val="24"/>
         </w:rPr>
-        <w:t>The this binding is determined:</w:t>
+        <w:t>This</w:t>
+      </w:r>
+      <w:r>
+        <w:rPr>
+          <w:rFonts w:ascii="Times New Roman" w:hAnsi="Times New Roman" w:cs="Times New Roman"/>
+          <w:sz w:val="24"/>
+          <w:szCs w:val="24"/>
+        </w:rPr>
+        <w:t xml:space="preserve"> binding is determined:</w:t>
       </w:r>
     </w:p>
     <w:p>
@@ -14930,7 +15004,25 @@
           <w:szCs w:val="24"/>
         </w:rPr>
         <w:br/>
-        <w:t>I use Promises and async/await for readable async logic. For large-scale apps:</w:t>
+        <w:t>I use Promises and async/</w:t>
+      </w:r>
+      <w:proofErr w:type="gramStart"/>
+      <w:r>
+        <w:rPr>
+          <w:rFonts w:ascii="Times New Roman" w:hAnsi="Times New Roman" w:cs="Times New Roman"/>
+          <w:sz w:val="24"/>
+          <w:szCs w:val="24"/>
+        </w:rPr>
+        <w:t>await</w:t>
+      </w:r>
+      <w:proofErr w:type="gramEnd"/>
+      <w:r>
+        <w:rPr>
+          <w:rFonts w:ascii="Times New Roman" w:hAnsi="Times New Roman" w:cs="Times New Roman"/>
+          <w:sz w:val="24"/>
+          <w:szCs w:val="24"/>
+        </w:rPr>
+        <w:t xml:space="preserve"> for readable async logic. For large-scale apps:</w:t>
       </w:r>
       <w:r>
         <w:rPr>
@@ -20213,7 +20305,25 @@
                 <w:sz w:val="24"/>
                 <w:szCs w:val="24"/>
               </w:rPr>
-              <w:t xml:space="preserve">and operand so it return second value </w:t>
+              <w:t xml:space="preserve">and operand so it </w:t>
+            </w:r>
+            <w:proofErr w:type="gramStart"/>
+            <w:r>
+              <w:rPr>
+                <w:rFonts w:ascii="Times New Roman" w:hAnsi="Times New Roman" w:cs="Times New Roman"/>
+                <w:sz w:val="24"/>
+                <w:szCs w:val="24"/>
+              </w:rPr>
+              <w:t>return</w:t>
+            </w:r>
+            <w:proofErr w:type="gramEnd"/>
+            <w:r>
+              <w:rPr>
+                <w:rFonts w:ascii="Times New Roman" w:hAnsi="Times New Roman" w:cs="Times New Roman"/>
+                <w:sz w:val="24"/>
+                <w:szCs w:val="24"/>
+              </w:rPr>
+              <w:t xml:space="preserve"> second value </w:t>
             </w:r>
             <w:proofErr w:type="spellStart"/>
             <w:r>
@@ -22284,7 +22394,11 @@
         <w:spacing w:after="0" w:line="276" w:lineRule="auto"/>
       </w:pPr>
       <w:r>
-        <w:t xml:space="preserve">How does the </w:t>
+        <w:t xml:space="preserve">How does </w:t>
+      </w:r>
+      <w:proofErr w:type="gramStart"/>
+      <w:r>
+        <w:t xml:space="preserve">the </w:t>
       </w:r>
       <w:r>
         <w:rPr>
@@ -22293,6 +22407,7 @@
         </w:rPr>
         <w:t>this</w:t>
       </w:r>
+      <w:proofErr w:type="gramEnd"/>
       <w:r>
         <w:t xml:space="preserve"> keyword work in different contexts (global, object, function)?</w:t>
       </w:r>
@@ -22395,7 +22510,15 @@
         <w:spacing w:after="0" w:line="276" w:lineRule="auto"/>
       </w:pPr>
       <w:r>
-        <w:t>How do event capturing and bubbling work in the DOM?</w:t>
+        <w:t xml:space="preserve">How do event </w:t>
+      </w:r>
+      <w:proofErr w:type="gramStart"/>
+      <w:r>
+        <w:t>capturing</w:t>
+      </w:r>
+      <w:proofErr w:type="gramEnd"/>
+      <w:r>
+        <w:t xml:space="preserve"> and bubbling work in the DOM?</w:t>
       </w:r>
     </w:p>
     <w:p>
@@ -23449,7 +23572,15 @@
         <w:spacing w:before="240" w:after="0" w:line="276" w:lineRule="auto"/>
       </w:pPr>
       <w:r>
-        <w:t>What are CSS-in-JS libraries, and how do they integrate with JavaScript?</w:t>
+        <w:t xml:space="preserve">What </w:t>
+      </w:r>
+      <w:proofErr w:type="gramStart"/>
+      <w:r>
+        <w:t>are</w:t>
+      </w:r>
+      <w:proofErr w:type="gramEnd"/>
+      <w:r>
+        <w:t xml:space="preserve"> CSS-in-JS libraries, and how do they integrate with JavaScript?</w:t>
       </w:r>
     </w:p>
     <w:p>
